--- a/template1.docx
+++ b/template1.docx
@@ -46,7 +46,7 @@
                 <w:lang w:val="en-US"/>
               </w:rPr>
               <w:drawing>
-                <wp:inline distT="0" distB="0" distL="0" distR="0" wp14:anchorId="216DDF26" wp14:editId="0F168701">
+                <wp:inline distT="0" distB="0" distL="0" distR="0" wp14:anchorId="30D11E14" wp14:editId="617BB36A">
                   <wp:extent cx="802409" cy="845614"/>
                   <wp:effectExtent l="0" t="0" r="0" b="0"/>
                   <wp:docPr id="1" name="image1.png"/>
@@ -241,6 +241,7 @@
               <w:left w:w="107" w:type="dxa"/>
               <w:right w:w="107" w:type="dxa"/>
             </w:tcMar>
+            <w:vAlign w:val="center"/>
           </w:tcPr>
           <w:p>
             <w:pPr>
@@ -251,8 +252,7 @@
                 <w:right w:val="nil"/>
                 <w:between w:val="nil"/>
               </w:pBdr>
-              <w:spacing w:before="260"/>
-              <w:jc w:val="both"/>
+              <w:spacing w:before="120"/>
               <w:rPr>
                 <w:rFonts w:ascii="TH SarabunPSK" w:eastAsia="TH Sarabun PSK" w:hAnsi="TH SarabunPSK" w:cs="TH SarabunPSK"/>
                 <w:color w:val="000000"/>
@@ -285,6 +285,7 @@
               <w:left w:w="107" w:type="dxa"/>
               <w:right w:w="107" w:type="dxa"/>
             </w:tcMar>
+            <w:vAlign w:val="center"/>
           </w:tcPr>
           <w:p>
             <w:pPr>
@@ -295,7 +296,7 @@
                 <w:right w:val="nil"/>
                 <w:between w:val="nil"/>
               </w:pBdr>
-              <w:spacing w:before="260"/>
+              <w:spacing w:before="120"/>
               <w:rPr>
                 <w:rFonts w:ascii="TH SarabunPSK" w:eastAsia="TH Sarabun PSK" w:hAnsi="TH SarabunPSK" w:cs="TH SarabunPSK"/>
                 <w:color w:val="000000"/>
@@ -362,6 +363,7 @@
               <w:left w:w="107" w:type="dxa"/>
               <w:right w:w="107" w:type="dxa"/>
             </w:tcMar>
+            <w:vAlign w:val="center"/>
           </w:tcPr>
           <w:p>
             <w:pPr>
@@ -372,7 +374,7 @@
                 <w:right w:val="nil"/>
                 <w:between w:val="nil"/>
               </w:pBdr>
-              <w:spacing w:before="260"/>
+              <w:spacing w:before="120"/>
               <w:rPr>
                 <w:rFonts w:ascii="TH SarabunPSK" w:eastAsia="TH Sarabun PSK" w:hAnsi="TH SarabunPSK" w:cs="TH SarabunPSK"/>
                 <w:b/>
@@ -406,6 +408,7 @@
               <w:left w:w="107" w:type="dxa"/>
               <w:right w:w="107" w:type="dxa"/>
             </w:tcMar>
+            <w:vAlign w:val="center"/>
           </w:tcPr>
           <w:p>
             <w:pPr>
@@ -416,7 +419,7 @@
                 <w:right w:val="nil"/>
                 <w:between w:val="nil"/>
               </w:pBdr>
-              <w:spacing w:before="260"/>
+              <w:spacing w:before="120"/>
               <w:rPr>
                 <w:rFonts w:ascii="TH SarabunPSK" w:eastAsia="TH Sarabun PSK" w:hAnsi="TH SarabunPSK" w:cs="TH SarabunPSK"/>
                 <w:b/>
@@ -442,13 +445,17 @@
       </w:tr>
       <w:tr>
         <w:trPr>
-          <w:trHeight w:val="537"/>
+          <w:trHeight w:val="57"/>
           <w:jc w:val="center"/>
         </w:trPr>
         <w:tc>
           <w:tcPr>
             <w:tcW w:w="708" w:type="dxa"/>
             <w:gridSpan w:val="2"/>
+            <w:tcBorders>
+              <w:bottom w:val="single" w:sz="12" w:space="0" w:color="auto"/>
+            </w:tcBorders>
+            <w:vAlign w:val="center"/>
           </w:tcPr>
           <w:p>
             <w:pPr>
@@ -459,8 +466,6 @@
                 <w:right w:val="nil"/>
                 <w:between w:val="nil"/>
               </w:pBdr>
-              <w:spacing w:before="240"/>
-              <w:jc w:val="both"/>
               <w:rPr>
                 <w:rFonts w:ascii="TH SarabunPSK" w:eastAsia="TH Sarabun PSK" w:hAnsi="TH SarabunPSK" w:cs="TH SarabunPSK"/>
                 <w:b/>
@@ -489,8 +494,9 @@
             <w:tcW w:w="9372" w:type="dxa"/>
             <w:gridSpan w:val="4"/>
             <w:tcBorders>
-              <w:bottom w:val="dotted" w:sz="4" w:space="0" w:color="000000"/>
+              <w:bottom w:val="single" w:sz="12" w:space="0" w:color="auto"/>
             </w:tcBorders>
+            <w:vAlign w:val="center"/>
           </w:tcPr>
           <w:p>
             <w:pPr>
@@ -501,8 +507,6 @@
                 <w:right w:val="nil"/>
                 <w:between w:val="nil"/>
               </w:pBdr>
-              <w:spacing w:before="240"/>
-              <w:jc w:val="both"/>
               <w:rPr>
                 <w:rFonts w:ascii="TH SarabunPSK" w:eastAsia="TH Sarabun PSK" w:hAnsi="TH SarabunPSK" w:cs="TH SarabunPSK"/>
                 <w:b/>
@@ -524,46 +528,6 @@
               </w:rPr>
               <w:t>รายงานผลการปฏิบัติงาน</w:t>
             </w:r>
-          </w:p>
-        </w:tc>
-      </w:tr>
-      <w:tr>
-        <w:trPr>
-          <w:trHeight w:val="60"/>
-          <w:jc w:val="center"/>
-        </w:trPr>
-        <w:tc>
-          <w:tcPr>
-            <w:tcW w:w="10080" w:type="dxa"/>
-            <w:gridSpan w:val="6"/>
-            <w:tcBorders>
-              <w:bottom w:val="single" w:sz="12" w:space="0" w:color="000000"/>
-            </w:tcBorders>
-            <w:tcMar>
-              <w:left w:w="107" w:type="dxa"/>
-              <w:right w:w="107" w:type="dxa"/>
-            </w:tcMar>
-          </w:tcPr>
-          <w:p>
-            <w:pPr>
-              <w:pBdr>
-                <w:top w:val="nil"/>
-                <w:left w:val="nil"/>
-                <w:bottom w:val="nil"/>
-                <w:right w:val="nil"/>
-                <w:between w:val="nil"/>
-              </w:pBdr>
-              <w:spacing w:line="80" w:lineRule="auto"/>
-              <w:jc w:val="both"/>
-              <w:rPr>
-                <w:rFonts w:ascii="TH SarabunPSK" w:eastAsia="TH Sarabun PSK" w:hAnsi="TH SarabunPSK" w:cs="TH SarabunPSK"/>
-                <w:b/>
-                <w:bCs/>
-                <w:color w:val="000000"/>
-                <w:sz w:val="28"/>
-                <w:szCs w:val="28"/>
-              </w:rPr>
-            </w:pPr>
           </w:p>
         </w:tc>
       </w:tr>
@@ -580,7 +544,6 @@
         <w:tabs>
           <w:tab w:val="left" w:pos="426"/>
         </w:tabs>
-        <w:jc w:val="both"/>
         <w:rPr>
           <w:rFonts w:ascii="TH SarabunPSK" w:eastAsia="TH Sarabun PSK" w:hAnsi="TH SarabunPSK" w:cs="TH SarabunPSK"/>
           <w:b/>
@@ -639,6 +602,127 @@
         <w:gridCol w:w="8071"/>
       </w:tblGrid>
       <w:tr>
+        <w:trPr>
+          <w:trHeight w:val="227"/>
+        </w:trPr>
+        <w:tc>
+          <w:tcPr>
+            <w:tcW w:w="1252" w:type="dxa"/>
+            <w:gridSpan w:val="2"/>
+          </w:tcPr>
+          <w:p>
+            <w:pPr>
+              <w:pBdr>
+                <w:top w:val="nil"/>
+                <w:left w:val="nil"/>
+                <w:bottom w:val="nil"/>
+                <w:right w:val="nil"/>
+                <w:between w:val="nil"/>
+              </w:pBdr>
+              <w:tabs>
+                <w:tab w:val="left" w:pos="709"/>
+              </w:tabs>
+              <w:rPr>
+                <w:rFonts w:ascii="TH SarabunPSK" w:eastAsia="TH Sarabun PSK" w:hAnsi="TH SarabunPSK" w:cs="TH SarabunPSK"/>
+                <w:b/>
+                <w:bCs/>
+                <w:color w:val="000000"/>
+                <w:sz w:val="28"/>
+                <w:szCs w:val="28"/>
+              </w:rPr>
+            </w:pPr>
+            <w:r>
+              <w:rPr>
+                <w:rFonts w:ascii="TH SarabunPSK" w:eastAsia="TH Sarabun PSK" w:hAnsi="TH SarabunPSK" w:cs="TH SarabunPSK"/>
+                <w:b/>
+                <w:bCs/>
+                <w:color w:val="000000"/>
+                <w:sz w:val="28"/>
+                <w:szCs w:val="28"/>
+                <w:cs/>
+              </w:rPr>
+              <w:t>รายงานครั้งที่</w:t>
+            </w:r>
+          </w:p>
+        </w:tc>
+        <w:tc>
+          <w:tcPr>
+            <w:tcW w:w="8668" w:type="dxa"/>
+            <w:gridSpan w:val="4"/>
+          </w:tcPr>
+          <w:p>
+            <w:pPr>
+              <w:pBdr>
+                <w:top w:val="nil"/>
+                <w:left w:val="nil"/>
+                <w:bottom w:val="nil"/>
+                <w:right w:val="nil"/>
+                <w:between w:val="nil"/>
+              </w:pBdr>
+              <w:rPr>
+                <w:rFonts w:ascii="TH SarabunPSK" w:eastAsia="TH Sarabun PSK" w:hAnsi="TH SarabunPSK" w:cs="TH SarabunPSK"/>
+                <w:b/>
+                <w:bCs/>
+                <w:color w:val="000000"/>
+                <w:sz w:val="28"/>
+                <w:szCs w:val="28"/>
+              </w:rPr>
+            </w:pPr>
+            <w:r>
+              <w:rPr>
+                <w:rFonts w:ascii="TH SarabunPSK" w:eastAsia="TH Sarabun PSK" w:hAnsi="TH SarabunPSK" w:cs="TH SarabunPSK"/>
+                <w:color w:val="000000"/>
+                <w:sz w:val="28"/>
+                <w:szCs w:val="28"/>
+              </w:rPr>
+              <w:t xml:space="preserve">{{WEEK}}  </w:t>
+            </w:r>
+            <w:r>
+              <w:rPr>
+                <w:rFonts w:ascii="TH SarabunPSK" w:eastAsia="TH Sarabun PSK" w:hAnsi="TH SarabunPSK" w:cs="TH SarabunPSK"/>
+                <w:b/>
+                <w:bCs/>
+                <w:color w:val="000000"/>
+                <w:sz w:val="28"/>
+                <w:szCs w:val="28"/>
+                <w:cs/>
+              </w:rPr>
+              <w:t>ระหว่างวันที่</w:t>
+            </w:r>
+            <w:r>
+              <w:rPr>
+                <w:rFonts w:ascii="TH SarabunPSK" w:eastAsia="TH Sarabun PSK" w:hAnsi="TH SarabunPSK" w:cs="TH SarabunPSK"/>
+                <w:color w:val="000000"/>
+                <w:sz w:val="28"/>
+                <w:szCs w:val="28"/>
+              </w:rPr>
+              <w:t xml:space="preserve">  {{START}}  </w:t>
+            </w:r>
+            <w:r>
+              <w:rPr>
+                <w:rFonts w:ascii="TH SarabunPSK" w:eastAsia="TH Sarabun PSK" w:hAnsi="TH SarabunPSK" w:cs="TH SarabunPSK"/>
+                <w:b/>
+                <w:bCs/>
+                <w:color w:val="000000"/>
+                <w:sz w:val="28"/>
+                <w:szCs w:val="28"/>
+                <w:cs/>
+              </w:rPr>
+              <w:t>ถึงวันที่</w:t>
+            </w:r>
+            <w:r>
+              <w:rPr>
+                <w:rFonts w:ascii="TH SarabunPSK" w:eastAsia="TH Sarabun PSK" w:hAnsi="TH SarabunPSK" w:cs="TH SarabunPSK"/>
+                <w:color w:val="000000"/>
+                <w:sz w:val="28"/>
+                <w:szCs w:val="28"/>
+              </w:rPr>
+              <w:t xml:space="preserve">  {{END}}</w:t>
+            </w:r>
+          </w:p>
+        </w:tc>
+      </w:tr>
+      <w:tr>
         <w:tc>
           <w:tcPr>
             <w:tcW w:w="1252" w:type="dxa"/>
@@ -676,7 +760,7 @@
                 <w:szCs w:val="28"/>
                 <w:cs/>
               </w:rPr>
-              <w:t>รายงานครั้งที่</w:t>
+              <w:t>งานก่อสร้าง</w:t>
             </w:r>
           </w:p>
         </w:tc>
@@ -684,85 +768,6 @@
           <w:tcPr>
             <w:tcW w:w="8668" w:type="dxa"/>
             <w:gridSpan w:val="4"/>
-          </w:tcPr>
-          <w:p>
-            <w:pPr>
-              <w:pBdr>
-                <w:top w:val="nil"/>
-                <w:left w:val="nil"/>
-                <w:bottom w:val="nil"/>
-                <w:right w:val="nil"/>
-                <w:between w:val="nil"/>
-              </w:pBdr>
-              <w:jc w:val="both"/>
-              <w:rPr>
-                <w:rFonts w:ascii="TH SarabunPSK" w:eastAsia="TH Sarabun PSK" w:hAnsi="TH SarabunPSK" w:cs="TH SarabunPSK"/>
-                <w:b/>
-                <w:bCs/>
-                <w:color w:val="000000"/>
-                <w:sz w:val="28"/>
-                <w:szCs w:val="28"/>
-              </w:rPr>
-            </w:pPr>
-            <w:r>
-              <w:rPr>
-                <w:rFonts w:ascii="TH SarabunPSK" w:eastAsia="TH Sarabun PSK" w:hAnsi="TH SarabunPSK" w:cs="TH SarabunPSK"/>
-                <w:color w:val="000000"/>
-                <w:sz w:val="28"/>
-                <w:szCs w:val="28"/>
-              </w:rPr>
-              <w:t xml:space="preserve">{{WEEK}}  </w:t>
-            </w:r>
-            <w:r>
-              <w:rPr>
-                <w:rFonts w:ascii="TH SarabunPSK" w:eastAsia="TH Sarabun PSK" w:hAnsi="TH SarabunPSK" w:cs="TH SarabunPSK"/>
-                <w:b/>
-                <w:bCs/>
-                <w:color w:val="000000"/>
-                <w:sz w:val="28"/>
-                <w:szCs w:val="28"/>
-                <w:cs/>
-              </w:rPr>
-              <w:t>ระหว่างวันที่</w:t>
-            </w:r>
-            <w:r>
-              <w:rPr>
-                <w:rFonts w:ascii="TH SarabunPSK" w:eastAsia="TH Sarabun PSK" w:hAnsi="TH SarabunPSK" w:cs="TH SarabunPSK"/>
-                <w:color w:val="000000"/>
-                <w:sz w:val="28"/>
-                <w:szCs w:val="28"/>
-              </w:rPr>
-              <w:t xml:space="preserve">  {{START}}  </w:t>
-            </w:r>
-            <w:r>
-              <w:rPr>
-                <w:rFonts w:ascii="TH SarabunPSK" w:eastAsia="TH Sarabun PSK" w:hAnsi="TH SarabunPSK" w:cs="TH SarabunPSK"/>
-                <w:b/>
-                <w:bCs/>
-                <w:color w:val="000000"/>
-                <w:sz w:val="28"/>
-                <w:szCs w:val="28"/>
-                <w:cs/>
-              </w:rPr>
-              <w:t>ถึงวันที่</w:t>
-            </w:r>
-            <w:r>
-              <w:rPr>
-                <w:rFonts w:ascii="TH SarabunPSK" w:eastAsia="TH Sarabun PSK" w:hAnsi="TH SarabunPSK" w:cs="TH SarabunPSK"/>
-                <w:color w:val="000000"/>
-                <w:sz w:val="28"/>
-                <w:szCs w:val="28"/>
-              </w:rPr>
-              <w:t xml:space="preserve">  {{END}}</w:t>
-            </w:r>
-          </w:p>
-        </w:tc>
-      </w:tr>
-      <w:tr>
-        <w:tc>
-          <w:tcPr>
-            <w:tcW w:w="1252" w:type="dxa"/>
-            <w:gridSpan w:val="2"/>
           </w:tcPr>
           <w:p>
             <w:pPr>
@@ -778,53 +783,13 @@
               </w:tabs>
               <w:jc w:val="both"/>
               <w:rPr>
-                <w:rFonts w:ascii="TH SarabunPSK" w:eastAsia="TH Sarabun PSK" w:hAnsi="TH SarabunPSK" w:cs="TH SarabunPSK"/>
-                <w:b/>
-                <w:bCs/>
-                <w:color w:val="000000"/>
-                <w:sz w:val="28"/>
-                <w:szCs w:val="28"/>
-              </w:rPr>
-            </w:pPr>
-            <w:r>
-              <w:rPr>
-                <w:rFonts w:ascii="TH SarabunPSK" w:eastAsia="TH Sarabun PSK" w:hAnsi="TH SarabunPSK" w:cs="TH SarabunPSK"/>
+                <w:rFonts w:ascii="TH SarabunPSK" w:eastAsia="TH Sarabun PSK" w:hAnsi="TH SarabunPSK" w:cs="TH SarabunPSK" w:hint="cs"/>
                 <w:b/>
                 <w:bCs/>
                 <w:color w:val="000000"/>
                 <w:sz w:val="28"/>
                 <w:szCs w:val="28"/>
                 <w:cs/>
-              </w:rPr>
-              <w:t>งานก่อสร้าง</w:t>
-            </w:r>
-          </w:p>
-        </w:tc>
-        <w:tc>
-          <w:tcPr>
-            <w:tcW w:w="8668" w:type="dxa"/>
-            <w:gridSpan w:val="4"/>
-          </w:tcPr>
-          <w:p>
-            <w:pPr>
-              <w:pBdr>
-                <w:top w:val="nil"/>
-                <w:left w:val="nil"/>
-                <w:bottom w:val="nil"/>
-                <w:right w:val="nil"/>
-                <w:between w:val="nil"/>
-              </w:pBdr>
-              <w:tabs>
-                <w:tab w:val="left" w:pos="709"/>
-              </w:tabs>
-              <w:jc w:val="both"/>
-              <w:rPr>
-                <w:rFonts w:ascii="TH SarabunPSK" w:eastAsia="TH Sarabun PSK" w:hAnsi="TH SarabunPSK" w:cs="TH SarabunPSK"/>
-                <w:b/>
-                <w:bCs/>
-                <w:color w:val="000000"/>
-                <w:sz w:val="28"/>
-                <w:szCs w:val="28"/>
               </w:rPr>
             </w:pPr>
             <w:r>
@@ -1530,6 +1495,9 @@
         <w:tc>
           <w:tcPr>
             <w:tcW w:w="1139" w:type="dxa"/>
+            <w:tcBorders>
+              <w:bottom w:val="nil"/>
+            </w:tcBorders>
           </w:tcPr>
           <w:p>
             <w:pPr>
@@ -1569,6 +1537,9 @@
           <w:tcPr>
             <w:tcW w:w="8781" w:type="dxa"/>
             <w:gridSpan w:val="5"/>
+            <w:tcBorders>
+              <w:bottom w:val="nil"/>
+            </w:tcBorders>
           </w:tcPr>
           <w:p>
             <w:pPr>
@@ -1652,12 +1623,18 @@
       </w:tr>
       <w:tr>
         <w:trPr>
-          <w:trHeight w:val="304"/>
+          <w:trHeight w:val="340"/>
         </w:trPr>
         <w:tc>
           <w:tcPr>
             <w:tcW w:w="1252" w:type="dxa"/>
             <w:gridSpan w:val="2"/>
+            <w:tcBorders>
+              <w:top w:val="nil"/>
+              <w:left w:val="nil"/>
+              <w:bottom w:val="nil"/>
+              <w:right w:val="nil"/>
+            </w:tcBorders>
           </w:tcPr>
           <w:p>
             <w:pPr>
@@ -1697,6 +1674,12 @@
           <w:tcPr>
             <w:tcW w:w="8668" w:type="dxa"/>
             <w:gridSpan w:val="4"/>
+            <w:tcBorders>
+              <w:top w:val="nil"/>
+              <w:left w:val="nil"/>
+              <w:bottom w:val="nil"/>
+              <w:right w:val="nil"/>
+            </w:tcBorders>
           </w:tcPr>
           <w:p>
             <w:pPr>
@@ -1734,8 +1717,8 @@
     <w:tbl>
       <w:tblPr>
         <w:tblStyle w:val="a7"/>
-        <w:tblpPr w:leftFromText="180" w:rightFromText="180" w:vertAnchor="text" w:horzAnchor="margin" w:tblpXSpec="center" w:tblpY="30"/>
         <w:tblW w:w="9406" w:type="dxa"/>
+        <w:jc w:val="center"/>
         <w:tblInd w:w="0" w:type="dxa"/>
         <w:tblBorders>
           <w:top w:val="single" w:sz="4" w:space="0" w:color="000000"/>
@@ -1761,6 +1744,7 @@
       <w:tr>
         <w:trPr>
           <w:trHeight w:val="20"/>
+          <w:jc w:val="center"/>
         </w:trPr>
         <w:tc>
           <w:tcPr>
@@ -1844,6 +1828,7 @@
       <w:tr>
         <w:trPr>
           <w:trHeight w:val="20"/>
+          <w:jc w:val="center"/>
         </w:trPr>
         <w:tc>
           <w:tcPr>
@@ -1898,7 +1883,6 @@
           <w:tcPr>
             <w:tcW w:w="1476" w:type="dxa"/>
             <w:vMerge w:val="restart"/>
-            <w:vAlign w:val="center"/>
           </w:tcPr>
           <w:p>
             <w:pPr>
@@ -2092,11 +2076,11 @@
       <w:tr>
         <w:trPr>
           <w:trHeight w:val="20"/>
+          <w:jc w:val="center"/>
         </w:trPr>
         <w:tc>
           <w:tcPr>
             <w:tcW w:w="1046" w:type="dxa"/>
-            <w:vAlign w:val="center"/>
           </w:tcPr>
           <w:p>
             <w:pPr>
@@ -2134,7 +2118,6 @@
         <w:tc>
           <w:tcPr>
             <w:tcW w:w="1047" w:type="dxa"/>
-            <w:vAlign w:val="center"/>
           </w:tcPr>
           <w:p>
             <w:pPr>
@@ -2196,7 +2179,6 @@
           <w:tcPr>
             <w:tcW w:w="1476" w:type="dxa"/>
             <w:vMerge/>
-            <w:vAlign w:val="center"/>
           </w:tcPr>
           <w:p>
             <w:pPr>
@@ -2209,6 +2191,7 @@
                 <w:between w:val="nil"/>
               </w:pBdr>
               <w:spacing w:line="276" w:lineRule="auto"/>
+              <w:jc w:val="center"/>
               <w:rPr>
                 <w:rFonts w:ascii="TH SarabunPSK" w:eastAsia="TH Sarabun PSK" w:hAnsi="TH SarabunPSK" w:cs="TH SarabunPSK"/>
                 <w:b/>
@@ -2223,7 +2206,6 @@
         <w:tc>
           <w:tcPr>
             <w:tcW w:w="835" w:type="dxa"/>
-            <w:vAlign w:val="center"/>
           </w:tcPr>
           <w:p>
             <w:pPr>
@@ -2261,7 +2243,6 @@
         <w:tc>
           <w:tcPr>
             <w:tcW w:w="1189" w:type="dxa"/>
-            <w:vAlign w:val="center"/>
           </w:tcPr>
           <w:p>
             <w:pPr>
@@ -2378,6 +2359,7 @@
       <w:tr>
         <w:trPr>
           <w:trHeight w:val="20"/>
+          <w:jc w:val="center"/>
         </w:trPr>
         <w:tc>
           <w:tcPr>
@@ -2615,6 +2597,7 @@
         <w:tc>
           <w:tcPr>
             <w:tcW w:w="1162" w:type="dxa"/>
+            <w:vAlign w:val="center"/>
           </w:tcPr>
           <w:p>
             <w:pPr>
@@ -2625,7 +2608,7 @@
                 <w:right w:val="nil"/>
                 <w:between w:val="nil"/>
               </w:pBdr>
-              <w:jc w:val="both"/>
+              <w:jc w:val="center"/>
               <w:rPr>
                 <w:rFonts w:ascii="TH SarabunPSK" w:eastAsia="TH Sarabun PSK" w:hAnsi="TH SarabunPSK" w:cs="TH SarabunPSK"/>
                 <w:color w:val="000000"/>
@@ -2639,6 +2622,7 @@
       <w:tr>
         <w:trPr>
           <w:trHeight w:val="20"/>
+          <w:jc w:val="center"/>
         </w:trPr>
         <w:tc>
           <w:tcPr>
@@ -2657,6 +2641,7 @@
                 <w:between w:val="nil"/>
               </w:pBdr>
               <w:spacing w:line="276" w:lineRule="auto"/>
+              <w:jc w:val="center"/>
               <w:rPr>
                 <w:rFonts w:ascii="TH SarabunPSK" w:eastAsia="TH Sarabun PSK" w:hAnsi="TH SarabunPSK" w:cs="TH SarabunPSK"/>
                 <w:color w:val="000000"/>
@@ -2683,6 +2668,7 @@
                 <w:between w:val="nil"/>
               </w:pBdr>
               <w:spacing w:line="276" w:lineRule="auto"/>
+              <w:jc w:val="center"/>
               <w:rPr>
                 <w:rFonts w:ascii="TH SarabunPSK" w:eastAsia="TH Sarabun PSK" w:hAnsi="TH SarabunPSK" w:cs="TH SarabunPSK"/>
                 <w:color w:val="000000"/>
@@ -2709,6 +2695,7 @@
                 <w:between w:val="nil"/>
               </w:pBdr>
               <w:spacing w:line="276" w:lineRule="auto"/>
+              <w:jc w:val="center"/>
               <w:rPr>
                 <w:rFonts w:ascii="TH SarabunPSK" w:eastAsia="TH Sarabun PSK" w:hAnsi="TH SarabunPSK" w:cs="TH SarabunPSK"/>
                 <w:color w:val="000000"/>
@@ -2735,6 +2722,7 @@
                 <w:between w:val="nil"/>
               </w:pBdr>
               <w:spacing w:line="276" w:lineRule="auto"/>
+              <w:jc w:val="center"/>
               <w:rPr>
                 <w:rFonts w:ascii="TH SarabunPSK" w:eastAsia="TH Sarabun PSK" w:hAnsi="TH SarabunPSK" w:cs="TH SarabunPSK"/>
                 <w:color w:val="000000"/>
@@ -2761,6 +2749,7 @@
                 <w:between w:val="nil"/>
               </w:pBdr>
               <w:spacing w:line="276" w:lineRule="auto"/>
+              <w:jc w:val="center"/>
               <w:rPr>
                 <w:rFonts w:ascii="TH SarabunPSK" w:eastAsia="TH Sarabun PSK" w:hAnsi="TH SarabunPSK" w:cs="TH SarabunPSK"/>
                 <w:color w:val="000000"/>
@@ -2842,6 +2831,7 @@
         <w:tc>
           <w:tcPr>
             <w:tcW w:w="1162" w:type="dxa"/>
+            <w:vAlign w:val="center"/>
           </w:tcPr>
           <w:p>
             <w:pPr>
@@ -2852,7 +2842,7 @@
                 <w:right w:val="nil"/>
                 <w:between w:val="nil"/>
               </w:pBdr>
-              <w:jc w:val="both"/>
+              <w:jc w:val="center"/>
               <w:rPr>
                 <w:rFonts w:ascii="TH SarabunPSK" w:eastAsia="TH Sarabun PSK" w:hAnsi="TH SarabunPSK" w:cs="TH SarabunPSK"/>
                 <w:color w:val="000000"/>
@@ -2886,12 +2876,13 @@
       </w:pPr>
       <w:r>
         <w:rPr>
-          <w:rFonts w:ascii="TH SarabunPSK" w:eastAsia="TH Sarabun PSK" w:hAnsi="TH SarabunPSK" w:cs="TH SarabunPSK"/>
+          <w:rFonts w:ascii="TH SarabunPSK" w:eastAsia="TH Sarabun PSK" w:hAnsi="TH SarabunPSK" w:cs="TH SarabunPSK" w:hint="cs"/>
           <w:b/>
           <w:bCs/>
           <w:color w:val="000000"/>
           <w:sz w:val="28"/>
           <w:szCs w:val="28"/>
+          <w:cs/>
         </w:rPr>
         <w:tab/>
       </w:r>
@@ -2943,33 +2934,28 @@
       </w:tblGrid>
       <w:tr>
         <w:trPr>
-          <w:trHeight w:val="414"/>
+          <w:cantSplit/>
           <w:jc w:val="center"/>
         </w:trPr>
         <w:tc>
           <w:tcPr>
             <w:tcW w:w="4622" w:type="dxa"/>
-          </w:tcPr>
-          <w:p>
-            <w:pPr>
+            <w:vAlign w:val="center"/>
+          </w:tcPr>
+          <w:p>
+            <w:pPr>
+              <w:keepNext/>
               <w:tabs>
                 <w:tab w:val="left" w:pos="231"/>
               </w:tabs>
-              <w:ind w:left="-110"/>
-              <w:rPr>
-                <w:rFonts w:ascii="TH SarabunPSK" w:eastAsia="TH Sarabun PSK" w:hAnsi="TH SarabunPSK" w:cs="TH SarabunPSK"/>
-                <w:sz w:val="28"/>
-                <w:szCs w:val="28"/>
-              </w:rPr>
-            </w:pPr>
-            <w:r>
-              <w:rPr>
-                <w:rFonts w:ascii="TH SarabunPSK" w:eastAsia="TH Sarabun PSK" w:hAnsi="TH SarabunPSK" w:cs="TH SarabunPSK"/>
-                <w:sz w:val="28"/>
-                <w:szCs w:val="28"/>
-              </w:rPr>
-              <w:tab/>
-            </w:r>
+              <w:ind w:left="-108"/>
+              <w:jc w:val="center"/>
+              <w:rPr>
+                <w:rFonts w:ascii="TH SarabunPSK" w:eastAsia="TH Sarabun PSK" w:hAnsi="TH SarabunPSK" w:cs="TH SarabunPSK"/>
+                <w:sz w:val="28"/>
+                <w:szCs w:val="28"/>
+              </w:rPr>
+            </w:pPr>
             <w:r>
               <w:rPr>
                 <w:rFonts w:ascii="TH SarabunPSK" w:eastAsia="TH Sarabun PSK" w:hAnsi="TH SarabunPSK" w:cs="TH SarabunPSK"/>
@@ -3001,7 +2987,7 @@
       </w:tr>
       <w:tr>
         <w:trPr>
-          <w:trHeight w:val="414"/>
+          <w:cantSplit/>
           <w:jc w:val="center"/>
         </w:trPr>
         <w:tc>
@@ -3010,21 +2996,23 @@
           </w:tcPr>
           <w:p>
             <w:pPr>
+              <w:keepNext/>
               <w:tabs>
                 <w:tab w:val="center" w:pos="1786"/>
               </w:tabs>
-              <w:ind w:left="-110"/>
-              <w:rPr>
-                <w:rFonts w:ascii="TH SarabunPSK" w:eastAsia="TH Sarabun PSK" w:hAnsi="TH SarabunPSK" w:cs="TH SarabunPSK"/>
-                <w:sz w:val="28"/>
-                <w:szCs w:val="28"/>
-              </w:rPr>
-            </w:pPr>
-            <w:r>
-              <w:rPr>
-                <w:rFonts w:ascii="TH SarabunPSK" w:eastAsia="TH Sarabun PSK" w:hAnsi="TH SarabunPSK" w:cs="TH SarabunPSK"/>
-                <w:sz w:val="28"/>
-                <w:szCs w:val="28"/>
+              <w:ind w:left="-108"/>
+              <w:rPr>
+                <w:rFonts w:ascii="TH SarabunPSK" w:eastAsia="TH Sarabun PSK" w:hAnsi="TH SarabunPSK" w:cs="TH SarabunPSK"/>
+                <w:sz w:val="28"/>
+                <w:szCs w:val="28"/>
+              </w:rPr>
+            </w:pPr>
+            <w:r>
+              <w:rPr>
+                <w:rFonts w:ascii="TH SarabunPSK" w:eastAsia="TH Sarabun PSK" w:hAnsi="TH SarabunPSK" w:cs="TH SarabunPSK" w:hint="cs"/>
+                <w:sz w:val="28"/>
+                <w:szCs w:val="28"/>
+                <w:cs/>
               </w:rPr>
               <w:tab/>
             </w:r>
@@ -3041,7 +3029,7 @@
       </w:tr>
       <w:tr>
         <w:trPr>
-          <w:trHeight w:val="414"/>
+          <w:cantSplit/>
           <w:jc w:val="center"/>
         </w:trPr>
         <w:tc>
@@ -3050,21 +3038,23 @@
           </w:tcPr>
           <w:p>
             <w:pPr>
+              <w:keepNext/>
               <w:tabs>
                 <w:tab w:val="center" w:pos="1744"/>
               </w:tabs>
-              <w:ind w:left="-110"/>
-              <w:rPr>
-                <w:rFonts w:ascii="TH SarabunPSK" w:eastAsia="TH Sarabun PSK" w:hAnsi="TH SarabunPSK" w:cs="TH SarabunPSK"/>
-                <w:sz w:val="28"/>
-                <w:szCs w:val="28"/>
-              </w:rPr>
-            </w:pPr>
-            <w:r>
-              <w:rPr>
-                <w:rFonts w:ascii="TH SarabunPSK" w:eastAsia="TH Sarabun PSK" w:hAnsi="TH SarabunPSK" w:cs="TH SarabunPSK"/>
-                <w:sz w:val="28"/>
-                <w:szCs w:val="28"/>
+              <w:ind w:left="-108"/>
+              <w:rPr>
+                <w:rFonts w:ascii="TH SarabunPSK" w:eastAsia="TH Sarabun PSK" w:hAnsi="TH SarabunPSK" w:cs="TH SarabunPSK"/>
+                <w:sz w:val="28"/>
+                <w:szCs w:val="28"/>
+              </w:rPr>
+            </w:pPr>
+            <w:r>
+              <w:rPr>
+                <w:rFonts w:ascii="TH SarabunPSK" w:eastAsia="TH Sarabun PSK" w:hAnsi="TH SarabunPSK" w:cs="TH SarabunPSK" w:hint="cs"/>
+                <w:sz w:val="28"/>
+                <w:szCs w:val="28"/>
+                <w:cs/>
               </w:rPr>
               <w:tab/>
             </w:r>
@@ -3143,7 +3133,7 @@
       </w:tblGrid>
       <w:tr>
         <w:trPr>
-          <w:trHeight w:val="414"/>
+          <w:cantSplit/>
           <w:jc w:val="center"/>
         </w:trPr>
         <w:tc>
@@ -3152,10 +3142,11 @@
           </w:tcPr>
           <w:p>
             <w:pPr>
+              <w:keepNext/>
               <w:tabs>
                 <w:tab w:val="center" w:pos="2583"/>
               </w:tabs>
-              <w:ind w:left="-110"/>
+              <w:ind w:left="-108"/>
               <w:rPr>
                 <w:rFonts w:ascii="TH SarabunPSK" w:eastAsia="TH Sarabun PSK" w:hAnsi="TH SarabunPSK" w:cs="TH SarabunPSK"/>
                 <w:sz w:val="28"/>
@@ -3201,7 +3192,7 @@
       </w:tr>
       <w:tr>
         <w:trPr>
-          <w:trHeight w:val="414"/>
+          <w:cantSplit/>
           <w:jc w:val="center"/>
         </w:trPr>
         <w:tc>
@@ -3210,10 +3201,11 @@
           </w:tcPr>
           <w:p>
             <w:pPr>
+              <w:keepNext/>
               <w:tabs>
                 <w:tab w:val="center" w:pos="1786"/>
               </w:tabs>
-              <w:ind w:left="-110"/>
+              <w:ind w:left="-108"/>
               <w:rPr>
                 <w:rFonts w:ascii="TH SarabunPSK" w:eastAsia="TH Sarabun PSK" w:hAnsi="TH SarabunPSK" w:cs="TH SarabunPSK"/>
                 <w:sz w:val="28"/>
@@ -3241,7 +3233,7 @@
       </w:tr>
       <w:tr>
         <w:trPr>
-          <w:trHeight w:val="414"/>
+          <w:cantSplit/>
           <w:jc w:val="center"/>
         </w:trPr>
         <w:tc>
@@ -3250,10 +3242,11 @@
           </w:tcPr>
           <w:p>
             <w:pPr>
+              <w:keepNext/>
               <w:tabs>
                 <w:tab w:val="center" w:pos="1786"/>
               </w:tabs>
-              <w:ind w:left="-110"/>
+              <w:ind w:left="-108"/>
               <w:rPr>
                 <w:rFonts w:ascii="TH SarabunPSK" w:eastAsia="TH Sarabun PSK" w:hAnsi="TH SarabunPSK" w:cs="TH SarabunPSK"/>
                 <w:sz w:val="28"/>
@@ -3301,33 +3294,6 @@
           <w:szCs w:val="28"/>
         </w:rPr>
       </w:pPr>
-      <w:r>
-        <w:rPr>
-          <w:rFonts w:ascii="TH SarabunPSK" w:eastAsia="TH Sarabun PSK" w:hAnsi="TH SarabunPSK" w:cs="TH SarabunPSK"/>
-          <w:color w:val="000000"/>
-          <w:sz w:val="28"/>
-          <w:szCs w:val="28"/>
-        </w:rPr>
-        <w:tab/>
-      </w:r>
-      <w:r>
-        <w:rPr>
-          <w:rFonts w:ascii="TH SarabunPSK" w:eastAsia="TH Sarabun PSK" w:hAnsi="TH SarabunPSK" w:cs="TH SarabunPSK"/>
-          <w:color w:val="000000"/>
-          <w:sz w:val="28"/>
-          <w:szCs w:val="28"/>
-        </w:rPr>
-        <w:tab/>
-      </w:r>
-      <w:r>
-        <w:rPr>
-          <w:rFonts w:ascii="TH SarabunPSK" w:eastAsia="TH Sarabun PSK" w:hAnsi="TH SarabunPSK" w:cs="TH SarabunPSK"/>
-          <w:color w:val="000000"/>
-          <w:sz w:val="28"/>
-          <w:szCs w:val="28"/>
-        </w:rPr>
-        <w:tab/>
-      </w:r>
     </w:p>
     <w:tbl>
       <w:tblPr>
@@ -3352,6 +3318,7 @@
       </w:tblGrid>
       <w:tr>
         <w:trPr>
+          <w:cantSplit/>
           <w:jc w:val="center"/>
         </w:trPr>
         <w:tc>
@@ -3360,10 +3327,11 @@
           </w:tcPr>
           <w:p>
             <w:pPr>
+              <w:keepNext/>
               <w:tabs>
                 <w:tab w:val="center" w:pos="2001"/>
               </w:tabs>
-              <w:ind w:left="-107"/>
+              <w:ind w:left="-108"/>
               <w:rPr>
                 <w:rFonts w:ascii="TH SarabunPSK" w:eastAsia="TH Sarabun PSK" w:hAnsi="TH SarabunPSK" w:cs="TH SarabunPSK"/>
                 <w:sz w:val="28"/>
@@ -3412,6 +3380,7 @@
           </w:tcPr>
           <w:p>
             <w:pPr>
+              <w:keepNext/>
               <w:tabs>
                 <w:tab w:val="center" w:pos="2304"/>
               </w:tabs>
@@ -3460,6 +3429,7 @@
       </w:tr>
       <w:tr>
         <w:trPr>
+          <w:cantSplit/>
           <w:jc w:val="center"/>
         </w:trPr>
         <w:tc>
@@ -3468,10 +3438,11 @@
           </w:tcPr>
           <w:p>
             <w:pPr>
+              <w:keepNext/>
               <w:tabs>
                 <w:tab w:val="center" w:pos="1791"/>
               </w:tabs>
-              <w:ind w:left="-107"/>
+              <w:ind w:left="-108"/>
               <w:rPr>
                 <w:rFonts w:ascii="TH SarabunPSK" w:eastAsia="TH Sarabun PSK" w:hAnsi="TH SarabunPSK" w:cs="TH SarabunPSK"/>
                 <w:sz w:val="28"/>
@@ -3502,6 +3473,7 @@
           </w:tcPr>
           <w:p>
             <w:pPr>
+              <w:keepNext/>
               <w:tabs>
                 <w:tab w:val="center" w:pos="2054"/>
               </w:tabs>
@@ -3532,18 +3504,23 @@
       </w:tr>
       <w:tr>
         <w:trPr>
+          <w:cantSplit/>
           <w:jc w:val="center"/>
         </w:trPr>
         <w:tc>
           <w:tcPr>
             <w:tcW w:w="4330" w:type="dxa"/>
-          </w:tcPr>
-          <w:p>
-            <w:pPr>
+            <w:tcBorders>
+              <w:bottom w:val="nil"/>
+            </w:tcBorders>
+          </w:tcPr>
+          <w:p>
+            <w:pPr>
+              <w:keepNext/>
               <w:tabs>
                 <w:tab w:val="center" w:pos="1791"/>
               </w:tabs>
-              <w:ind w:left="-107"/>
+              <w:ind w:left="-108"/>
               <w:rPr>
                 <w:rFonts w:ascii="TH SarabunPSK" w:eastAsia="TH Sarabun PSK" w:hAnsi="TH SarabunPSK" w:cs="TH SarabunPSK"/>
                 <w:sz w:val="28"/>
@@ -3571,9 +3548,13 @@
         <w:tc>
           <w:tcPr>
             <w:tcW w:w="4671" w:type="dxa"/>
-          </w:tcPr>
-          <w:p>
-            <w:pPr>
+            <w:tcBorders>
+              <w:bottom w:val="nil"/>
+            </w:tcBorders>
+          </w:tcPr>
+          <w:p>
+            <w:pPr>
+              <w:keepNext/>
               <w:tabs>
                 <w:tab w:val="center" w:pos="2080"/>
               </w:tabs>
@@ -3611,33 +3592,6 @@
         </w:tabs>
         <w:rPr>
           <w:rFonts w:ascii="TH SarabunPSK" w:eastAsia="TH Sarabun PSK" w:hAnsi="TH SarabunPSK" w:cs="TH SarabunPSK"/>
-          <w:sz w:val="28"/>
-          <w:szCs w:val="28"/>
-          <w:cs/>
-        </w:rPr>
-      </w:pPr>
-    </w:p>
-    <w:p>
-      <w:pPr>
-        <w:tabs>
-          <w:tab w:val="center" w:pos="1974"/>
-          <w:tab w:val="center" w:pos="7097"/>
-        </w:tabs>
-        <w:rPr>
-          <w:rFonts w:ascii="TH SarabunPSK" w:eastAsia="TH Sarabun PSK" w:hAnsi="TH SarabunPSK" w:cs="TH SarabunPSK" w:hint="cs"/>
-          <w:sz w:val="28"/>
-          <w:szCs w:val="28"/>
-        </w:rPr>
-      </w:pPr>
-    </w:p>
-    <w:p>
-      <w:pPr>
-        <w:tabs>
-          <w:tab w:val="center" w:pos="1974"/>
-          <w:tab w:val="center" w:pos="7097"/>
-        </w:tabs>
-        <w:rPr>
-          <w:rFonts w:ascii="TH SarabunPSK" w:eastAsia="TH Sarabun PSK" w:hAnsi="TH SarabunPSK" w:cs="TH SarabunPSK" w:hint="cs"/>
           <w:sz w:val="28"/>
           <w:szCs w:val="28"/>
         </w:rPr>
@@ -4154,363 +4108,32 @@
               </w:pBdr>
               <w:ind w:left="207"/>
               <w:rPr>
-                <w:rFonts w:ascii="TH SarabunPSK" w:eastAsia="TH Sarabun PSK" w:hAnsi="TH SarabunPSK" w:cs="TH SarabunPSK" w:hint="cs"/>
-                <w:color w:val="000000"/>
-                <w:sz w:val="28"/>
-                <w:szCs w:val="28"/>
-              </w:rPr>
-            </w:pPr>
-            <w:r>
-              <w:rPr>
-                <w:rFonts w:ascii="TH SarabunPSK" w:eastAsia="TH Sarabun PSK" w:hAnsi="TH SarabunPSK" w:cs="TH SarabunPSK"/>
-                <w:color w:val="000000"/>
-                <w:sz w:val="28"/>
-                <w:szCs w:val="28"/>
-              </w:rPr>
-              <w:t>{{WD}}</w:t>
-            </w:r>
-          </w:p>
-          <w:p>
-            <w:pPr>
-              <w:pBdr>
-                <w:top w:val="nil"/>
-                <w:left w:val="nil"/>
-                <w:bottom w:val="nil"/>
-                <w:right w:val="nil"/>
-                <w:between w:val="nil"/>
-              </w:pBdr>
-              <w:ind w:left="207"/>
-              <w:rPr>
-                <w:rFonts w:ascii="TH SarabunPSK" w:eastAsia="TH Sarabun PSK" w:hAnsi="TH SarabunPSK" w:cs="TH SarabunPSK" w:hint="cs"/>
-                <w:color w:val="000000"/>
-                <w:sz w:val="28"/>
-                <w:szCs w:val="28"/>
-              </w:rPr>
-            </w:pPr>
-          </w:p>
-          <w:p>
-            <w:pPr>
-              <w:pBdr>
-                <w:top w:val="nil"/>
-                <w:left w:val="nil"/>
-                <w:bottom w:val="nil"/>
-                <w:right w:val="nil"/>
-                <w:between w:val="nil"/>
-              </w:pBdr>
-              <w:ind w:left="207"/>
-              <w:rPr>
-                <w:rFonts w:ascii="TH SarabunPSK" w:eastAsia="TH Sarabun PSK" w:hAnsi="TH SarabunPSK" w:cs="TH SarabunPSK" w:hint="cs"/>
-                <w:color w:val="000000"/>
-                <w:sz w:val="28"/>
-                <w:szCs w:val="28"/>
-              </w:rPr>
-            </w:pPr>
-          </w:p>
-          <w:p>
-            <w:pPr>
-              <w:pBdr>
-                <w:top w:val="nil"/>
-                <w:left w:val="nil"/>
-                <w:bottom w:val="nil"/>
-                <w:right w:val="nil"/>
-                <w:between w:val="nil"/>
-              </w:pBdr>
-              <w:ind w:left="207"/>
-              <w:rPr>
-                <w:rFonts w:ascii="TH SarabunPSK" w:eastAsia="TH Sarabun PSK" w:hAnsi="TH SarabunPSK" w:cs="TH SarabunPSK" w:hint="cs"/>
-                <w:color w:val="000000"/>
-                <w:sz w:val="28"/>
-                <w:szCs w:val="28"/>
-              </w:rPr>
-            </w:pPr>
-          </w:p>
-          <w:p>
-            <w:pPr>
-              <w:pBdr>
-                <w:top w:val="nil"/>
-                <w:left w:val="nil"/>
-                <w:bottom w:val="nil"/>
-                <w:right w:val="nil"/>
-                <w:between w:val="nil"/>
-              </w:pBdr>
-              <w:ind w:left="207"/>
-              <w:rPr>
-                <w:rFonts w:ascii="TH SarabunPSK" w:eastAsia="TH Sarabun PSK" w:hAnsi="TH SarabunPSK" w:cs="TH SarabunPSK" w:hint="cs"/>
-                <w:color w:val="000000"/>
-                <w:sz w:val="28"/>
-                <w:szCs w:val="28"/>
-              </w:rPr>
-            </w:pPr>
-          </w:p>
-          <w:p>
-            <w:pPr>
-              <w:pBdr>
-                <w:top w:val="nil"/>
-                <w:left w:val="nil"/>
-                <w:bottom w:val="nil"/>
-                <w:right w:val="nil"/>
-                <w:between w:val="nil"/>
-              </w:pBdr>
-              <w:ind w:left="207"/>
-              <w:rPr>
-                <w:rFonts w:ascii="TH SarabunPSK" w:eastAsia="TH Sarabun PSK" w:hAnsi="TH SarabunPSK" w:cs="TH SarabunPSK" w:hint="cs"/>
-                <w:color w:val="000000"/>
-                <w:sz w:val="28"/>
-                <w:szCs w:val="28"/>
-              </w:rPr>
-            </w:pPr>
-          </w:p>
-          <w:p>
-            <w:pPr>
-              <w:pBdr>
-                <w:top w:val="nil"/>
-                <w:left w:val="nil"/>
-                <w:bottom w:val="nil"/>
-                <w:right w:val="nil"/>
-                <w:between w:val="nil"/>
-              </w:pBdr>
-              <w:ind w:left="207"/>
-              <w:rPr>
-                <w:rFonts w:ascii="TH SarabunPSK" w:eastAsia="TH Sarabun PSK" w:hAnsi="TH SarabunPSK" w:cs="TH SarabunPSK" w:hint="cs"/>
-                <w:color w:val="000000"/>
-                <w:sz w:val="28"/>
-                <w:szCs w:val="28"/>
-              </w:rPr>
-            </w:pPr>
-          </w:p>
-          <w:p>
-            <w:pPr>
-              <w:pBdr>
-                <w:top w:val="nil"/>
-                <w:left w:val="nil"/>
-                <w:bottom w:val="nil"/>
-                <w:right w:val="nil"/>
-                <w:between w:val="nil"/>
-              </w:pBdr>
-              <w:ind w:left="207"/>
-              <w:rPr>
-                <w:rFonts w:ascii="TH SarabunPSK" w:eastAsia="TH Sarabun PSK" w:hAnsi="TH SarabunPSK" w:cs="TH SarabunPSK" w:hint="cs"/>
-                <w:color w:val="000000"/>
-                <w:sz w:val="28"/>
-                <w:szCs w:val="28"/>
-              </w:rPr>
-            </w:pPr>
-          </w:p>
-          <w:p>
-            <w:pPr>
-              <w:pBdr>
-                <w:top w:val="nil"/>
-                <w:left w:val="nil"/>
-                <w:bottom w:val="nil"/>
-                <w:right w:val="nil"/>
-                <w:between w:val="nil"/>
-              </w:pBdr>
-              <w:ind w:left="207"/>
-              <w:rPr>
-                <w:rFonts w:ascii="TH SarabunPSK" w:eastAsia="TH Sarabun PSK" w:hAnsi="TH SarabunPSK" w:cs="TH SarabunPSK" w:hint="cs"/>
-                <w:color w:val="000000"/>
-                <w:sz w:val="28"/>
-                <w:szCs w:val="28"/>
-              </w:rPr>
-            </w:pPr>
-          </w:p>
-          <w:p>
-            <w:pPr>
-              <w:pBdr>
-                <w:top w:val="nil"/>
-                <w:left w:val="nil"/>
-                <w:bottom w:val="nil"/>
-                <w:right w:val="nil"/>
-                <w:between w:val="nil"/>
-              </w:pBdr>
-              <w:ind w:left="207"/>
-              <w:rPr>
-                <w:rFonts w:ascii="TH SarabunPSK" w:eastAsia="TH Sarabun PSK" w:hAnsi="TH SarabunPSK" w:cs="TH SarabunPSK" w:hint="cs"/>
-                <w:color w:val="000000"/>
-                <w:sz w:val="28"/>
-                <w:szCs w:val="28"/>
-              </w:rPr>
-            </w:pPr>
-          </w:p>
-          <w:p>
-            <w:pPr>
-              <w:pBdr>
-                <w:top w:val="nil"/>
-                <w:left w:val="nil"/>
-                <w:bottom w:val="nil"/>
-                <w:right w:val="nil"/>
-                <w:between w:val="nil"/>
-              </w:pBdr>
-              <w:ind w:left="207"/>
-              <w:rPr>
-                <w:rFonts w:ascii="TH SarabunPSK" w:eastAsia="TH Sarabun PSK" w:hAnsi="TH SarabunPSK" w:cs="TH SarabunPSK" w:hint="cs"/>
-                <w:color w:val="000000"/>
-                <w:sz w:val="28"/>
-                <w:szCs w:val="28"/>
-              </w:rPr>
-            </w:pPr>
-          </w:p>
-          <w:p>
-            <w:pPr>
-              <w:pBdr>
-                <w:top w:val="nil"/>
-                <w:left w:val="nil"/>
-                <w:bottom w:val="nil"/>
-                <w:right w:val="nil"/>
-                <w:between w:val="nil"/>
-              </w:pBdr>
-              <w:ind w:left="207"/>
-              <w:rPr>
-                <w:rFonts w:ascii="TH SarabunPSK" w:eastAsia="TH Sarabun PSK" w:hAnsi="TH SarabunPSK" w:cs="TH SarabunPSK" w:hint="cs"/>
-                <w:color w:val="000000"/>
-                <w:sz w:val="28"/>
-                <w:szCs w:val="28"/>
-              </w:rPr>
-            </w:pPr>
-          </w:p>
-          <w:p>
-            <w:pPr>
-              <w:pBdr>
-                <w:top w:val="nil"/>
-                <w:left w:val="nil"/>
-                <w:bottom w:val="nil"/>
-                <w:right w:val="nil"/>
-                <w:between w:val="nil"/>
-              </w:pBdr>
-              <w:ind w:left="207"/>
-              <w:rPr>
-                <w:rFonts w:ascii="TH SarabunPSK" w:eastAsia="TH Sarabun PSK" w:hAnsi="TH SarabunPSK" w:cs="TH SarabunPSK" w:hint="cs"/>
-                <w:color w:val="000000"/>
-                <w:sz w:val="28"/>
-                <w:szCs w:val="28"/>
-              </w:rPr>
-            </w:pPr>
-          </w:p>
-          <w:p>
-            <w:pPr>
-              <w:pBdr>
-                <w:top w:val="nil"/>
-                <w:left w:val="nil"/>
-                <w:bottom w:val="nil"/>
-                <w:right w:val="nil"/>
-                <w:between w:val="nil"/>
-              </w:pBdr>
-              <w:ind w:left="207"/>
-              <w:rPr>
-                <w:rFonts w:ascii="TH SarabunPSK" w:eastAsia="TH Sarabun PSK" w:hAnsi="TH SarabunPSK" w:cs="TH SarabunPSK" w:hint="cs"/>
-                <w:color w:val="000000"/>
-                <w:sz w:val="28"/>
-                <w:szCs w:val="28"/>
-              </w:rPr>
-            </w:pPr>
-          </w:p>
-          <w:p>
-            <w:pPr>
-              <w:pBdr>
-                <w:top w:val="nil"/>
-                <w:left w:val="nil"/>
-                <w:bottom w:val="nil"/>
-                <w:right w:val="nil"/>
-                <w:between w:val="nil"/>
-              </w:pBdr>
-              <w:ind w:left="207"/>
-              <w:rPr>
-                <w:rFonts w:ascii="TH SarabunPSK" w:eastAsia="TH Sarabun PSK" w:hAnsi="TH SarabunPSK" w:cs="TH SarabunPSK" w:hint="cs"/>
-                <w:color w:val="000000"/>
-                <w:sz w:val="28"/>
-                <w:szCs w:val="28"/>
-              </w:rPr>
-            </w:pPr>
-          </w:p>
-          <w:p>
-            <w:pPr>
-              <w:pBdr>
-                <w:top w:val="nil"/>
-                <w:left w:val="nil"/>
-                <w:bottom w:val="nil"/>
-                <w:right w:val="nil"/>
-                <w:between w:val="nil"/>
-              </w:pBdr>
-              <w:ind w:left="207"/>
-              <w:rPr>
-                <w:rFonts w:ascii="TH SarabunPSK" w:eastAsia="TH Sarabun PSK" w:hAnsi="TH SarabunPSK" w:cs="TH SarabunPSK" w:hint="cs"/>
-                <w:color w:val="000000"/>
-                <w:sz w:val="28"/>
-                <w:szCs w:val="28"/>
-              </w:rPr>
-            </w:pPr>
-          </w:p>
-          <w:p>
-            <w:pPr>
-              <w:pBdr>
-                <w:top w:val="nil"/>
-                <w:left w:val="nil"/>
-                <w:bottom w:val="nil"/>
-                <w:right w:val="nil"/>
-                <w:between w:val="nil"/>
-              </w:pBdr>
-              <w:ind w:left="207"/>
-              <w:rPr>
-                <w:rFonts w:ascii="TH SarabunPSK" w:eastAsia="TH Sarabun PSK" w:hAnsi="TH SarabunPSK" w:cs="TH SarabunPSK" w:hint="cs"/>
-                <w:color w:val="000000"/>
-                <w:sz w:val="28"/>
-                <w:szCs w:val="28"/>
-              </w:rPr>
-            </w:pPr>
-          </w:p>
-          <w:p>
-            <w:pPr>
-              <w:pBdr>
-                <w:top w:val="nil"/>
-                <w:left w:val="nil"/>
-                <w:bottom w:val="nil"/>
-                <w:right w:val="nil"/>
-                <w:between w:val="nil"/>
-              </w:pBdr>
-              <w:ind w:left="207"/>
-              <w:rPr>
-                <w:rFonts w:ascii="TH SarabunPSK" w:eastAsia="TH Sarabun PSK" w:hAnsi="TH SarabunPSK" w:cs="TH SarabunPSK" w:hint="cs"/>
-                <w:color w:val="000000"/>
-                <w:sz w:val="28"/>
-                <w:szCs w:val="28"/>
-              </w:rPr>
-            </w:pPr>
-          </w:p>
-          <w:p>
-            <w:pPr>
-              <w:pBdr>
-                <w:top w:val="nil"/>
-                <w:left w:val="nil"/>
-                <w:bottom w:val="nil"/>
-                <w:right w:val="nil"/>
-                <w:between w:val="nil"/>
-              </w:pBdr>
-              <w:ind w:left="207"/>
-              <w:rPr>
-                <w:rFonts w:ascii="TH SarabunPSK" w:eastAsia="TH Sarabun PSK" w:hAnsi="TH SarabunPSK" w:cs="TH SarabunPSK" w:hint="cs"/>
-                <w:color w:val="000000"/>
-                <w:sz w:val="28"/>
-                <w:szCs w:val="28"/>
-              </w:rPr>
-            </w:pPr>
-          </w:p>
-          <w:p>
-            <w:pPr>
-              <w:pBdr>
-                <w:top w:val="nil"/>
-                <w:left w:val="nil"/>
-                <w:bottom w:val="nil"/>
-                <w:right w:val="nil"/>
-                <w:between w:val="nil"/>
-              </w:pBdr>
-              <w:ind w:left="207"/>
-              <w:rPr>
-                <w:rFonts w:ascii="TH SarabunPSK" w:eastAsia="TH Sarabun PSK" w:hAnsi="TH SarabunPSK" w:cs="TH SarabunPSK"/>
-                <w:color w:val="000000"/>
-                <w:sz w:val="28"/>
-                <w:szCs w:val="28"/>
-              </w:rPr>
-            </w:pPr>
+                <w:rFonts w:ascii="TH SarabunPSK" w:eastAsia="TH Sarabun PSK" w:hAnsi="TH SarabunPSK" w:cs="TH SarabunPSK"/>
+                <w:color w:val="000000"/>
+                <w:sz w:val="30"/>
+                <w:szCs w:val="30"/>
+                <w:lang w:val="en-US"/>
+              </w:rPr>
+            </w:pPr>
+            <w:r>
+              <w:rPr>
+                <w:rFonts w:ascii="TH SarabunPSK" w:eastAsia="TH Sarabun PSK" w:hAnsi="TH SarabunPSK" w:cs="TH SarabunPSK"/>
+                <w:color w:val="000000"/>
+                <w:sz w:val="28"/>
+                <w:szCs w:val="28"/>
+              </w:rPr>
+              <w:t>{{WD</w:t>
+            </w:r>
+            <w:r>
+              <w:rPr>
+                <w:rFonts w:ascii="TH SarabunPSK" w:eastAsia="TH Sarabun PSK" w:hAnsi="TH SarabunPSK" w:cs="TH SarabunPSK"/>
+                <w:color w:val="000000"/>
+                <w:sz w:val="28"/>
+                <w:szCs w:val="28"/>
+                <w:lang w:val="en-US"/>
+              </w:rPr>
+              <w:t>}}</w:t>
+            </w:r>
           </w:p>
         </w:tc>
         <w:tc>
@@ -4935,6 +4558,8 @@
       <w:pPr>
         <w:rPr>
           <w:rFonts w:ascii="TH SarabunPSK" w:eastAsia="TH Sarabun PSK" w:hAnsi="TH SarabunPSK" w:cs="TH SarabunPSK"/>
+          <w:b/>
+          <w:bCs/>
           <w:sz w:val="28"/>
           <w:szCs w:val="28"/>
           <w:cs/>
@@ -4943,1503 +4568,15 @@
       <w:r>
         <w:rPr>
           <w:rFonts w:ascii="TH SarabunPSK" w:eastAsia="TH Sarabun PSK" w:hAnsi="TH SarabunPSK" w:cs="TH SarabunPSK"/>
+          <w:b/>
+          <w:bCs/>
           <w:sz w:val="28"/>
           <w:szCs w:val="28"/>
+          <w:cs/>
         </w:rPr>
         <w:br w:type="page"/>
       </w:r>
-      <w:bookmarkStart w:id="0" w:name="_GoBack"/>
-      <w:bookmarkEnd w:id="0"/>
     </w:p>
-    <w:tbl>
-      <w:tblPr>
-        <w:tblStyle w:val="ac"/>
-        <w:tblpPr w:leftFromText="180" w:rightFromText="180" w:vertAnchor="text" w:tblpX="-108" w:tblpY="418"/>
-        <w:tblW w:w="10683" w:type="dxa"/>
-        <w:tblInd w:w="0" w:type="dxa"/>
-        <w:tblBorders>
-          <w:top w:val="single" w:sz="4" w:space="0" w:color="000000"/>
-          <w:left w:val="single" w:sz="4" w:space="0" w:color="000000"/>
-          <w:bottom w:val="single" w:sz="4" w:space="0" w:color="000000"/>
-          <w:right w:val="single" w:sz="4" w:space="0" w:color="000000"/>
-          <w:insideH w:val="single" w:sz="4" w:space="0" w:color="000000"/>
-          <w:insideV w:val="single" w:sz="4" w:space="0" w:color="000000"/>
-        </w:tblBorders>
-        <w:tblLayout w:type="fixed"/>
-        <w:tblLook w:val="0400" w:firstRow="0" w:lastRow="0" w:firstColumn="0" w:lastColumn="0" w:noHBand="0" w:noVBand="1"/>
-      </w:tblPr>
-      <w:tblGrid>
-        <w:gridCol w:w="1765"/>
-        <w:gridCol w:w="6991"/>
-        <w:gridCol w:w="985"/>
-        <w:gridCol w:w="942"/>
-      </w:tblGrid>
-      <w:tr>
-        <w:trPr>
-          <w:trHeight w:val="20"/>
-        </w:trPr>
-        <w:tc>
-          <w:tcPr>
-            <w:tcW w:w="1765" w:type="dxa"/>
-            <w:vMerge w:val="restart"/>
-            <w:vAlign w:val="center"/>
-          </w:tcPr>
-          <w:p>
-            <w:pPr>
-              <w:jc w:val="center"/>
-              <w:rPr>
-                <w:rFonts w:ascii="TH SarabunPSK" w:eastAsia="TH Sarabun PSK" w:hAnsi="TH SarabunPSK" w:cs="TH SarabunPSK"/>
-                <w:b/>
-                <w:bCs/>
-                <w:sz w:val="28"/>
-                <w:szCs w:val="28"/>
-              </w:rPr>
-            </w:pPr>
-            <w:r>
-              <w:rPr>
-                <w:rFonts w:ascii="TH SarabunPSK" w:eastAsia="TH Sarabun PSK" w:hAnsi="TH SarabunPSK" w:cs="TH SarabunPSK"/>
-                <w:b/>
-                <w:bCs/>
-                <w:sz w:val="28"/>
-                <w:szCs w:val="28"/>
-                <w:cs/>
-              </w:rPr>
-              <w:lastRenderedPageBreak/>
-              <w:t>วัน</w:t>
-            </w:r>
-            <w:r>
-              <w:rPr>
-                <w:rFonts w:ascii="TH SarabunPSK" w:eastAsia="TH Sarabun PSK" w:hAnsi="TH SarabunPSK" w:cs="TH SarabunPSK"/>
-                <w:b/>
-                <w:bCs/>
-                <w:sz w:val="28"/>
-                <w:szCs w:val="28"/>
-              </w:rPr>
-              <w:t>/</w:t>
-            </w:r>
-            <w:r>
-              <w:rPr>
-                <w:rFonts w:ascii="TH SarabunPSK" w:eastAsia="TH Sarabun PSK" w:hAnsi="TH SarabunPSK" w:cs="TH SarabunPSK"/>
-                <w:b/>
-                <w:bCs/>
-                <w:sz w:val="28"/>
-                <w:szCs w:val="28"/>
-                <w:cs/>
-              </w:rPr>
-              <w:t>เดือน</w:t>
-            </w:r>
-            <w:r>
-              <w:rPr>
-                <w:rFonts w:ascii="TH SarabunPSK" w:eastAsia="TH Sarabun PSK" w:hAnsi="TH SarabunPSK" w:cs="TH SarabunPSK"/>
-                <w:b/>
-                <w:bCs/>
-                <w:sz w:val="28"/>
-                <w:szCs w:val="28"/>
-              </w:rPr>
-              <w:t>/</w:t>
-            </w:r>
-            <w:r>
-              <w:rPr>
-                <w:rFonts w:ascii="TH SarabunPSK" w:eastAsia="TH Sarabun PSK" w:hAnsi="TH SarabunPSK" w:cs="TH SarabunPSK"/>
-                <w:b/>
-                <w:bCs/>
-                <w:sz w:val="28"/>
-                <w:szCs w:val="28"/>
-                <w:cs/>
-              </w:rPr>
-              <w:t>ปี</w:t>
-            </w:r>
-          </w:p>
-        </w:tc>
-        <w:tc>
-          <w:tcPr>
-            <w:tcW w:w="6991" w:type="dxa"/>
-            <w:vMerge w:val="restart"/>
-            <w:tcBorders>
-              <w:right w:val="single" w:sz="4" w:space="0" w:color="000000"/>
-            </w:tcBorders>
-            <w:vAlign w:val="center"/>
-          </w:tcPr>
-          <w:p>
-            <w:pPr>
-              <w:jc w:val="center"/>
-              <w:rPr>
-                <w:rFonts w:ascii="TH SarabunPSK" w:eastAsia="TH Sarabun PSK" w:hAnsi="TH SarabunPSK" w:cs="TH SarabunPSK"/>
-                <w:b/>
-                <w:bCs/>
-                <w:sz w:val="28"/>
-                <w:szCs w:val="28"/>
-              </w:rPr>
-            </w:pPr>
-            <w:r>
-              <w:rPr>
-                <w:rFonts w:ascii="TH SarabunPSK" w:eastAsia="TH Sarabun PSK" w:hAnsi="TH SarabunPSK" w:cs="TH SarabunPSK"/>
-                <w:b/>
-                <w:bCs/>
-                <w:sz w:val="28"/>
-                <w:szCs w:val="28"/>
-                <w:cs/>
-              </w:rPr>
-              <w:t>รายละเอียด</w:t>
-            </w:r>
-          </w:p>
-        </w:tc>
-        <w:tc>
-          <w:tcPr>
-            <w:tcW w:w="1927" w:type="dxa"/>
-            <w:gridSpan w:val="2"/>
-            <w:tcBorders>
-              <w:top w:val="single" w:sz="4" w:space="0" w:color="000000"/>
-              <w:left w:val="single" w:sz="4" w:space="0" w:color="000000"/>
-              <w:bottom w:val="single" w:sz="4" w:space="0" w:color="000000"/>
-              <w:right w:val="single" w:sz="4" w:space="0" w:color="000000"/>
-            </w:tcBorders>
-          </w:tcPr>
-          <w:p>
-            <w:pPr>
-              <w:jc w:val="center"/>
-              <w:rPr>
-                <w:rFonts w:ascii="TH SarabunPSK" w:eastAsia="TH Sarabun PSK" w:hAnsi="TH SarabunPSK" w:cs="TH SarabunPSK"/>
-                <w:b/>
-                <w:bCs/>
-                <w:sz w:val="28"/>
-                <w:szCs w:val="28"/>
-              </w:rPr>
-            </w:pPr>
-            <w:r>
-              <w:rPr>
-                <w:rFonts w:ascii="TH SarabunPSK" w:eastAsia="TH Sarabun PSK" w:hAnsi="TH SarabunPSK" w:cs="TH SarabunPSK"/>
-                <w:b/>
-                <w:bCs/>
-                <w:sz w:val="28"/>
-                <w:szCs w:val="28"/>
-                <w:cs/>
-              </w:rPr>
-              <w:t>สภาพอากาศ</w:t>
-            </w:r>
-          </w:p>
-        </w:tc>
-      </w:tr>
-      <w:tr>
-        <w:trPr>
-          <w:trHeight w:val="20"/>
-        </w:trPr>
-        <w:tc>
-          <w:tcPr>
-            <w:tcW w:w="1765" w:type="dxa"/>
-            <w:vMerge/>
-            <w:vAlign w:val="center"/>
-          </w:tcPr>
-          <w:p>
-            <w:pPr>
-              <w:widowControl w:val="0"/>
-              <w:pBdr>
-                <w:top w:val="nil"/>
-                <w:left w:val="nil"/>
-                <w:bottom w:val="nil"/>
-                <w:right w:val="nil"/>
-                <w:between w:val="nil"/>
-              </w:pBdr>
-              <w:spacing w:line="276" w:lineRule="auto"/>
-              <w:rPr>
-                <w:rFonts w:ascii="TH SarabunPSK" w:eastAsia="TH Sarabun PSK" w:hAnsi="TH SarabunPSK" w:cs="TH SarabunPSK"/>
-                <w:b/>
-                <w:bCs/>
-                <w:sz w:val="28"/>
-                <w:szCs w:val="28"/>
-              </w:rPr>
-            </w:pPr>
-          </w:p>
-        </w:tc>
-        <w:tc>
-          <w:tcPr>
-            <w:tcW w:w="6991" w:type="dxa"/>
-            <w:vMerge/>
-            <w:tcBorders>
-              <w:right w:val="single" w:sz="4" w:space="0" w:color="000000"/>
-            </w:tcBorders>
-            <w:vAlign w:val="center"/>
-          </w:tcPr>
-          <w:p>
-            <w:pPr>
-              <w:widowControl w:val="0"/>
-              <w:pBdr>
-                <w:top w:val="nil"/>
-                <w:left w:val="nil"/>
-                <w:bottom w:val="nil"/>
-                <w:right w:val="nil"/>
-                <w:between w:val="nil"/>
-              </w:pBdr>
-              <w:spacing w:line="276" w:lineRule="auto"/>
-              <w:rPr>
-                <w:rFonts w:ascii="TH SarabunPSK" w:eastAsia="TH Sarabun PSK" w:hAnsi="TH SarabunPSK" w:cs="TH SarabunPSK"/>
-                <w:b/>
-                <w:bCs/>
-                <w:sz w:val="28"/>
-                <w:szCs w:val="28"/>
-              </w:rPr>
-            </w:pPr>
-          </w:p>
-        </w:tc>
-        <w:tc>
-          <w:tcPr>
-            <w:tcW w:w="985" w:type="dxa"/>
-            <w:tcBorders>
-              <w:top w:val="single" w:sz="4" w:space="0" w:color="000000"/>
-              <w:left w:val="single" w:sz="4" w:space="0" w:color="000000"/>
-              <w:bottom w:val="single" w:sz="4" w:space="0" w:color="000000"/>
-              <w:right w:val="single" w:sz="4" w:space="0" w:color="000000"/>
-            </w:tcBorders>
-          </w:tcPr>
-          <w:p>
-            <w:pPr>
-              <w:jc w:val="center"/>
-              <w:rPr>
-                <w:rFonts w:ascii="TH SarabunPSK" w:eastAsia="TH Sarabun PSK" w:hAnsi="TH SarabunPSK" w:cs="TH SarabunPSK"/>
-                <w:b/>
-                <w:bCs/>
-                <w:sz w:val="28"/>
-                <w:szCs w:val="28"/>
-              </w:rPr>
-            </w:pPr>
-            <w:r>
-              <w:rPr>
-                <w:rFonts w:ascii="TH SarabunPSK" w:eastAsia="TH Sarabun PSK" w:hAnsi="TH SarabunPSK" w:cs="TH SarabunPSK"/>
-                <w:b/>
-                <w:bCs/>
-                <w:sz w:val="28"/>
-                <w:szCs w:val="28"/>
-                <w:cs/>
-              </w:rPr>
-              <w:t>เช้า</w:t>
-            </w:r>
-          </w:p>
-        </w:tc>
-        <w:tc>
-          <w:tcPr>
-            <w:tcW w:w="942" w:type="dxa"/>
-            <w:tcBorders>
-              <w:top w:val="single" w:sz="4" w:space="0" w:color="000000"/>
-              <w:left w:val="single" w:sz="4" w:space="0" w:color="000000"/>
-              <w:bottom w:val="single" w:sz="4" w:space="0" w:color="000000"/>
-              <w:right w:val="single" w:sz="4" w:space="0" w:color="000000"/>
-            </w:tcBorders>
-          </w:tcPr>
-          <w:p>
-            <w:pPr>
-              <w:ind w:left="55"/>
-              <w:jc w:val="center"/>
-              <w:rPr>
-                <w:rFonts w:ascii="TH SarabunPSK" w:eastAsia="TH Sarabun PSK" w:hAnsi="TH SarabunPSK" w:cs="TH SarabunPSK"/>
-                <w:b/>
-                <w:bCs/>
-                <w:sz w:val="28"/>
-                <w:szCs w:val="28"/>
-              </w:rPr>
-            </w:pPr>
-            <w:r>
-              <w:rPr>
-                <w:rFonts w:ascii="TH SarabunPSK" w:eastAsia="TH Sarabun PSK" w:hAnsi="TH SarabunPSK" w:cs="TH SarabunPSK"/>
-                <w:b/>
-                <w:bCs/>
-                <w:sz w:val="28"/>
-                <w:szCs w:val="28"/>
-                <w:cs/>
-              </w:rPr>
-              <w:t>บ่าย</w:t>
-            </w:r>
-          </w:p>
-        </w:tc>
-      </w:tr>
-      <w:tr>
-        <w:trPr>
-          <w:trHeight w:val="20"/>
-        </w:trPr>
-        <w:tc>
-          <w:tcPr>
-            <w:tcW w:w="1765" w:type="dxa"/>
-            <w:tcBorders>
-              <w:top w:val="single" w:sz="4" w:space="0" w:color="000000"/>
-              <w:left w:val="single" w:sz="4" w:space="0" w:color="000000"/>
-              <w:bottom w:val="nil"/>
-            </w:tcBorders>
-          </w:tcPr>
-          <w:p>
-            <w:pPr>
-              <w:widowControl w:val="0"/>
-              <w:pBdr>
-                <w:top w:val="nil"/>
-                <w:left w:val="nil"/>
-                <w:bottom w:val="nil"/>
-                <w:right w:val="nil"/>
-                <w:between w:val="nil"/>
-              </w:pBdr>
-              <w:jc w:val="center"/>
-              <w:rPr>
-                <w:rFonts w:ascii="TH SarabunPSK" w:eastAsia="TH Sarabun PSK" w:hAnsi="TH SarabunPSK" w:cs="TH SarabunPSK"/>
-                <w:b/>
-                <w:bCs/>
-                <w:sz w:val="28"/>
-                <w:szCs w:val="28"/>
-              </w:rPr>
-            </w:pPr>
-            <w:r>
-              <w:rPr>
-                <w:rFonts w:ascii="TH SarabunPSK" w:eastAsia="TH Sarabun PSK" w:hAnsi="TH SarabunPSK" w:cs="TH SarabunPSK"/>
-                <w:sz w:val="28"/>
-                <w:szCs w:val="28"/>
-              </w:rPr>
-              <w:t>{{D1}}</w:t>
-            </w:r>
-          </w:p>
-        </w:tc>
-        <w:tc>
-          <w:tcPr>
-            <w:tcW w:w="6991" w:type="dxa"/>
-            <w:tcBorders>
-              <w:top w:val="single" w:sz="4" w:space="0" w:color="000000"/>
-              <w:bottom w:val="nil"/>
-              <w:right w:val="single" w:sz="4" w:space="0" w:color="000000"/>
-            </w:tcBorders>
-          </w:tcPr>
-          <w:p>
-            <w:pPr>
-              <w:widowControl w:val="0"/>
-              <w:pBdr>
-                <w:top w:val="nil"/>
-                <w:left w:val="nil"/>
-                <w:bottom w:val="nil"/>
-                <w:right w:val="nil"/>
-                <w:between w:val="nil"/>
-              </w:pBdr>
-              <w:rPr>
-                <w:rFonts w:ascii="TH SarabunPSK" w:eastAsia="TH Sarabun PSK" w:hAnsi="TH SarabunPSK" w:cs="TH SarabunPSK" w:hint="cs"/>
-                <w:sz w:val="28"/>
-                <w:szCs w:val="28"/>
-              </w:rPr>
-            </w:pPr>
-            <w:r>
-              <w:rPr>
-                <w:rFonts w:ascii="TH SarabunPSK" w:eastAsia="TH Sarabun PSK" w:hAnsi="TH SarabunPSK" w:cs="TH SarabunPSK"/>
-                <w:sz w:val="28"/>
-                <w:szCs w:val="28"/>
-              </w:rPr>
-              <w:t>{{DAY_DESC_1}}</w:t>
-            </w:r>
-          </w:p>
-          <w:p>
-            <w:pPr>
-              <w:widowControl w:val="0"/>
-              <w:pBdr>
-                <w:top w:val="nil"/>
-                <w:left w:val="nil"/>
-                <w:bottom w:val="nil"/>
-                <w:right w:val="nil"/>
-                <w:between w:val="nil"/>
-              </w:pBdr>
-              <w:rPr>
-                <w:rFonts w:ascii="TH SarabunPSK" w:eastAsia="TH Sarabun PSK" w:hAnsi="TH SarabunPSK" w:cs="TH SarabunPSK" w:hint="cs"/>
-                <w:sz w:val="28"/>
-                <w:szCs w:val="28"/>
-              </w:rPr>
-            </w:pPr>
-          </w:p>
-          <w:p>
-            <w:pPr>
-              <w:widowControl w:val="0"/>
-              <w:pBdr>
-                <w:top w:val="nil"/>
-                <w:left w:val="nil"/>
-                <w:bottom w:val="nil"/>
-                <w:right w:val="nil"/>
-                <w:between w:val="nil"/>
-              </w:pBdr>
-              <w:rPr>
-                <w:rFonts w:ascii="TH SarabunPSK" w:eastAsia="TH Sarabun PSK" w:hAnsi="TH SarabunPSK" w:cs="TH SarabunPSK"/>
-                <w:sz w:val="28"/>
-                <w:szCs w:val="28"/>
-              </w:rPr>
-            </w:pPr>
-          </w:p>
-        </w:tc>
-        <w:tc>
-          <w:tcPr>
-            <w:tcW w:w="985" w:type="dxa"/>
-            <w:tcBorders>
-              <w:top w:val="single" w:sz="4" w:space="0" w:color="000000"/>
-              <w:left w:val="single" w:sz="4" w:space="0" w:color="000000"/>
-              <w:bottom w:val="nil"/>
-              <w:right w:val="single" w:sz="4" w:space="0" w:color="000000"/>
-            </w:tcBorders>
-          </w:tcPr>
-          <w:p>
-            <w:pPr>
-              <w:jc w:val="center"/>
-              <w:rPr>
-                <w:rFonts w:ascii="TH SarabunPSK" w:eastAsia="TH Sarabun PSK" w:hAnsi="TH SarabunPSK" w:cs="TH SarabunPSK"/>
-                <w:sz w:val="28"/>
-                <w:szCs w:val="28"/>
-              </w:rPr>
-            </w:pPr>
-            <w:r>
-              <w:rPr>
-                <w:rFonts w:ascii="TH SarabunPSK" w:eastAsia="TH Sarabun PSK" w:hAnsi="TH SarabunPSK" w:cs="TH SarabunPSK"/>
-                <w:sz w:val="28"/>
-                <w:szCs w:val="28"/>
-              </w:rPr>
-              <w:t>{{W_A1}}</w:t>
-            </w:r>
-          </w:p>
-        </w:tc>
-        <w:tc>
-          <w:tcPr>
-            <w:tcW w:w="942" w:type="dxa"/>
-            <w:tcBorders>
-              <w:top w:val="single" w:sz="4" w:space="0" w:color="000000"/>
-              <w:left w:val="single" w:sz="4" w:space="0" w:color="000000"/>
-              <w:bottom w:val="nil"/>
-              <w:right w:val="single" w:sz="4" w:space="0" w:color="000000"/>
-            </w:tcBorders>
-          </w:tcPr>
-          <w:p>
-            <w:pPr>
-              <w:jc w:val="center"/>
-              <w:rPr>
-                <w:rFonts w:ascii="TH SarabunPSK" w:eastAsia="TH Sarabun PSK" w:hAnsi="TH SarabunPSK" w:cs="TH SarabunPSK"/>
-                <w:sz w:val="28"/>
-                <w:szCs w:val="28"/>
-              </w:rPr>
-            </w:pPr>
-            <w:r>
-              <w:rPr>
-                <w:rFonts w:ascii="TH SarabunPSK" w:eastAsia="TH Sarabun PSK" w:hAnsi="TH SarabunPSK" w:cs="TH SarabunPSK"/>
-                <w:sz w:val="28"/>
-                <w:szCs w:val="28"/>
-              </w:rPr>
-              <w:t>{{W_P1}}</w:t>
-            </w:r>
-          </w:p>
-        </w:tc>
-      </w:tr>
-      <w:tr>
-        <w:trPr>
-          <w:trHeight w:val="20"/>
-        </w:trPr>
-        <w:tc>
-          <w:tcPr>
-            <w:tcW w:w="1765" w:type="dxa"/>
-            <w:tcBorders>
-              <w:top w:val="nil"/>
-              <w:left w:val="single" w:sz="4" w:space="0" w:color="000000"/>
-              <w:bottom w:val="nil"/>
-            </w:tcBorders>
-          </w:tcPr>
-          <w:p>
-            <w:pPr>
-              <w:widowControl w:val="0"/>
-              <w:pBdr>
-                <w:top w:val="nil"/>
-                <w:left w:val="nil"/>
-                <w:bottom w:val="nil"/>
-                <w:right w:val="nil"/>
-                <w:between w:val="nil"/>
-              </w:pBdr>
-              <w:jc w:val="center"/>
-              <w:rPr>
-                <w:rFonts w:ascii="TH SarabunPSK" w:eastAsia="TH Sarabun PSK" w:hAnsi="TH SarabunPSK" w:cs="TH SarabunPSK"/>
-                <w:sz w:val="28"/>
-                <w:szCs w:val="28"/>
-              </w:rPr>
-            </w:pPr>
-            <w:r>
-              <w:rPr>
-                <w:rFonts w:ascii="TH SarabunPSK" w:eastAsia="TH Sarabun PSK" w:hAnsi="TH SarabunPSK" w:cs="TH SarabunPSK"/>
-                <w:sz w:val="28"/>
-                <w:szCs w:val="28"/>
-              </w:rPr>
-              <w:t>{{D2}}</w:t>
-            </w:r>
-          </w:p>
-        </w:tc>
-        <w:tc>
-          <w:tcPr>
-            <w:tcW w:w="6991" w:type="dxa"/>
-            <w:tcBorders>
-              <w:top w:val="nil"/>
-              <w:bottom w:val="nil"/>
-              <w:right w:val="single" w:sz="4" w:space="0" w:color="000000"/>
-            </w:tcBorders>
-          </w:tcPr>
-          <w:p>
-            <w:pPr>
-              <w:widowControl w:val="0"/>
-              <w:pBdr>
-                <w:top w:val="nil"/>
-                <w:left w:val="nil"/>
-                <w:bottom w:val="nil"/>
-                <w:right w:val="nil"/>
-                <w:between w:val="nil"/>
-              </w:pBdr>
-              <w:rPr>
-                <w:rFonts w:ascii="TH SarabunPSK" w:eastAsia="TH Sarabun PSK" w:hAnsi="TH SarabunPSK" w:cs="TH SarabunPSK"/>
-                <w:sz w:val="28"/>
-                <w:szCs w:val="28"/>
-              </w:rPr>
-            </w:pPr>
-            <w:r>
-              <w:rPr>
-                <w:rFonts w:ascii="TH SarabunPSK" w:eastAsia="TH Sarabun PSK" w:hAnsi="TH SarabunPSK" w:cs="TH SarabunPSK"/>
-                <w:sz w:val="28"/>
-                <w:szCs w:val="28"/>
-              </w:rPr>
-              <w:t>{{DAY_DESC_2}}</w:t>
-            </w:r>
-          </w:p>
-          <w:p>
-            <w:pPr>
-              <w:widowControl w:val="0"/>
-              <w:pBdr>
-                <w:top w:val="nil"/>
-                <w:left w:val="nil"/>
-                <w:bottom w:val="nil"/>
-                <w:right w:val="nil"/>
-                <w:between w:val="nil"/>
-              </w:pBdr>
-              <w:rPr>
-                <w:rFonts w:ascii="TH SarabunPSK" w:eastAsia="TH Sarabun PSK" w:hAnsi="TH SarabunPSK" w:cs="TH SarabunPSK" w:hint="cs"/>
-                <w:sz w:val="28"/>
-                <w:szCs w:val="28"/>
-              </w:rPr>
-            </w:pPr>
-          </w:p>
-          <w:p>
-            <w:pPr>
-              <w:widowControl w:val="0"/>
-              <w:pBdr>
-                <w:top w:val="nil"/>
-                <w:left w:val="nil"/>
-                <w:bottom w:val="nil"/>
-                <w:right w:val="nil"/>
-                <w:between w:val="nil"/>
-              </w:pBdr>
-              <w:rPr>
-                <w:rFonts w:ascii="TH SarabunPSK" w:eastAsia="TH Sarabun PSK" w:hAnsi="TH SarabunPSK" w:cs="TH SarabunPSK"/>
-                <w:sz w:val="28"/>
-                <w:szCs w:val="28"/>
-              </w:rPr>
-            </w:pPr>
-          </w:p>
-        </w:tc>
-        <w:tc>
-          <w:tcPr>
-            <w:tcW w:w="985" w:type="dxa"/>
-            <w:tcBorders>
-              <w:top w:val="nil"/>
-              <w:left w:val="single" w:sz="4" w:space="0" w:color="000000"/>
-              <w:bottom w:val="nil"/>
-              <w:right w:val="single" w:sz="4" w:space="0" w:color="000000"/>
-            </w:tcBorders>
-          </w:tcPr>
-          <w:p>
-            <w:pPr>
-              <w:jc w:val="center"/>
-              <w:rPr>
-                <w:rFonts w:ascii="TH SarabunPSK" w:eastAsia="TH Sarabun PSK" w:hAnsi="TH SarabunPSK" w:cs="TH SarabunPSK"/>
-                <w:sz w:val="28"/>
-                <w:szCs w:val="28"/>
-              </w:rPr>
-            </w:pPr>
-            <w:r>
-              <w:rPr>
-                <w:rFonts w:ascii="TH SarabunPSK" w:eastAsia="TH Sarabun PSK" w:hAnsi="TH SarabunPSK" w:cs="TH SarabunPSK"/>
-                <w:sz w:val="28"/>
-                <w:szCs w:val="28"/>
-              </w:rPr>
-              <w:t>{{W_A2}}</w:t>
-            </w:r>
-          </w:p>
-        </w:tc>
-        <w:tc>
-          <w:tcPr>
-            <w:tcW w:w="942" w:type="dxa"/>
-            <w:tcBorders>
-              <w:top w:val="nil"/>
-              <w:left w:val="single" w:sz="4" w:space="0" w:color="000000"/>
-              <w:bottom w:val="nil"/>
-              <w:right w:val="single" w:sz="4" w:space="0" w:color="000000"/>
-            </w:tcBorders>
-          </w:tcPr>
-          <w:p>
-            <w:pPr>
-              <w:jc w:val="center"/>
-              <w:rPr>
-                <w:rFonts w:ascii="TH SarabunPSK" w:eastAsia="TH Sarabun PSK" w:hAnsi="TH SarabunPSK" w:cs="TH SarabunPSK"/>
-                <w:sz w:val="28"/>
-                <w:szCs w:val="28"/>
-              </w:rPr>
-            </w:pPr>
-            <w:r>
-              <w:rPr>
-                <w:rFonts w:ascii="TH SarabunPSK" w:eastAsia="TH Sarabun PSK" w:hAnsi="TH SarabunPSK" w:cs="TH SarabunPSK"/>
-                <w:sz w:val="28"/>
-                <w:szCs w:val="28"/>
-              </w:rPr>
-              <w:t>{{W_P2}}</w:t>
-            </w:r>
-          </w:p>
-        </w:tc>
-      </w:tr>
-      <w:tr>
-        <w:trPr>
-          <w:trHeight w:val="20"/>
-        </w:trPr>
-        <w:tc>
-          <w:tcPr>
-            <w:tcW w:w="1765" w:type="dxa"/>
-            <w:tcBorders>
-              <w:top w:val="nil"/>
-              <w:left w:val="single" w:sz="4" w:space="0" w:color="000000"/>
-              <w:bottom w:val="nil"/>
-            </w:tcBorders>
-          </w:tcPr>
-          <w:p>
-            <w:pPr>
-              <w:widowControl w:val="0"/>
-              <w:pBdr>
-                <w:top w:val="nil"/>
-                <w:left w:val="nil"/>
-                <w:bottom w:val="nil"/>
-                <w:right w:val="nil"/>
-                <w:between w:val="nil"/>
-              </w:pBdr>
-              <w:jc w:val="center"/>
-              <w:rPr>
-                <w:rFonts w:ascii="TH SarabunPSK" w:eastAsia="TH Sarabun PSK" w:hAnsi="TH SarabunPSK" w:cs="TH SarabunPSK"/>
-                <w:b/>
-                <w:bCs/>
-                <w:sz w:val="28"/>
-                <w:szCs w:val="28"/>
-              </w:rPr>
-            </w:pPr>
-            <w:r>
-              <w:rPr>
-                <w:rFonts w:ascii="TH SarabunPSK" w:eastAsia="TH Sarabun PSK" w:hAnsi="TH SarabunPSK" w:cs="TH SarabunPSK"/>
-                <w:sz w:val="28"/>
-                <w:szCs w:val="28"/>
-              </w:rPr>
-              <w:t>{{D3}}</w:t>
-            </w:r>
-          </w:p>
-        </w:tc>
-        <w:tc>
-          <w:tcPr>
-            <w:tcW w:w="6991" w:type="dxa"/>
-            <w:tcBorders>
-              <w:top w:val="nil"/>
-              <w:bottom w:val="nil"/>
-              <w:right w:val="single" w:sz="4" w:space="0" w:color="000000"/>
-            </w:tcBorders>
-          </w:tcPr>
-          <w:p>
-            <w:pPr>
-              <w:widowControl w:val="0"/>
-              <w:pBdr>
-                <w:top w:val="nil"/>
-                <w:left w:val="nil"/>
-                <w:bottom w:val="nil"/>
-                <w:right w:val="nil"/>
-                <w:between w:val="nil"/>
-              </w:pBdr>
-              <w:rPr>
-                <w:rFonts w:ascii="TH SarabunPSK" w:eastAsia="TH Sarabun PSK" w:hAnsi="TH SarabunPSK" w:cs="TH SarabunPSK"/>
-                <w:sz w:val="28"/>
-                <w:szCs w:val="28"/>
-              </w:rPr>
-            </w:pPr>
-            <w:r>
-              <w:rPr>
-                <w:rFonts w:ascii="TH SarabunPSK" w:eastAsia="TH Sarabun PSK" w:hAnsi="TH SarabunPSK" w:cs="TH SarabunPSK"/>
-                <w:sz w:val="28"/>
-                <w:szCs w:val="28"/>
-              </w:rPr>
-              <w:t>{{DAY_DESC_3}}</w:t>
-            </w:r>
-          </w:p>
-          <w:p>
-            <w:pPr>
-              <w:widowControl w:val="0"/>
-              <w:pBdr>
-                <w:top w:val="nil"/>
-                <w:left w:val="nil"/>
-                <w:bottom w:val="nil"/>
-                <w:right w:val="nil"/>
-                <w:between w:val="nil"/>
-              </w:pBdr>
-              <w:rPr>
-                <w:rFonts w:ascii="TH SarabunPSK" w:eastAsia="TH Sarabun PSK" w:hAnsi="TH SarabunPSK" w:cs="TH SarabunPSK" w:hint="cs"/>
-                <w:sz w:val="28"/>
-                <w:szCs w:val="28"/>
-              </w:rPr>
-            </w:pPr>
-          </w:p>
-          <w:p>
-            <w:pPr>
-              <w:widowControl w:val="0"/>
-              <w:pBdr>
-                <w:top w:val="nil"/>
-                <w:left w:val="nil"/>
-                <w:bottom w:val="nil"/>
-                <w:right w:val="nil"/>
-                <w:between w:val="nil"/>
-              </w:pBdr>
-              <w:rPr>
-                <w:rFonts w:ascii="TH SarabunPSK" w:eastAsia="TH Sarabun PSK" w:hAnsi="TH SarabunPSK" w:cs="TH SarabunPSK"/>
-                <w:sz w:val="28"/>
-                <w:szCs w:val="28"/>
-              </w:rPr>
-            </w:pPr>
-          </w:p>
-        </w:tc>
-        <w:tc>
-          <w:tcPr>
-            <w:tcW w:w="985" w:type="dxa"/>
-            <w:tcBorders>
-              <w:top w:val="nil"/>
-              <w:left w:val="single" w:sz="4" w:space="0" w:color="000000"/>
-              <w:bottom w:val="nil"/>
-              <w:right w:val="single" w:sz="4" w:space="0" w:color="000000"/>
-            </w:tcBorders>
-          </w:tcPr>
-          <w:p>
-            <w:pPr>
-              <w:jc w:val="center"/>
-              <w:rPr>
-                <w:rFonts w:ascii="TH SarabunPSK" w:eastAsia="TH Sarabun PSK" w:hAnsi="TH SarabunPSK" w:cs="TH SarabunPSK"/>
-                <w:sz w:val="28"/>
-                <w:szCs w:val="28"/>
-              </w:rPr>
-            </w:pPr>
-            <w:r>
-              <w:rPr>
-                <w:rFonts w:ascii="TH SarabunPSK" w:eastAsia="TH Sarabun PSK" w:hAnsi="TH SarabunPSK" w:cs="TH SarabunPSK"/>
-                <w:sz w:val="28"/>
-                <w:szCs w:val="28"/>
-              </w:rPr>
-              <w:t>{{W_A3}}</w:t>
-            </w:r>
-          </w:p>
-        </w:tc>
-        <w:tc>
-          <w:tcPr>
-            <w:tcW w:w="942" w:type="dxa"/>
-            <w:tcBorders>
-              <w:top w:val="nil"/>
-              <w:left w:val="single" w:sz="4" w:space="0" w:color="000000"/>
-              <w:bottom w:val="nil"/>
-              <w:right w:val="single" w:sz="4" w:space="0" w:color="000000"/>
-            </w:tcBorders>
-          </w:tcPr>
-          <w:p>
-            <w:pPr>
-              <w:jc w:val="center"/>
-              <w:rPr>
-                <w:rFonts w:ascii="TH SarabunPSK" w:eastAsia="TH Sarabun PSK" w:hAnsi="TH SarabunPSK" w:cs="TH SarabunPSK"/>
-                <w:sz w:val="28"/>
-                <w:szCs w:val="28"/>
-              </w:rPr>
-            </w:pPr>
-            <w:r>
-              <w:rPr>
-                <w:rFonts w:ascii="TH SarabunPSK" w:eastAsia="TH Sarabun PSK" w:hAnsi="TH SarabunPSK" w:cs="TH SarabunPSK"/>
-                <w:sz w:val="28"/>
-                <w:szCs w:val="28"/>
-              </w:rPr>
-              <w:t>{{W_P3}}</w:t>
-            </w:r>
-          </w:p>
-        </w:tc>
-      </w:tr>
-      <w:tr>
-        <w:trPr>
-          <w:trHeight w:val="20"/>
-        </w:trPr>
-        <w:tc>
-          <w:tcPr>
-            <w:tcW w:w="1765" w:type="dxa"/>
-            <w:tcBorders>
-              <w:top w:val="nil"/>
-              <w:left w:val="single" w:sz="4" w:space="0" w:color="000000"/>
-              <w:bottom w:val="nil"/>
-            </w:tcBorders>
-          </w:tcPr>
-          <w:p>
-            <w:pPr>
-              <w:widowControl w:val="0"/>
-              <w:pBdr>
-                <w:top w:val="nil"/>
-                <w:left w:val="nil"/>
-                <w:bottom w:val="nil"/>
-                <w:right w:val="nil"/>
-                <w:between w:val="nil"/>
-              </w:pBdr>
-              <w:jc w:val="center"/>
-              <w:rPr>
-                <w:rFonts w:ascii="TH SarabunPSK" w:eastAsia="TH Sarabun PSK" w:hAnsi="TH SarabunPSK" w:cs="TH SarabunPSK"/>
-                <w:b/>
-                <w:bCs/>
-                <w:sz w:val="28"/>
-                <w:szCs w:val="28"/>
-              </w:rPr>
-            </w:pPr>
-            <w:r>
-              <w:rPr>
-                <w:rFonts w:ascii="TH SarabunPSK" w:eastAsia="TH Sarabun PSK" w:hAnsi="TH SarabunPSK" w:cs="TH SarabunPSK"/>
-                <w:sz w:val="28"/>
-                <w:szCs w:val="28"/>
-              </w:rPr>
-              <w:t>{{D4}}</w:t>
-            </w:r>
-          </w:p>
-        </w:tc>
-        <w:tc>
-          <w:tcPr>
-            <w:tcW w:w="6991" w:type="dxa"/>
-            <w:tcBorders>
-              <w:top w:val="nil"/>
-              <w:bottom w:val="nil"/>
-              <w:right w:val="single" w:sz="4" w:space="0" w:color="000000"/>
-            </w:tcBorders>
-          </w:tcPr>
-          <w:p>
-            <w:pPr>
-              <w:widowControl w:val="0"/>
-              <w:pBdr>
-                <w:top w:val="nil"/>
-                <w:left w:val="nil"/>
-                <w:bottom w:val="nil"/>
-                <w:right w:val="nil"/>
-                <w:between w:val="nil"/>
-              </w:pBdr>
-              <w:rPr>
-                <w:rFonts w:ascii="TH SarabunPSK" w:eastAsia="TH Sarabun PSK" w:hAnsi="TH SarabunPSK" w:cs="TH SarabunPSK"/>
-                <w:sz w:val="28"/>
-                <w:szCs w:val="28"/>
-              </w:rPr>
-            </w:pPr>
-            <w:r>
-              <w:rPr>
-                <w:rFonts w:ascii="TH SarabunPSK" w:eastAsia="TH Sarabun PSK" w:hAnsi="TH SarabunPSK" w:cs="TH SarabunPSK"/>
-                <w:sz w:val="28"/>
-                <w:szCs w:val="28"/>
-              </w:rPr>
-              <w:t>{{DAY_DESC_4}}</w:t>
-            </w:r>
-          </w:p>
-          <w:p>
-            <w:pPr>
-              <w:widowControl w:val="0"/>
-              <w:pBdr>
-                <w:top w:val="nil"/>
-                <w:left w:val="nil"/>
-                <w:bottom w:val="nil"/>
-                <w:right w:val="nil"/>
-                <w:between w:val="nil"/>
-              </w:pBdr>
-              <w:rPr>
-                <w:rFonts w:ascii="TH SarabunPSK" w:eastAsia="TH Sarabun PSK" w:hAnsi="TH SarabunPSK" w:cs="TH SarabunPSK" w:hint="cs"/>
-                <w:sz w:val="28"/>
-                <w:szCs w:val="28"/>
-              </w:rPr>
-            </w:pPr>
-          </w:p>
-          <w:p>
-            <w:pPr>
-              <w:widowControl w:val="0"/>
-              <w:pBdr>
-                <w:top w:val="nil"/>
-                <w:left w:val="nil"/>
-                <w:bottom w:val="nil"/>
-                <w:right w:val="nil"/>
-                <w:between w:val="nil"/>
-              </w:pBdr>
-              <w:rPr>
-                <w:rFonts w:ascii="TH SarabunPSK" w:eastAsia="TH Sarabun PSK" w:hAnsi="TH SarabunPSK" w:cs="TH SarabunPSK"/>
-                <w:sz w:val="28"/>
-                <w:szCs w:val="28"/>
-              </w:rPr>
-            </w:pPr>
-          </w:p>
-        </w:tc>
-        <w:tc>
-          <w:tcPr>
-            <w:tcW w:w="985" w:type="dxa"/>
-            <w:tcBorders>
-              <w:top w:val="nil"/>
-              <w:left w:val="single" w:sz="4" w:space="0" w:color="000000"/>
-              <w:bottom w:val="nil"/>
-              <w:right w:val="single" w:sz="4" w:space="0" w:color="000000"/>
-            </w:tcBorders>
-          </w:tcPr>
-          <w:p>
-            <w:pPr>
-              <w:jc w:val="center"/>
-              <w:rPr>
-                <w:rFonts w:ascii="TH SarabunPSK" w:eastAsia="TH Sarabun PSK" w:hAnsi="TH SarabunPSK" w:cs="TH SarabunPSK"/>
-                <w:sz w:val="28"/>
-                <w:szCs w:val="28"/>
-              </w:rPr>
-            </w:pPr>
-            <w:r>
-              <w:rPr>
-                <w:rFonts w:ascii="TH SarabunPSK" w:eastAsia="TH Sarabun PSK" w:hAnsi="TH SarabunPSK" w:cs="TH SarabunPSK"/>
-                <w:sz w:val="28"/>
-                <w:szCs w:val="28"/>
-              </w:rPr>
-              <w:t>{{W_A4}}</w:t>
-            </w:r>
-          </w:p>
-        </w:tc>
-        <w:tc>
-          <w:tcPr>
-            <w:tcW w:w="942" w:type="dxa"/>
-            <w:tcBorders>
-              <w:top w:val="nil"/>
-              <w:left w:val="single" w:sz="4" w:space="0" w:color="000000"/>
-              <w:bottom w:val="nil"/>
-              <w:right w:val="single" w:sz="4" w:space="0" w:color="000000"/>
-            </w:tcBorders>
-          </w:tcPr>
-          <w:p>
-            <w:pPr>
-              <w:jc w:val="center"/>
-              <w:rPr>
-                <w:rFonts w:ascii="TH SarabunPSK" w:eastAsia="TH Sarabun PSK" w:hAnsi="TH SarabunPSK" w:cs="TH SarabunPSK"/>
-                <w:sz w:val="28"/>
-                <w:szCs w:val="28"/>
-              </w:rPr>
-            </w:pPr>
-            <w:r>
-              <w:rPr>
-                <w:rFonts w:ascii="TH SarabunPSK" w:eastAsia="TH Sarabun PSK" w:hAnsi="TH SarabunPSK" w:cs="TH SarabunPSK"/>
-                <w:sz w:val="28"/>
-                <w:szCs w:val="28"/>
-              </w:rPr>
-              <w:t>{{W_P4}}</w:t>
-            </w:r>
-          </w:p>
-        </w:tc>
-      </w:tr>
-      <w:tr>
-        <w:trPr>
-          <w:trHeight w:val="20"/>
-        </w:trPr>
-        <w:tc>
-          <w:tcPr>
-            <w:tcW w:w="1765" w:type="dxa"/>
-            <w:tcBorders>
-              <w:top w:val="nil"/>
-              <w:left w:val="single" w:sz="4" w:space="0" w:color="000000"/>
-              <w:bottom w:val="nil"/>
-            </w:tcBorders>
-          </w:tcPr>
-          <w:p>
-            <w:pPr>
-              <w:widowControl w:val="0"/>
-              <w:pBdr>
-                <w:top w:val="nil"/>
-                <w:left w:val="nil"/>
-                <w:bottom w:val="nil"/>
-                <w:right w:val="nil"/>
-                <w:between w:val="nil"/>
-              </w:pBdr>
-              <w:jc w:val="center"/>
-              <w:rPr>
-                <w:rFonts w:ascii="TH SarabunPSK" w:eastAsia="TH Sarabun PSK" w:hAnsi="TH SarabunPSK" w:cs="TH SarabunPSK"/>
-                <w:b/>
-                <w:bCs/>
-                <w:sz w:val="28"/>
-                <w:szCs w:val="28"/>
-              </w:rPr>
-            </w:pPr>
-            <w:r>
-              <w:rPr>
-                <w:rFonts w:ascii="TH SarabunPSK" w:eastAsia="TH Sarabun PSK" w:hAnsi="TH SarabunPSK" w:cs="TH SarabunPSK"/>
-                <w:sz w:val="28"/>
-                <w:szCs w:val="28"/>
-              </w:rPr>
-              <w:t>{{D5}}</w:t>
-            </w:r>
-          </w:p>
-        </w:tc>
-        <w:tc>
-          <w:tcPr>
-            <w:tcW w:w="6991" w:type="dxa"/>
-            <w:tcBorders>
-              <w:top w:val="nil"/>
-              <w:bottom w:val="nil"/>
-              <w:right w:val="single" w:sz="4" w:space="0" w:color="000000"/>
-            </w:tcBorders>
-          </w:tcPr>
-          <w:p>
-            <w:pPr>
-              <w:widowControl w:val="0"/>
-              <w:pBdr>
-                <w:top w:val="nil"/>
-                <w:left w:val="nil"/>
-                <w:bottom w:val="nil"/>
-                <w:right w:val="nil"/>
-                <w:between w:val="nil"/>
-              </w:pBdr>
-              <w:rPr>
-                <w:rFonts w:ascii="TH SarabunPSK" w:eastAsia="TH Sarabun PSK" w:hAnsi="TH SarabunPSK" w:cs="TH SarabunPSK" w:hint="cs"/>
-                <w:sz w:val="28"/>
-                <w:szCs w:val="28"/>
-              </w:rPr>
-            </w:pPr>
-            <w:r>
-              <w:rPr>
-                <w:rFonts w:ascii="TH SarabunPSK" w:eastAsia="TH Sarabun PSK" w:hAnsi="TH SarabunPSK" w:cs="TH SarabunPSK"/>
-                <w:sz w:val="28"/>
-                <w:szCs w:val="28"/>
-              </w:rPr>
-              <w:t>{{DAY_DESC_5}}</w:t>
-            </w:r>
-          </w:p>
-          <w:p>
-            <w:pPr>
-              <w:widowControl w:val="0"/>
-              <w:pBdr>
-                <w:top w:val="nil"/>
-                <w:left w:val="nil"/>
-                <w:bottom w:val="nil"/>
-                <w:right w:val="nil"/>
-                <w:between w:val="nil"/>
-              </w:pBdr>
-              <w:rPr>
-                <w:rFonts w:ascii="TH SarabunPSK" w:eastAsia="TH Sarabun PSK" w:hAnsi="TH SarabunPSK" w:cs="TH SarabunPSK" w:hint="cs"/>
-                <w:sz w:val="28"/>
-                <w:szCs w:val="28"/>
-              </w:rPr>
-            </w:pPr>
-          </w:p>
-          <w:p>
-            <w:pPr>
-              <w:widowControl w:val="0"/>
-              <w:pBdr>
-                <w:top w:val="nil"/>
-                <w:left w:val="nil"/>
-                <w:bottom w:val="nil"/>
-                <w:right w:val="nil"/>
-                <w:between w:val="nil"/>
-              </w:pBdr>
-              <w:rPr>
-                <w:rFonts w:ascii="TH SarabunPSK" w:eastAsia="TH Sarabun PSK" w:hAnsi="TH SarabunPSK" w:cs="TH SarabunPSK"/>
-                <w:sz w:val="28"/>
-                <w:szCs w:val="28"/>
-              </w:rPr>
-            </w:pPr>
-          </w:p>
-        </w:tc>
-        <w:tc>
-          <w:tcPr>
-            <w:tcW w:w="985" w:type="dxa"/>
-            <w:tcBorders>
-              <w:top w:val="nil"/>
-              <w:left w:val="single" w:sz="4" w:space="0" w:color="000000"/>
-              <w:bottom w:val="nil"/>
-              <w:right w:val="single" w:sz="4" w:space="0" w:color="000000"/>
-            </w:tcBorders>
-          </w:tcPr>
-          <w:p>
-            <w:pPr>
-              <w:jc w:val="center"/>
-              <w:rPr>
-                <w:rFonts w:ascii="TH SarabunPSK" w:eastAsia="TH Sarabun PSK" w:hAnsi="TH SarabunPSK" w:cs="TH SarabunPSK"/>
-                <w:sz w:val="28"/>
-                <w:szCs w:val="28"/>
-              </w:rPr>
-            </w:pPr>
-            <w:r>
-              <w:rPr>
-                <w:rFonts w:ascii="TH SarabunPSK" w:eastAsia="TH Sarabun PSK" w:hAnsi="TH SarabunPSK" w:cs="TH SarabunPSK"/>
-                <w:sz w:val="28"/>
-                <w:szCs w:val="28"/>
-              </w:rPr>
-              <w:t>{{W_A5}}</w:t>
-            </w:r>
-          </w:p>
-        </w:tc>
-        <w:tc>
-          <w:tcPr>
-            <w:tcW w:w="942" w:type="dxa"/>
-            <w:tcBorders>
-              <w:top w:val="nil"/>
-              <w:left w:val="single" w:sz="4" w:space="0" w:color="000000"/>
-              <w:bottom w:val="nil"/>
-              <w:right w:val="single" w:sz="4" w:space="0" w:color="000000"/>
-            </w:tcBorders>
-          </w:tcPr>
-          <w:p>
-            <w:pPr>
-              <w:jc w:val="center"/>
-              <w:rPr>
-                <w:rFonts w:ascii="TH SarabunPSK" w:eastAsia="TH Sarabun PSK" w:hAnsi="TH SarabunPSK" w:cs="TH SarabunPSK"/>
-                <w:sz w:val="28"/>
-                <w:szCs w:val="28"/>
-              </w:rPr>
-            </w:pPr>
-            <w:r>
-              <w:rPr>
-                <w:rFonts w:ascii="TH SarabunPSK" w:eastAsia="TH Sarabun PSK" w:hAnsi="TH SarabunPSK" w:cs="TH SarabunPSK"/>
-                <w:sz w:val="28"/>
-                <w:szCs w:val="28"/>
-              </w:rPr>
-              <w:t>{{W_P5}}</w:t>
-            </w:r>
-          </w:p>
-        </w:tc>
-      </w:tr>
-      <w:tr>
-        <w:trPr>
-          <w:trHeight w:val="20"/>
-        </w:trPr>
-        <w:tc>
-          <w:tcPr>
-            <w:tcW w:w="1765" w:type="dxa"/>
-            <w:tcBorders>
-              <w:top w:val="nil"/>
-              <w:left w:val="single" w:sz="4" w:space="0" w:color="000000"/>
-              <w:bottom w:val="nil"/>
-            </w:tcBorders>
-          </w:tcPr>
-          <w:p>
-            <w:pPr>
-              <w:widowControl w:val="0"/>
-              <w:pBdr>
-                <w:top w:val="nil"/>
-                <w:left w:val="nil"/>
-                <w:bottom w:val="nil"/>
-                <w:right w:val="nil"/>
-                <w:between w:val="nil"/>
-              </w:pBdr>
-              <w:jc w:val="center"/>
-              <w:rPr>
-                <w:rFonts w:ascii="TH SarabunPSK" w:eastAsia="TH Sarabun PSK" w:hAnsi="TH SarabunPSK" w:cs="TH SarabunPSK"/>
-                <w:b/>
-                <w:bCs/>
-                <w:sz w:val="28"/>
-                <w:szCs w:val="28"/>
-              </w:rPr>
-            </w:pPr>
-            <w:r>
-              <w:rPr>
-                <w:rFonts w:ascii="TH SarabunPSK" w:eastAsia="TH Sarabun PSK" w:hAnsi="TH SarabunPSK" w:cs="TH SarabunPSK"/>
-                <w:sz w:val="28"/>
-                <w:szCs w:val="28"/>
-              </w:rPr>
-              <w:t>{{D6}}</w:t>
-            </w:r>
-          </w:p>
-        </w:tc>
-        <w:tc>
-          <w:tcPr>
-            <w:tcW w:w="6991" w:type="dxa"/>
-            <w:tcBorders>
-              <w:top w:val="nil"/>
-              <w:bottom w:val="nil"/>
-              <w:right w:val="single" w:sz="4" w:space="0" w:color="000000"/>
-            </w:tcBorders>
-          </w:tcPr>
-          <w:p>
-            <w:pPr>
-              <w:widowControl w:val="0"/>
-              <w:pBdr>
-                <w:top w:val="nil"/>
-                <w:left w:val="nil"/>
-                <w:bottom w:val="nil"/>
-                <w:right w:val="nil"/>
-                <w:between w:val="nil"/>
-              </w:pBdr>
-              <w:rPr>
-                <w:rFonts w:ascii="TH SarabunPSK" w:eastAsia="TH Sarabun PSK" w:hAnsi="TH SarabunPSK" w:cs="TH SarabunPSK" w:hint="cs"/>
-                <w:sz w:val="28"/>
-                <w:szCs w:val="28"/>
-              </w:rPr>
-            </w:pPr>
-            <w:r>
-              <w:rPr>
-                <w:rFonts w:ascii="TH SarabunPSK" w:eastAsia="TH Sarabun PSK" w:hAnsi="TH SarabunPSK" w:cs="TH SarabunPSK"/>
-                <w:sz w:val="28"/>
-                <w:szCs w:val="28"/>
-              </w:rPr>
-              <w:t>{{DAY_DESC_6}}</w:t>
-            </w:r>
-          </w:p>
-          <w:p>
-            <w:pPr>
-              <w:widowControl w:val="0"/>
-              <w:pBdr>
-                <w:top w:val="nil"/>
-                <w:left w:val="nil"/>
-                <w:bottom w:val="nil"/>
-                <w:right w:val="nil"/>
-                <w:between w:val="nil"/>
-              </w:pBdr>
-              <w:rPr>
-                <w:rFonts w:ascii="TH SarabunPSK" w:eastAsia="TH Sarabun PSK" w:hAnsi="TH SarabunPSK" w:cs="TH SarabunPSK" w:hint="cs"/>
-                <w:sz w:val="28"/>
-                <w:szCs w:val="28"/>
-              </w:rPr>
-            </w:pPr>
-          </w:p>
-          <w:p>
-            <w:pPr>
-              <w:widowControl w:val="0"/>
-              <w:pBdr>
-                <w:top w:val="nil"/>
-                <w:left w:val="nil"/>
-                <w:bottom w:val="nil"/>
-                <w:right w:val="nil"/>
-                <w:between w:val="nil"/>
-              </w:pBdr>
-              <w:rPr>
-                <w:rFonts w:ascii="TH SarabunPSK" w:eastAsia="TH Sarabun PSK" w:hAnsi="TH SarabunPSK" w:cs="TH SarabunPSK"/>
-                <w:sz w:val="28"/>
-                <w:szCs w:val="28"/>
-              </w:rPr>
-            </w:pPr>
-          </w:p>
-        </w:tc>
-        <w:tc>
-          <w:tcPr>
-            <w:tcW w:w="985" w:type="dxa"/>
-            <w:tcBorders>
-              <w:top w:val="nil"/>
-              <w:left w:val="single" w:sz="4" w:space="0" w:color="000000"/>
-              <w:bottom w:val="nil"/>
-              <w:right w:val="single" w:sz="4" w:space="0" w:color="000000"/>
-            </w:tcBorders>
-          </w:tcPr>
-          <w:p>
-            <w:pPr>
-              <w:jc w:val="center"/>
-              <w:rPr>
-                <w:rFonts w:ascii="TH SarabunPSK" w:eastAsia="TH Sarabun PSK" w:hAnsi="TH SarabunPSK" w:cs="TH SarabunPSK"/>
-                <w:sz w:val="28"/>
-                <w:szCs w:val="28"/>
-              </w:rPr>
-            </w:pPr>
-            <w:r>
-              <w:rPr>
-                <w:rFonts w:ascii="TH SarabunPSK" w:eastAsia="TH Sarabun PSK" w:hAnsi="TH SarabunPSK" w:cs="TH SarabunPSK"/>
-                <w:sz w:val="28"/>
-                <w:szCs w:val="28"/>
-              </w:rPr>
-              <w:t>{{W_A6}}</w:t>
-            </w:r>
-          </w:p>
-        </w:tc>
-        <w:tc>
-          <w:tcPr>
-            <w:tcW w:w="942" w:type="dxa"/>
-            <w:tcBorders>
-              <w:top w:val="nil"/>
-              <w:left w:val="single" w:sz="4" w:space="0" w:color="000000"/>
-              <w:bottom w:val="nil"/>
-              <w:right w:val="single" w:sz="4" w:space="0" w:color="000000"/>
-            </w:tcBorders>
-          </w:tcPr>
-          <w:p>
-            <w:pPr>
-              <w:jc w:val="center"/>
-              <w:rPr>
-                <w:rFonts w:ascii="TH SarabunPSK" w:eastAsia="TH Sarabun PSK" w:hAnsi="TH SarabunPSK" w:cs="TH SarabunPSK"/>
-                <w:sz w:val="28"/>
-                <w:szCs w:val="28"/>
-              </w:rPr>
-            </w:pPr>
-            <w:r>
-              <w:rPr>
-                <w:rFonts w:ascii="TH SarabunPSK" w:eastAsia="TH Sarabun PSK" w:hAnsi="TH SarabunPSK" w:cs="TH SarabunPSK"/>
-                <w:sz w:val="28"/>
-                <w:szCs w:val="28"/>
-              </w:rPr>
-              <w:t>{{W_P6}}</w:t>
-            </w:r>
-          </w:p>
-        </w:tc>
-      </w:tr>
-      <w:tr>
-        <w:trPr>
-          <w:trHeight w:val="20"/>
-        </w:trPr>
-        <w:tc>
-          <w:tcPr>
-            <w:tcW w:w="1765" w:type="dxa"/>
-            <w:tcBorders>
-              <w:top w:val="nil"/>
-              <w:left w:val="single" w:sz="4" w:space="0" w:color="000000"/>
-              <w:bottom w:val="single" w:sz="4" w:space="0" w:color="000000"/>
-            </w:tcBorders>
-          </w:tcPr>
-          <w:p>
-            <w:pPr>
-              <w:widowControl w:val="0"/>
-              <w:pBdr>
-                <w:top w:val="nil"/>
-                <w:left w:val="nil"/>
-                <w:bottom w:val="nil"/>
-                <w:right w:val="nil"/>
-                <w:between w:val="nil"/>
-              </w:pBdr>
-              <w:jc w:val="center"/>
-              <w:rPr>
-                <w:rFonts w:ascii="TH SarabunPSK" w:eastAsia="TH Sarabun PSK" w:hAnsi="TH SarabunPSK" w:cs="TH SarabunPSK"/>
-                <w:b/>
-                <w:bCs/>
-                <w:sz w:val="28"/>
-                <w:szCs w:val="28"/>
-              </w:rPr>
-            </w:pPr>
-            <w:r>
-              <w:rPr>
-                <w:rFonts w:ascii="TH SarabunPSK" w:eastAsia="TH Sarabun PSK" w:hAnsi="TH SarabunPSK" w:cs="TH SarabunPSK"/>
-                <w:sz w:val="28"/>
-                <w:szCs w:val="28"/>
-              </w:rPr>
-              <w:t>{{D7}}</w:t>
-            </w:r>
-          </w:p>
-        </w:tc>
-        <w:tc>
-          <w:tcPr>
-            <w:tcW w:w="6991" w:type="dxa"/>
-            <w:tcBorders>
-              <w:top w:val="nil"/>
-              <w:bottom w:val="single" w:sz="4" w:space="0" w:color="000000"/>
-              <w:right w:val="single" w:sz="4" w:space="0" w:color="000000"/>
-            </w:tcBorders>
-          </w:tcPr>
-          <w:p>
-            <w:pPr>
-              <w:widowControl w:val="0"/>
-              <w:pBdr>
-                <w:top w:val="nil"/>
-                <w:left w:val="nil"/>
-                <w:bottom w:val="nil"/>
-                <w:right w:val="nil"/>
-                <w:between w:val="nil"/>
-              </w:pBdr>
-              <w:rPr>
-                <w:rFonts w:ascii="TH SarabunPSK" w:eastAsia="TH Sarabun PSK" w:hAnsi="TH SarabunPSK" w:cs="TH SarabunPSK" w:hint="cs"/>
-                <w:sz w:val="28"/>
-                <w:szCs w:val="28"/>
-              </w:rPr>
-            </w:pPr>
-            <w:r>
-              <w:rPr>
-                <w:rFonts w:ascii="TH SarabunPSK" w:eastAsia="TH Sarabun PSK" w:hAnsi="TH SarabunPSK" w:cs="TH SarabunPSK"/>
-                <w:sz w:val="28"/>
-                <w:szCs w:val="28"/>
-              </w:rPr>
-              <w:t>{{DAY_DESC_7}}</w:t>
-            </w:r>
-          </w:p>
-          <w:p>
-            <w:pPr>
-              <w:widowControl w:val="0"/>
-              <w:pBdr>
-                <w:top w:val="nil"/>
-                <w:left w:val="nil"/>
-                <w:bottom w:val="nil"/>
-                <w:right w:val="nil"/>
-                <w:between w:val="nil"/>
-              </w:pBdr>
-              <w:rPr>
-                <w:rFonts w:ascii="TH SarabunPSK" w:eastAsia="TH Sarabun PSK" w:hAnsi="TH SarabunPSK" w:cs="TH SarabunPSK" w:hint="cs"/>
-                <w:sz w:val="28"/>
-                <w:szCs w:val="28"/>
-              </w:rPr>
-            </w:pPr>
-          </w:p>
-          <w:p>
-            <w:pPr>
-              <w:widowControl w:val="0"/>
-              <w:pBdr>
-                <w:top w:val="nil"/>
-                <w:left w:val="nil"/>
-                <w:bottom w:val="nil"/>
-                <w:right w:val="nil"/>
-                <w:between w:val="nil"/>
-              </w:pBdr>
-              <w:rPr>
-                <w:rFonts w:ascii="TH SarabunPSK" w:eastAsia="TH Sarabun PSK" w:hAnsi="TH SarabunPSK" w:cs="TH SarabunPSK"/>
-                <w:sz w:val="28"/>
-                <w:szCs w:val="28"/>
-              </w:rPr>
-            </w:pPr>
-          </w:p>
-        </w:tc>
-        <w:tc>
-          <w:tcPr>
-            <w:tcW w:w="985" w:type="dxa"/>
-            <w:tcBorders>
-              <w:top w:val="nil"/>
-              <w:left w:val="single" w:sz="4" w:space="0" w:color="000000"/>
-              <w:bottom w:val="single" w:sz="4" w:space="0" w:color="000000"/>
-              <w:right w:val="single" w:sz="4" w:space="0" w:color="000000"/>
-            </w:tcBorders>
-          </w:tcPr>
-          <w:p>
-            <w:pPr>
-              <w:jc w:val="center"/>
-              <w:rPr>
-                <w:rFonts w:ascii="TH SarabunPSK" w:eastAsia="TH Sarabun PSK" w:hAnsi="TH SarabunPSK" w:cs="TH SarabunPSK"/>
-                <w:sz w:val="28"/>
-                <w:szCs w:val="28"/>
-              </w:rPr>
-            </w:pPr>
-            <w:r>
-              <w:rPr>
-                <w:rFonts w:ascii="TH SarabunPSK" w:eastAsia="TH Sarabun PSK" w:hAnsi="TH SarabunPSK" w:cs="TH SarabunPSK"/>
-                <w:sz w:val="28"/>
-                <w:szCs w:val="28"/>
-              </w:rPr>
-              <w:t>{{W_A7}}</w:t>
-            </w:r>
-          </w:p>
-        </w:tc>
-        <w:tc>
-          <w:tcPr>
-            <w:tcW w:w="942" w:type="dxa"/>
-            <w:tcBorders>
-              <w:top w:val="nil"/>
-              <w:left w:val="single" w:sz="4" w:space="0" w:color="000000"/>
-              <w:bottom w:val="single" w:sz="4" w:space="0" w:color="000000"/>
-              <w:right w:val="single" w:sz="4" w:space="0" w:color="000000"/>
-            </w:tcBorders>
-          </w:tcPr>
-          <w:p>
-            <w:pPr>
-              <w:jc w:val="center"/>
-              <w:rPr>
-                <w:rFonts w:ascii="TH SarabunPSK" w:eastAsia="TH Sarabun PSK" w:hAnsi="TH SarabunPSK" w:cs="TH SarabunPSK"/>
-                <w:sz w:val="28"/>
-                <w:szCs w:val="28"/>
-              </w:rPr>
-            </w:pPr>
-            <w:r>
-              <w:rPr>
-                <w:rFonts w:ascii="TH SarabunPSK" w:eastAsia="TH Sarabun PSK" w:hAnsi="TH SarabunPSK" w:cs="TH SarabunPSK"/>
-                <w:sz w:val="28"/>
-                <w:szCs w:val="28"/>
-              </w:rPr>
-              <w:t>{{W_P7}}</w:t>
-            </w:r>
-          </w:p>
-        </w:tc>
-      </w:tr>
-    </w:tbl>
     <w:p>
       <w:pPr>
         <w:rPr>
@@ -6459,6 +4596,7 @@
           <w:szCs w:val="28"/>
           <w:cs/>
         </w:rPr>
+        <w:lastRenderedPageBreak/>
         <w:t xml:space="preserve">๓. </w:t>
       </w:r>
       <w:r>
@@ -6473,6 +4611,1398 @@
         <w:t>บันทึกการปฏิบัติงานของผู้รับจ้าง</w:t>
       </w:r>
     </w:p>
+    <w:tbl>
+      <w:tblPr>
+        <w:tblStyle w:val="ac"/>
+        <w:tblW w:w="10683" w:type="dxa"/>
+        <w:jc w:val="center"/>
+        <w:tblInd w:w="0" w:type="dxa"/>
+        <w:tblBorders>
+          <w:top w:val="single" w:sz="4" w:space="0" w:color="000000"/>
+          <w:left w:val="single" w:sz="4" w:space="0" w:color="000000"/>
+          <w:bottom w:val="single" w:sz="4" w:space="0" w:color="000000"/>
+          <w:right w:val="single" w:sz="4" w:space="0" w:color="000000"/>
+          <w:insideH w:val="single" w:sz="4" w:space="0" w:color="000000"/>
+          <w:insideV w:val="single" w:sz="4" w:space="0" w:color="000000"/>
+        </w:tblBorders>
+        <w:tblLayout w:type="fixed"/>
+        <w:tblLook w:val="0400" w:firstRow="0" w:lastRow="0" w:firstColumn="0" w:lastColumn="0" w:noHBand="0" w:noVBand="1"/>
+      </w:tblPr>
+      <w:tblGrid>
+        <w:gridCol w:w="2152"/>
+        <w:gridCol w:w="6604"/>
+        <w:gridCol w:w="985"/>
+        <w:gridCol w:w="942"/>
+      </w:tblGrid>
+      <w:tr>
+        <w:trPr>
+          <w:trHeight w:val="20"/>
+          <w:jc w:val="center"/>
+        </w:trPr>
+        <w:tc>
+          <w:tcPr>
+            <w:tcW w:w="2152" w:type="dxa"/>
+            <w:vMerge w:val="restart"/>
+            <w:vAlign w:val="center"/>
+          </w:tcPr>
+          <w:p>
+            <w:pPr>
+              <w:keepNext/>
+              <w:jc w:val="center"/>
+              <w:rPr>
+                <w:rFonts w:ascii="TH SarabunPSK" w:eastAsia="TH Sarabun PSK" w:hAnsi="TH SarabunPSK" w:cs="TH SarabunPSK"/>
+                <w:b/>
+                <w:bCs/>
+                <w:sz w:val="28"/>
+                <w:szCs w:val="28"/>
+              </w:rPr>
+            </w:pPr>
+            <w:r>
+              <w:rPr>
+                <w:rFonts w:ascii="TH SarabunPSK" w:eastAsia="TH Sarabun PSK" w:hAnsi="TH SarabunPSK" w:cs="TH SarabunPSK"/>
+                <w:b/>
+                <w:bCs/>
+                <w:sz w:val="28"/>
+                <w:szCs w:val="28"/>
+                <w:cs/>
+              </w:rPr>
+              <w:t>วัน</w:t>
+            </w:r>
+            <w:r>
+              <w:rPr>
+                <w:rFonts w:ascii="TH SarabunPSK" w:eastAsia="TH Sarabun PSK" w:hAnsi="TH SarabunPSK" w:cs="TH SarabunPSK"/>
+                <w:b/>
+                <w:bCs/>
+                <w:sz w:val="28"/>
+                <w:szCs w:val="28"/>
+              </w:rPr>
+              <w:t>/</w:t>
+            </w:r>
+            <w:r>
+              <w:rPr>
+                <w:rFonts w:ascii="TH SarabunPSK" w:eastAsia="TH Sarabun PSK" w:hAnsi="TH SarabunPSK" w:cs="TH SarabunPSK"/>
+                <w:b/>
+                <w:bCs/>
+                <w:sz w:val="28"/>
+                <w:szCs w:val="28"/>
+                <w:cs/>
+              </w:rPr>
+              <w:t>เดือน</w:t>
+            </w:r>
+            <w:r>
+              <w:rPr>
+                <w:rFonts w:ascii="TH SarabunPSK" w:eastAsia="TH Sarabun PSK" w:hAnsi="TH SarabunPSK" w:cs="TH SarabunPSK"/>
+                <w:b/>
+                <w:bCs/>
+                <w:sz w:val="28"/>
+                <w:szCs w:val="28"/>
+              </w:rPr>
+              <w:t>/</w:t>
+            </w:r>
+            <w:r>
+              <w:rPr>
+                <w:rFonts w:ascii="TH SarabunPSK" w:eastAsia="TH Sarabun PSK" w:hAnsi="TH SarabunPSK" w:cs="TH SarabunPSK"/>
+                <w:b/>
+                <w:bCs/>
+                <w:sz w:val="28"/>
+                <w:szCs w:val="28"/>
+                <w:cs/>
+              </w:rPr>
+              <w:t>ปี</w:t>
+            </w:r>
+          </w:p>
+        </w:tc>
+        <w:tc>
+          <w:tcPr>
+            <w:tcW w:w="6604" w:type="dxa"/>
+            <w:vMerge w:val="restart"/>
+            <w:tcBorders>
+              <w:right w:val="single" w:sz="4" w:space="0" w:color="000000"/>
+            </w:tcBorders>
+            <w:vAlign w:val="center"/>
+          </w:tcPr>
+          <w:p>
+            <w:pPr>
+              <w:keepNext/>
+              <w:jc w:val="center"/>
+              <w:rPr>
+                <w:rFonts w:ascii="TH SarabunPSK" w:eastAsia="TH Sarabun PSK" w:hAnsi="TH SarabunPSK" w:cs="TH SarabunPSK"/>
+                <w:b/>
+                <w:bCs/>
+                <w:sz w:val="28"/>
+                <w:szCs w:val="28"/>
+              </w:rPr>
+            </w:pPr>
+            <w:r>
+              <w:rPr>
+                <w:rFonts w:ascii="TH SarabunPSK" w:eastAsia="TH Sarabun PSK" w:hAnsi="TH SarabunPSK" w:cs="TH SarabunPSK"/>
+                <w:b/>
+                <w:bCs/>
+                <w:sz w:val="28"/>
+                <w:szCs w:val="28"/>
+                <w:cs/>
+              </w:rPr>
+              <w:t>รายละเอียด</w:t>
+            </w:r>
+          </w:p>
+        </w:tc>
+        <w:tc>
+          <w:tcPr>
+            <w:tcW w:w="1927" w:type="dxa"/>
+            <w:gridSpan w:val="2"/>
+            <w:tcBorders>
+              <w:top w:val="single" w:sz="4" w:space="0" w:color="000000"/>
+              <w:left w:val="single" w:sz="4" w:space="0" w:color="000000"/>
+              <w:bottom w:val="single" w:sz="4" w:space="0" w:color="000000"/>
+              <w:right w:val="single" w:sz="4" w:space="0" w:color="000000"/>
+            </w:tcBorders>
+          </w:tcPr>
+          <w:p>
+            <w:pPr>
+              <w:keepNext/>
+              <w:jc w:val="center"/>
+              <w:rPr>
+                <w:rFonts w:ascii="TH SarabunPSK" w:eastAsia="TH Sarabun PSK" w:hAnsi="TH SarabunPSK" w:cs="TH SarabunPSK"/>
+                <w:b/>
+                <w:bCs/>
+                <w:sz w:val="28"/>
+                <w:szCs w:val="28"/>
+              </w:rPr>
+            </w:pPr>
+            <w:r>
+              <w:rPr>
+                <w:rFonts w:ascii="TH SarabunPSK" w:eastAsia="TH Sarabun PSK" w:hAnsi="TH SarabunPSK" w:cs="TH SarabunPSK"/>
+                <w:b/>
+                <w:bCs/>
+                <w:sz w:val="28"/>
+                <w:szCs w:val="28"/>
+                <w:cs/>
+              </w:rPr>
+              <w:t>สภาพอากาศ</w:t>
+            </w:r>
+          </w:p>
+        </w:tc>
+      </w:tr>
+      <w:tr>
+        <w:trPr>
+          <w:trHeight w:val="20"/>
+          <w:jc w:val="center"/>
+        </w:trPr>
+        <w:tc>
+          <w:tcPr>
+            <w:tcW w:w="2152" w:type="dxa"/>
+            <w:vMerge/>
+            <w:vAlign w:val="center"/>
+          </w:tcPr>
+          <w:p>
+            <w:pPr>
+              <w:keepNext/>
+              <w:widowControl w:val="0"/>
+              <w:pBdr>
+                <w:top w:val="nil"/>
+                <w:left w:val="nil"/>
+                <w:bottom w:val="nil"/>
+                <w:right w:val="nil"/>
+                <w:between w:val="nil"/>
+              </w:pBdr>
+              <w:spacing w:line="276" w:lineRule="auto"/>
+              <w:rPr>
+                <w:rFonts w:ascii="TH SarabunPSK" w:eastAsia="TH Sarabun PSK" w:hAnsi="TH SarabunPSK" w:cs="TH SarabunPSK"/>
+                <w:b/>
+                <w:bCs/>
+                <w:sz w:val="28"/>
+                <w:szCs w:val="28"/>
+              </w:rPr>
+            </w:pPr>
+          </w:p>
+        </w:tc>
+        <w:tc>
+          <w:tcPr>
+            <w:tcW w:w="6604" w:type="dxa"/>
+            <w:vMerge/>
+            <w:tcBorders>
+              <w:right w:val="single" w:sz="4" w:space="0" w:color="000000"/>
+            </w:tcBorders>
+            <w:vAlign w:val="center"/>
+          </w:tcPr>
+          <w:p>
+            <w:pPr>
+              <w:keepNext/>
+              <w:widowControl w:val="0"/>
+              <w:pBdr>
+                <w:top w:val="nil"/>
+                <w:left w:val="nil"/>
+                <w:bottom w:val="nil"/>
+                <w:right w:val="nil"/>
+                <w:between w:val="nil"/>
+              </w:pBdr>
+              <w:spacing w:line="276" w:lineRule="auto"/>
+              <w:rPr>
+                <w:rFonts w:ascii="TH SarabunPSK" w:eastAsia="TH Sarabun PSK" w:hAnsi="TH SarabunPSK" w:cs="TH SarabunPSK"/>
+                <w:b/>
+                <w:bCs/>
+                <w:sz w:val="28"/>
+                <w:szCs w:val="28"/>
+              </w:rPr>
+            </w:pPr>
+          </w:p>
+        </w:tc>
+        <w:tc>
+          <w:tcPr>
+            <w:tcW w:w="985" w:type="dxa"/>
+            <w:tcBorders>
+              <w:top w:val="single" w:sz="4" w:space="0" w:color="000000"/>
+              <w:left w:val="single" w:sz="4" w:space="0" w:color="000000"/>
+              <w:bottom w:val="single" w:sz="4" w:space="0" w:color="000000"/>
+              <w:right w:val="single" w:sz="4" w:space="0" w:color="000000"/>
+            </w:tcBorders>
+          </w:tcPr>
+          <w:p>
+            <w:pPr>
+              <w:keepNext/>
+              <w:jc w:val="center"/>
+              <w:rPr>
+                <w:rFonts w:ascii="TH SarabunPSK" w:eastAsia="TH Sarabun PSK" w:hAnsi="TH SarabunPSK" w:cs="TH SarabunPSK"/>
+                <w:b/>
+                <w:bCs/>
+                <w:sz w:val="28"/>
+                <w:szCs w:val="28"/>
+              </w:rPr>
+            </w:pPr>
+            <w:r>
+              <w:rPr>
+                <w:rFonts w:ascii="TH SarabunPSK" w:eastAsia="TH Sarabun PSK" w:hAnsi="TH SarabunPSK" w:cs="TH SarabunPSK"/>
+                <w:b/>
+                <w:bCs/>
+                <w:sz w:val="28"/>
+                <w:szCs w:val="28"/>
+                <w:cs/>
+              </w:rPr>
+              <w:t>เช้า</w:t>
+            </w:r>
+          </w:p>
+        </w:tc>
+        <w:tc>
+          <w:tcPr>
+            <w:tcW w:w="942" w:type="dxa"/>
+            <w:tcBorders>
+              <w:top w:val="single" w:sz="4" w:space="0" w:color="000000"/>
+              <w:left w:val="single" w:sz="4" w:space="0" w:color="000000"/>
+              <w:bottom w:val="single" w:sz="4" w:space="0" w:color="000000"/>
+              <w:right w:val="single" w:sz="4" w:space="0" w:color="000000"/>
+            </w:tcBorders>
+          </w:tcPr>
+          <w:p>
+            <w:pPr>
+              <w:keepNext/>
+              <w:ind w:left="55"/>
+              <w:jc w:val="center"/>
+              <w:rPr>
+                <w:rFonts w:ascii="TH SarabunPSK" w:eastAsia="TH Sarabun PSK" w:hAnsi="TH SarabunPSK" w:cs="TH SarabunPSK"/>
+                <w:b/>
+                <w:bCs/>
+                <w:sz w:val="28"/>
+                <w:szCs w:val="28"/>
+              </w:rPr>
+            </w:pPr>
+            <w:r>
+              <w:rPr>
+                <w:rFonts w:ascii="TH SarabunPSK" w:eastAsia="TH Sarabun PSK" w:hAnsi="TH SarabunPSK" w:cs="TH SarabunPSK"/>
+                <w:b/>
+                <w:bCs/>
+                <w:sz w:val="28"/>
+                <w:szCs w:val="28"/>
+                <w:cs/>
+              </w:rPr>
+              <w:t>บ่าย</w:t>
+            </w:r>
+          </w:p>
+        </w:tc>
+      </w:tr>
+      <w:tr>
+        <w:trPr>
+          <w:trHeight w:val="20"/>
+          <w:jc w:val="center"/>
+        </w:trPr>
+        <w:tc>
+          <w:tcPr>
+            <w:tcW w:w="2152" w:type="dxa"/>
+            <w:tcBorders>
+              <w:top w:val="single" w:sz="4" w:space="0" w:color="000000"/>
+              <w:left w:val="single" w:sz="4" w:space="0" w:color="000000"/>
+              <w:bottom w:val="nil"/>
+            </w:tcBorders>
+          </w:tcPr>
+          <w:p>
+            <w:pPr>
+              <w:jc w:val="center"/>
+              <w:rPr>
+                <w:rFonts w:ascii="TH SarabunPSK" w:eastAsia="TH Sarabun PSK" w:hAnsi="TH SarabunPSK" w:cs="TH SarabunPSK"/>
+                <w:sz w:val="28"/>
+                <w:szCs w:val="28"/>
+              </w:rPr>
+            </w:pPr>
+            <w:r>
+              <w:rPr>
+                <w:rFonts w:ascii="TH SarabunPSK" w:eastAsia="TH Sarabun PSK" w:hAnsi="TH SarabunPSK" w:cs="TH SarabunPSK"/>
+                <w:sz w:val="28"/>
+                <w:szCs w:val="28"/>
+              </w:rPr>
+              <w:t>{{D</w:t>
+            </w:r>
+            <w:r>
+              <w:rPr>
+                <w:rFonts w:ascii="TH SarabunPSK" w:eastAsia="TH Sarabun PSK" w:hAnsi="TH SarabunPSK" w:cs="TH SarabunPSK" w:hint="cs"/>
+                <w:sz w:val="28"/>
+                <w:szCs w:val="28"/>
+                <w:cs/>
+              </w:rPr>
+              <w:t>1</w:t>
+            </w:r>
+            <w:r>
+              <w:rPr>
+                <w:rFonts w:ascii="TH SarabunPSK" w:eastAsia="TH Sarabun PSK" w:hAnsi="TH SarabunPSK" w:cs="TH SarabunPSK"/>
+                <w:sz w:val="28"/>
+                <w:szCs w:val="28"/>
+              </w:rPr>
+              <w:t>}}</w:t>
+            </w:r>
+          </w:p>
+        </w:tc>
+        <w:tc>
+          <w:tcPr>
+            <w:tcW w:w="6604" w:type="dxa"/>
+            <w:tcBorders>
+              <w:top w:val="single" w:sz="4" w:space="0" w:color="000000"/>
+              <w:bottom w:val="nil"/>
+              <w:right w:val="single" w:sz="4" w:space="0" w:color="000000"/>
+            </w:tcBorders>
+          </w:tcPr>
+          <w:p>
+            <w:pPr>
+              <w:widowControl w:val="0"/>
+              <w:pBdr>
+                <w:top w:val="nil"/>
+                <w:left w:val="nil"/>
+                <w:bottom w:val="nil"/>
+                <w:right w:val="nil"/>
+                <w:between w:val="nil"/>
+              </w:pBdr>
+              <w:rPr>
+                <w:rFonts w:ascii="TH SarabunPSK" w:eastAsia="TH Sarabun PSK" w:hAnsi="TH SarabunPSK" w:cs="TH SarabunPSK" w:hint="cs"/>
+                <w:sz w:val="28"/>
+                <w:szCs w:val="28"/>
+              </w:rPr>
+            </w:pPr>
+            <w:r>
+              <w:rPr>
+                <w:rFonts w:ascii="TH SarabunPSK" w:eastAsia="TH Sarabun PSK" w:hAnsi="TH SarabunPSK" w:cs="TH SarabunPSK"/>
+                <w:sz w:val="28"/>
+                <w:szCs w:val="28"/>
+              </w:rPr>
+              <w:t>{{DAY_DESC_1}}</w:t>
+            </w:r>
+          </w:p>
+          <w:p>
+            <w:pPr>
+              <w:widowControl w:val="0"/>
+              <w:pBdr>
+                <w:top w:val="nil"/>
+                <w:left w:val="nil"/>
+                <w:bottom w:val="nil"/>
+                <w:right w:val="nil"/>
+                <w:between w:val="nil"/>
+              </w:pBdr>
+              <w:rPr>
+                <w:rFonts w:ascii="TH SarabunPSK" w:eastAsia="TH Sarabun PSK" w:hAnsi="TH SarabunPSK" w:cs="TH SarabunPSK"/>
+                <w:sz w:val="28"/>
+                <w:szCs w:val="28"/>
+              </w:rPr>
+            </w:pPr>
+          </w:p>
+        </w:tc>
+        <w:tc>
+          <w:tcPr>
+            <w:tcW w:w="985" w:type="dxa"/>
+            <w:tcBorders>
+              <w:top w:val="single" w:sz="4" w:space="0" w:color="000000"/>
+              <w:left w:val="single" w:sz="4" w:space="0" w:color="000000"/>
+              <w:bottom w:val="nil"/>
+              <w:right w:val="single" w:sz="4" w:space="0" w:color="000000"/>
+            </w:tcBorders>
+          </w:tcPr>
+          <w:p>
+            <w:pPr>
+              <w:jc w:val="center"/>
+              <w:rPr>
+                <w:rFonts w:ascii="TH SarabunPSK" w:eastAsia="TH Sarabun PSK" w:hAnsi="TH SarabunPSK" w:cs="TH SarabunPSK"/>
+                <w:sz w:val="28"/>
+                <w:szCs w:val="28"/>
+              </w:rPr>
+            </w:pPr>
+            <w:r>
+              <w:rPr>
+                <w:rFonts w:ascii="TH SarabunPSK" w:eastAsia="TH Sarabun PSK" w:hAnsi="TH SarabunPSK" w:cs="TH SarabunPSK"/>
+                <w:sz w:val="28"/>
+                <w:szCs w:val="28"/>
+              </w:rPr>
+              <w:t>{{W_A1}}</w:t>
+            </w:r>
+          </w:p>
+        </w:tc>
+        <w:tc>
+          <w:tcPr>
+            <w:tcW w:w="942" w:type="dxa"/>
+            <w:tcBorders>
+              <w:top w:val="single" w:sz="4" w:space="0" w:color="000000"/>
+              <w:left w:val="single" w:sz="4" w:space="0" w:color="000000"/>
+              <w:bottom w:val="nil"/>
+              <w:right w:val="single" w:sz="4" w:space="0" w:color="000000"/>
+            </w:tcBorders>
+          </w:tcPr>
+          <w:p>
+            <w:pPr>
+              <w:jc w:val="center"/>
+              <w:rPr>
+                <w:rFonts w:ascii="TH SarabunPSK" w:eastAsia="TH Sarabun PSK" w:hAnsi="TH SarabunPSK" w:cs="TH SarabunPSK"/>
+                <w:sz w:val="28"/>
+                <w:szCs w:val="28"/>
+              </w:rPr>
+            </w:pPr>
+            <w:r>
+              <w:rPr>
+                <w:rFonts w:ascii="TH SarabunPSK" w:eastAsia="TH Sarabun PSK" w:hAnsi="TH SarabunPSK" w:cs="TH SarabunPSK"/>
+                <w:sz w:val="28"/>
+                <w:szCs w:val="28"/>
+              </w:rPr>
+              <w:t>{{W_P1}}</w:t>
+            </w:r>
+          </w:p>
+        </w:tc>
+      </w:tr>
+      <w:tr>
+        <w:trPr>
+          <w:trHeight w:val="20"/>
+          <w:jc w:val="center"/>
+        </w:trPr>
+        <w:tc>
+          <w:tcPr>
+            <w:tcW w:w="2152" w:type="dxa"/>
+            <w:tcBorders>
+              <w:top w:val="nil"/>
+              <w:left w:val="single" w:sz="4" w:space="0" w:color="000000"/>
+              <w:bottom w:val="nil"/>
+            </w:tcBorders>
+          </w:tcPr>
+          <w:p>
+            <w:pPr>
+              <w:widowControl w:val="0"/>
+              <w:pBdr>
+                <w:top w:val="nil"/>
+                <w:left w:val="nil"/>
+                <w:bottom w:val="nil"/>
+                <w:right w:val="nil"/>
+                <w:between w:val="nil"/>
+              </w:pBdr>
+              <w:jc w:val="center"/>
+              <w:rPr>
+                <w:rFonts w:ascii="TH SarabunPSK" w:eastAsia="TH Sarabun PSK" w:hAnsi="TH SarabunPSK" w:cs="TH SarabunPSK"/>
+                <w:sz w:val="28"/>
+                <w:szCs w:val="28"/>
+              </w:rPr>
+            </w:pPr>
+            <w:r>
+              <w:rPr>
+                <w:rFonts w:ascii="TH SarabunPSK" w:eastAsia="TH Sarabun PSK" w:hAnsi="TH SarabunPSK" w:cs="TH SarabunPSK"/>
+                <w:sz w:val="28"/>
+                <w:szCs w:val="28"/>
+              </w:rPr>
+              <w:t>{{D2}}</w:t>
+            </w:r>
+          </w:p>
+        </w:tc>
+        <w:tc>
+          <w:tcPr>
+            <w:tcW w:w="6604" w:type="dxa"/>
+            <w:tcBorders>
+              <w:top w:val="nil"/>
+              <w:bottom w:val="nil"/>
+              <w:right w:val="single" w:sz="4" w:space="0" w:color="000000"/>
+            </w:tcBorders>
+          </w:tcPr>
+          <w:p>
+            <w:pPr>
+              <w:widowControl w:val="0"/>
+              <w:pBdr>
+                <w:top w:val="nil"/>
+                <w:left w:val="nil"/>
+                <w:bottom w:val="nil"/>
+                <w:right w:val="nil"/>
+                <w:between w:val="nil"/>
+              </w:pBdr>
+              <w:rPr>
+                <w:rFonts w:ascii="TH SarabunPSK" w:eastAsia="TH Sarabun PSK" w:hAnsi="TH SarabunPSK" w:cs="TH SarabunPSK" w:hint="cs"/>
+                <w:sz w:val="28"/>
+                <w:szCs w:val="28"/>
+              </w:rPr>
+            </w:pPr>
+            <w:r>
+              <w:rPr>
+                <w:rFonts w:ascii="TH SarabunPSK" w:eastAsia="TH Sarabun PSK" w:hAnsi="TH SarabunPSK" w:cs="TH SarabunPSK"/>
+                <w:sz w:val="28"/>
+                <w:szCs w:val="28"/>
+              </w:rPr>
+              <w:t>{{DAY_DESC_2}}</w:t>
+            </w:r>
+          </w:p>
+          <w:p>
+            <w:pPr>
+              <w:widowControl w:val="0"/>
+              <w:pBdr>
+                <w:top w:val="nil"/>
+                <w:left w:val="nil"/>
+                <w:bottom w:val="nil"/>
+                <w:right w:val="nil"/>
+                <w:between w:val="nil"/>
+              </w:pBdr>
+              <w:rPr>
+                <w:rFonts w:ascii="TH SarabunPSK" w:eastAsia="TH Sarabun PSK" w:hAnsi="TH SarabunPSK" w:cs="TH SarabunPSK"/>
+                <w:sz w:val="28"/>
+                <w:szCs w:val="28"/>
+              </w:rPr>
+            </w:pPr>
+          </w:p>
+        </w:tc>
+        <w:tc>
+          <w:tcPr>
+            <w:tcW w:w="985" w:type="dxa"/>
+            <w:tcBorders>
+              <w:top w:val="nil"/>
+              <w:left w:val="single" w:sz="4" w:space="0" w:color="000000"/>
+              <w:bottom w:val="nil"/>
+              <w:right w:val="single" w:sz="4" w:space="0" w:color="000000"/>
+            </w:tcBorders>
+          </w:tcPr>
+          <w:p>
+            <w:pPr>
+              <w:jc w:val="center"/>
+              <w:rPr>
+                <w:rFonts w:ascii="TH SarabunPSK" w:eastAsia="TH Sarabun PSK" w:hAnsi="TH SarabunPSK" w:cs="TH SarabunPSK"/>
+                <w:sz w:val="28"/>
+                <w:szCs w:val="28"/>
+              </w:rPr>
+            </w:pPr>
+            <w:r>
+              <w:rPr>
+                <w:rFonts w:ascii="TH SarabunPSK" w:eastAsia="TH Sarabun PSK" w:hAnsi="TH SarabunPSK" w:cs="TH SarabunPSK"/>
+                <w:sz w:val="28"/>
+                <w:szCs w:val="28"/>
+              </w:rPr>
+              <w:t>{{W_A2}}</w:t>
+            </w:r>
+          </w:p>
+        </w:tc>
+        <w:tc>
+          <w:tcPr>
+            <w:tcW w:w="942" w:type="dxa"/>
+            <w:tcBorders>
+              <w:top w:val="nil"/>
+              <w:left w:val="single" w:sz="4" w:space="0" w:color="000000"/>
+              <w:bottom w:val="nil"/>
+              <w:right w:val="single" w:sz="4" w:space="0" w:color="000000"/>
+            </w:tcBorders>
+          </w:tcPr>
+          <w:p>
+            <w:pPr>
+              <w:jc w:val="center"/>
+              <w:rPr>
+                <w:rFonts w:ascii="TH SarabunPSK" w:eastAsia="TH Sarabun PSK" w:hAnsi="TH SarabunPSK" w:cs="TH SarabunPSK"/>
+                <w:sz w:val="28"/>
+                <w:szCs w:val="28"/>
+              </w:rPr>
+            </w:pPr>
+            <w:r>
+              <w:rPr>
+                <w:rFonts w:ascii="TH SarabunPSK" w:eastAsia="TH Sarabun PSK" w:hAnsi="TH SarabunPSK" w:cs="TH SarabunPSK"/>
+                <w:sz w:val="28"/>
+                <w:szCs w:val="28"/>
+              </w:rPr>
+              <w:t>{{W_P2}}</w:t>
+            </w:r>
+          </w:p>
+        </w:tc>
+      </w:tr>
+      <w:tr>
+        <w:trPr>
+          <w:trHeight w:val="20"/>
+          <w:jc w:val="center"/>
+        </w:trPr>
+        <w:tc>
+          <w:tcPr>
+            <w:tcW w:w="2152" w:type="dxa"/>
+            <w:tcBorders>
+              <w:top w:val="nil"/>
+              <w:left w:val="single" w:sz="4" w:space="0" w:color="000000"/>
+              <w:bottom w:val="nil"/>
+            </w:tcBorders>
+          </w:tcPr>
+          <w:p>
+            <w:pPr>
+              <w:widowControl w:val="0"/>
+              <w:pBdr>
+                <w:top w:val="nil"/>
+                <w:left w:val="nil"/>
+                <w:bottom w:val="nil"/>
+                <w:right w:val="nil"/>
+                <w:between w:val="nil"/>
+              </w:pBdr>
+              <w:jc w:val="center"/>
+              <w:rPr>
+                <w:rFonts w:ascii="TH SarabunPSK" w:eastAsia="TH Sarabun PSK" w:hAnsi="TH SarabunPSK" w:cs="TH SarabunPSK"/>
+                <w:b/>
+                <w:bCs/>
+                <w:sz w:val="28"/>
+                <w:szCs w:val="28"/>
+              </w:rPr>
+            </w:pPr>
+            <w:r>
+              <w:rPr>
+                <w:rFonts w:ascii="TH SarabunPSK" w:eastAsia="TH Sarabun PSK" w:hAnsi="TH SarabunPSK" w:cs="TH SarabunPSK"/>
+                <w:sz w:val="28"/>
+                <w:szCs w:val="28"/>
+              </w:rPr>
+              <w:t>{{D3}}</w:t>
+            </w:r>
+          </w:p>
+        </w:tc>
+        <w:tc>
+          <w:tcPr>
+            <w:tcW w:w="6604" w:type="dxa"/>
+            <w:tcBorders>
+              <w:top w:val="nil"/>
+              <w:bottom w:val="nil"/>
+              <w:right w:val="single" w:sz="4" w:space="0" w:color="000000"/>
+            </w:tcBorders>
+          </w:tcPr>
+          <w:p>
+            <w:pPr>
+              <w:widowControl w:val="0"/>
+              <w:pBdr>
+                <w:top w:val="nil"/>
+                <w:left w:val="nil"/>
+                <w:bottom w:val="nil"/>
+                <w:right w:val="nil"/>
+                <w:between w:val="nil"/>
+              </w:pBdr>
+              <w:rPr>
+                <w:rFonts w:ascii="TH SarabunPSK" w:eastAsia="TH Sarabun PSK" w:hAnsi="TH SarabunPSK" w:cs="TH SarabunPSK" w:hint="cs"/>
+                <w:sz w:val="28"/>
+                <w:szCs w:val="28"/>
+              </w:rPr>
+            </w:pPr>
+            <w:r>
+              <w:rPr>
+                <w:rFonts w:ascii="TH SarabunPSK" w:eastAsia="TH Sarabun PSK" w:hAnsi="TH SarabunPSK" w:cs="TH SarabunPSK"/>
+                <w:sz w:val="28"/>
+                <w:szCs w:val="28"/>
+              </w:rPr>
+              <w:t>{{DAY_DESC_3}}</w:t>
+            </w:r>
+          </w:p>
+          <w:p>
+            <w:pPr>
+              <w:widowControl w:val="0"/>
+              <w:pBdr>
+                <w:top w:val="nil"/>
+                <w:left w:val="nil"/>
+                <w:bottom w:val="nil"/>
+                <w:right w:val="nil"/>
+                <w:between w:val="nil"/>
+              </w:pBdr>
+              <w:rPr>
+                <w:rFonts w:ascii="TH SarabunPSK" w:eastAsia="TH Sarabun PSK" w:hAnsi="TH SarabunPSK" w:cs="TH SarabunPSK"/>
+                <w:sz w:val="28"/>
+                <w:szCs w:val="28"/>
+              </w:rPr>
+            </w:pPr>
+          </w:p>
+        </w:tc>
+        <w:tc>
+          <w:tcPr>
+            <w:tcW w:w="985" w:type="dxa"/>
+            <w:tcBorders>
+              <w:top w:val="nil"/>
+              <w:left w:val="single" w:sz="4" w:space="0" w:color="000000"/>
+              <w:bottom w:val="nil"/>
+              <w:right w:val="single" w:sz="4" w:space="0" w:color="000000"/>
+            </w:tcBorders>
+          </w:tcPr>
+          <w:p>
+            <w:pPr>
+              <w:jc w:val="center"/>
+              <w:rPr>
+                <w:rFonts w:ascii="TH SarabunPSK" w:eastAsia="TH Sarabun PSK" w:hAnsi="TH SarabunPSK" w:cs="TH SarabunPSK"/>
+                <w:sz w:val="28"/>
+                <w:szCs w:val="28"/>
+              </w:rPr>
+            </w:pPr>
+            <w:r>
+              <w:rPr>
+                <w:rFonts w:ascii="TH SarabunPSK" w:eastAsia="TH Sarabun PSK" w:hAnsi="TH SarabunPSK" w:cs="TH SarabunPSK"/>
+                <w:sz w:val="28"/>
+                <w:szCs w:val="28"/>
+              </w:rPr>
+              <w:t>{{W_A3}}</w:t>
+            </w:r>
+          </w:p>
+        </w:tc>
+        <w:tc>
+          <w:tcPr>
+            <w:tcW w:w="942" w:type="dxa"/>
+            <w:tcBorders>
+              <w:top w:val="nil"/>
+              <w:left w:val="single" w:sz="4" w:space="0" w:color="000000"/>
+              <w:bottom w:val="nil"/>
+              <w:right w:val="single" w:sz="4" w:space="0" w:color="000000"/>
+            </w:tcBorders>
+          </w:tcPr>
+          <w:p>
+            <w:pPr>
+              <w:jc w:val="center"/>
+              <w:rPr>
+                <w:rFonts w:ascii="TH SarabunPSK" w:eastAsia="TH Sarabun PSK" w:hAnsi="TH SarabunPSK" w:cs="TH SarabunPSK"/>
+                <w:sz w:val="28"/>
+                <w:szCs w:val="28"/>
+              </w:rPr>
+            </w:pPr>
+            <w:r>
+              <w:rPr>
+                <w:rFonts w:ascii="TH SarabunPSK" w:eastAsia="TH Sarabun PSK" w:hAnsi="TH SarabunPSK" w:cs="TH SarabunPSK"/>
+                <w:sz w:val="28"/>
+                <w:szCs w:val="28"/>
+              </w:rPr>
+              <w:t>{{W_P3}}</w:t>
+            </w:r>
+          </w:p>
+        </w:tc>
+      </w:tr>
+      <w:tr>
+        <w:trPr>
+          <w:trHeight w:val="20"/>
+          <w:jc w:val="center"/>
+        </w:trPr>
+        <w:tc>
+          <w:tcPr>
+            <w:tcW w:w="2152" w:type="dxa"/>
+            <w:tcBorders>
+              <w:top w:val="nil"/>
+              <w:left w:val="single" w:sz="4" w:space="0" w:color="000000"/>
+              <w:bottom w:val="nil"/>
+            </w:tcBorders>
+          </w:tcPr>
+          <w:p>
+            <w:pPr>
+              <w:widowControl w:val="0"/>
+              <w:pBdr>
+                <w:top w:val="nil"/>
+                <w:left w:val="nil"/>
+                <w:bottom w:val="nil"/>
+                <w:right w:val="nil"/>
+                <w:between w:val="nil"/>
+              </w:pBdr>
+              <w:jc w:val="center"/>
+              <w:rPr>
+                <w:rFonts w:ascii="TH SarabunPSK" w:eastAsia="TH Sarabun PSK" w:hAnsi="TH SarabunPSK" w:cs="TH SarabunPSK"/>
+                <w:b/>
+                <w:bCs/>
+                <w:sz w:val="28"/>
+                <w:szCs w:val="28"/>
+              </w:rPr>
+            </w:pPr>
+            <w:r>
+              <w:rPr>
+                <w:rFonts w:ascii="TH SarabunPSK" w:eastAsia="TH Sarabun PSK" w:hAnsi="TH SarabunPSK" w:cs="TH SarabunPSK"/>
+                <w:sz w:val="28"/>
+                <w:szCs w:val="28"/>
+              </w:rPr>
+              <w:t>{{D4}}</w:t>
+            </w:r>
+          </w:p>
+        </w:tc>
+        <w:tc>
+          <w:tcPr>
+            <w:tcW w:w="6604" w:type="dxa"/>
+            <w:tcBorders>
+              <w:top w:val="nil"/>
+              <w:bottom w:val="nil"/>
+              <w:right w:val="single" w:sz="4" w:space="0" w:color="000000"/>
+            </w:tcBorders>
+          </w:tcPr>
+          <w:p>
+            <w:pPr>
+              <w:widowControl w:val="0"/>
+              <w:pBdr>
+                <w:top w:val="nil"/>
+                <w:left w:val="nil"/>
+                <w:bottom w:val="nil"/>
+                <w:right w:val="nil"/>
+                <w:between w:val="nil"/>
+              </w:pBdr>
+              <w:rPr>
+                <w:rFonts w:ascii="TH SarabunPSK" w:eastAsia="TH Sarabun PSK" w:hAnsi="TH SarabunPSK" w:cs="TH SarabunPSK" w:hint="cs"/>
+                <w:sz w:val="28"/>
+                <w:szCs w:val="28"/>
+              </w:rPr>
+            </w:pPr>
+            <w:r>
+              <w:rPr>
+                <w:rFonts w:ascii="TH SarabunPSK" w:eastAsia="TH Sarabun PSK" w:hAnsi="TH SarabunPSK" w:cs="TH SarabunPSK"/>
+                <w:sz w:val="28"/>
+                <w:szCs w:val="28"/>
+              </w:rPr>
+              <w:t>{{DAY_DESC_4}}</w:t>
+            </w:r>
+          </w:p>
+          <w:p>
+            <w:pPr>
+              <w:widowControl w:val="0"/>
+              <w:pBdr>
+                <w:top w:val="nil"/>
+                <w:left w:val="nil"/>
+                <w:bottom w:val="nil"/>
+                <w:right w:val="nil"/>
+                <w:between w:val="nil"/>
+              </w:pBdr>
+              <w:rPr>
+                <w:rFonts w:ascii="TH SarabunPSK" w:eastAsia="TH Sarabun PSK" w:hAnsi="TH SarabunPSK" w:cs="TH SarabunPSK"/>
+                <w:sz w:val="28"/>
+                <w:szCs w:val="28"/>
+              </w:rPr>
+            </w:pPr>
+          </w:p>
+        </w:tc>
+        <w:tc>
+          <w:tcPr>
+            <w:tcW w:w="985" w:type="dxa"/>
+            <w:tcBorders>
+              <w:top w:val="nil"/>
+              <w:left w:val="single" w:sz="4" w:space="0" w:color="000000"/>
+              <w:bottom w:val="nil"/>
+              <w:right w:val="single" w:sz="4" w:space="0" w:color="000000"/>
+            </w:tcBorders>
+          </w:tcPr>
+          <w:p>
+            <w:pPr>
+              <w:jc w:val="center"/>
+              <w:rPr>
+                <w:rFonts w:ascii="TH SarabunPSK" w:eastAsia="TH Sarabun PSK" w:hAnsi="TH SarabunPSK" w:cs="TH SarabunPSK"/>
+                <w:sz w:val="28"/>
+                <w:szCs w:val="28"/>
+              </w:rPr>
+            </w:pPr>
+            <w:r>
+              <w:rPr>
+                <w:rFonts w:ascii="TH SarabunPSK" w:eastAsia="TH Sarabun PSK" w:hAnsi="TH SarabunPSK" w:cs="TH SarabunPSK"/>
+                <w:sz w:val="28"/>
+                <w:szCs w:val="28"/>
+              </w:rPr>
+              <w:t>{{W_A4}}</w:t>
+            </w:r>
+          </w:p>
+        </w:tc>
+        <w:tc>
+          <w:tcPr>
+            <w:tcW w:w="942" w:type="dxa"/>
+            <w:tcBorders>
+              <w:top w:val="nil"/>
+              <w:left w:val="single" w:sz="4" w:space="0" w:color="000000"/>
+              <w:bottom w:val="nil"/>
+              <w:right w:val="single" w:sz="4" w:space="0" w:color="000000"/>
+            </w:tcBorders>
+          </w:tcPr>
+          <w:p>
+            <w:pPr>
+              <w:jc w:val="center"/>
+              <w:rPr>
+                <w:rFonts w:ascii="TH SarabunPSK" w:eastAsia="TH Sarabun PSK" w:hAnsi="TH SarabunPSK" w:cs="TH SarabunPSK"/>
+                <w:sz w:val="28"/>
+                <w:szCs w:val="28"/>
+              </w:rPr>
+            </w:pPr>
+            <w:r>
+              <w:rPr>
+                <w:rFonts w:ascii="TH SarabunPSK" w:eastAsia="TH Sarabun PSK" w:hAnsi="TH SarabunPSK" w:cs="TH SarabunPSK"/>
+                <w:sz w:val="28"/>
+                <w:szCs w:val="28"/>
+              </w:rPr>
+              <w:t>{{W_P4}}</w:t>
+            </w:r>
+          </w:p>
+        </w:tc>
+      </w:tr>
+      <w:tr>
+        <w:trPr>
+          <w:trHeight w:val="20"/>
+          <w:jc w:val="center"/>
+        </w:trPr>
+        <w:tc>
+          <w:tcPr>
+            <w:tcW w:w="2152" w:type="dxa"/>
+            <w:tcBorders>
+              <w:top w:val="nil"/>
+              <w:left w:val="single" w:sz="4" w:space="0" w:color="000000"/>
+              <w:bottom w:val="nil"/>
+            </w:tcBorders>
+          </w:tcPr>
+          <w:p>
+            <w:pPr>
+              <w:widowControl w:val="0"/>
+              <w:pBdr>
+                <w:top w:val="nil"/>
+                <w:left w:val="nil"/>
+                <w:bottom w:val="nil"/>
+                <w:right w:val="nil"/>
+                <w:between w:val="nil"/>
+              </w:pBdr>
+              <w:jc w:val="center"/>
+              <w:rPr>
+                <w:rFonts w:ascii="TH SarabunPSK" w:eastAsia="TH Sarabun PSK" w:hAnsi="TH SarabunPSK" w:cs="TH SarabunPSK"/>
+                <w:b/>
+                <w:bCs/>
+                <w:sz w:val="28"/>
+                <w:szCs w:val="28"/>
+              </w:rPr>
+            </w:pPr>
+            <w:r>
+              <w:rPr>
+                <w:rFonts w:ascii="TH SarabunPSK" w:eastAsia="TH Sarabun PSK" w:hAnsi="TH SarabunPSK" w:cs="TH SarabunPSK"/>
+                <w:sz w:val="28"/>
+                <w:szCs w:val="28"/>
+              </w:rPr>
+              <w:t>{{D5}}</w:t>
+            </w:r>
+          </w:p>
+        </w:tc>
+        <w:tc>
+          <w:tcPr>
+            <w:tcW w:w="6604" w:type="dxa"/>
+            <w:tcBorders>
+              <w:top w:val="nil"/>
+              <w:bottom w:val="nil"/>
+              <w:right w:val="single" w:sz="4" w:space="0" w:color="000000"/>
+            </w:tcBorders>
+          </w:tcPr>
+          <w:p>
+            <w:pPr>
+              <w:widowControl w:val="0"/>
+              <w:pBdr>
+                <w:top w:val="nil"/>
+                <w:left w:val="nil"/>
+                <w:bottom w:val="nil"/>
+                <w:right w:val="nil"/>
+                <w:between w:val="nil"/>
+              </w:pBdr>
+              <w:rPr>
+                <w:rFonts w:ascii="TH SarabunPSK" w:eastAsia="TH Sarabun PSK" w:hAnsi="TH SarabunPSK" w:cs="TH SarabunPSK" w:hint="cs"/>
+                <w:sz w:val="28"/>
+                <w:szCs w:val="28"/>
+              </w:rPr>
+            </w:pPr>
+            <w:r>
+              <w:rPr>
+                <w:rFonts w:ascii="TH SarabunPSK" w:eastAsia="TH Sarabun PSK" w:hAnsi="TH SarabunPSK" w:cs="TH SarabunPSK"/>
+                <w:sz w:val="28"/>
+                <w:szCs w:val="28"/>
+              </w:rPr>
+              <w:t>{{DAY_DESC_5}}</w:t>
+            </w:r>
+          </w:p>
+          <w:p>
+            <w:pPr>
+              <w:widowControl w:val="0"/>
+              <w:pBdr>
+                <w:top w:val="nil"/>
+                <w:left w:val="nil"/>
+                <w:bottom w:val="nil"/>
+                <w:right w:val="nil"/>
+                <w:between w:val="nil"/>
+              </w:pBdr>
+              <w:rPr>
+                <w:rFonts w:ascii="TH SarabunPSK" w:eastAsia="TH Sarabun PSK" w:hAnsi="TH SarabunPSK" w:cs="TH SarabunPSK"/>
+                <w:sz w:val="28"/>
+                <w:szCs w:val="28"/>
+              </w:rPr>
+            </w:pPr>
+          </w:p>
+        </w:tc>
+        <w:tc>
+          <w:tcPr>
+            <w:tcW w:w="985" w:type="dxa"/>
+            <w:tcBorders>
+              <w:top w:val="nil"/>
+              <w:left w:val="single" w:sz="4" w:space="0" w:color="000000"/>
+              <w:bottom w:val="nil"/>
+              <w:right w:val="single" w:sz="4" w:space="0" w:color="000000"/>
+            </w:tcBorders>
+          </w:tcPr>
+          <w:p>
+            <w:pPr>
+              <w:jc w:val="center"/>
+              <w:rPr>
+                <w:rFonts w:ascii="TH SarabunPSK" w:eastAsia="TH Sarabun PSK" w:hAnsi="TH SarabunPSK" w:cs="TH SarabunPSK"/>
+                <w:sz w:val="28"/>
+                <w:szCs w:val="28"/>
+              </w:rPr>
+            </w:pPr>
+            <w:r>
+              <w:rPr>
+                <w:rFonts w:ascii="TH SarabunPSK" w:eastAsia="TH Sarabun PSK" w:hAnsi="TH SarabunPSK" w:cs="TH SarabunPSK"/>
+                <w:sz w:val="28"/>
+                <w:szCs w:val="28"/>
+              </w:rPr>
+              <w:t>{{W_A5}}</w:t>
+            </w:r>
+          </w:p>
+        </w:tc>
+        <w:tc>
+          <w:tcPr>
+            <w:tcW w:w="942" w:type="dxa"/>
+            <w:tcBorders>
+              <w:top w:val="nil"/>
+              <w:left w:val="single" w:sz="4" w:space="0" w:color="000000"/>
+              <w:bottom w:val="nil"/>
+              <w:right w:val="single" w:sz="4" w:space="0" w:color="000000"/>
+            </w:tcBorders>
+          </w:tcPr>
+          <w:p>
+            <w:pPr>
+              <w:jc w:val="center"/>
+              <w:rPr>
+                <w:rFonts w:ascii="TH SarabunPSK" w:eastAsia="TH Sarabun PSK" w:hAnsi="TH SarabunPSK" w:cs="TH SarabunPSK"/>
+                <w:sz w:val="28"/>
+                <w:szCs w:val="28"/>
+              </w:rPr>
+            </w:pPr>
+            <w:r>
+              <w:rPr>
+                <w:rFonts w:ascii="TH SarabunPSK" w:eastAsia="TH Sarabun PSK" w:hAnsi="TH SarabunPSK" w:cs="TH SarabunPSK"/>
+                <w:sz w:val="28"/>
+                <w:szCs w:val="28"/>
+              </w:rPr>
+              <w:t>{{W_P5}}</w:t>
+            </w:r>
+          </w:p>
+        </w:tc>
+      </w:tr>
+      <w:tr>
+        <w:trPr>
+          <w:trHeight w:val="20"/>
+          <w:jc w:val="center"/>
+        </w:trPr>
+        <w:tc>
+          <w:tcPr>
+            <w:tcW w:w="2152" w:type="dxa"/>
+            <w:tcBorders>
+              <w:top w:val="nil"/>
+              <w:left w:val="single" w:sz="4" w:space="0" w:color="000000"/>
+              <w:bottom w:val="nil"/>
+            </w:tcBorders>
+          </w:tcPr>
+          <w:p>
+            <w:pPr>
+              <w:widowControl w:val="0"/>
+              <w:pBdr>
+                <w:top w:val="nil"/>
+                <w:left w:val="nil"/>
+                <w:bottom w:val="nil"/>
+                <w:right w:val="nil"/>
+                <w:between w:val="nil"/>
+              </w:pBdr>
+              <w:jc w:val="center"/>
+              <w:rPr>
+                <w:rFonts w:ascii="TH SarabunPSK" w:eastAsia="TH Sarabun PSK" w:hAnsi="TH SarabunPSK" w:cs="TH SarabunPSK"/>
+                <w:b/>
+                <w:bCs/>
+                <w:sz w:val="28"/>
+                <w:szCs w:val="28"/>
+              </w:rPr>
+            </w:pPr>
+            <w:r>
+              <w:rPr>
+                <w:rFonts w:ascii="TH SarabunPSK" w:eastAsia="TH Sarabun PSK" w:hAnsi="TH SarabunPSK" w:cs="TH SarabunPSK"/>
+                <w:sz w:val="28"/>
+                <w:szCs w:val="28"/>
+              </w:rPr>
+              <w:t>{{D6}}</w:t>
+            </w:r>
+          </w:p>
+        </w:tc>
+        <w:tc>
+          <w:tcPr>
+            <w:tcW w:w="6604" w:type="dxa"/>
+            <w:tcBorders>
+              <w:top w:val="nil"/>
+              <w:bottom w:val="nil"/>
+              <w:right w:val="single" w:sz="4" w:space="0" w:color="000000"/>
+            </w:tcBorders>
+          </w:tcPr>
+          <w:p>
+            <w:pPr>
+              <w:widowControl w:val="0"/>
+              <w:pBdr>
+                <w:top w:val="nil"/>
+                <w:left w:val="nil"/>
+                <w:bottom w:val="nil"/>
+                <w:right w:val="nil"/>
+                <w:between w:val="nil"/>
+              </w:pBdr>
+              <w:rPr>
+                <w:rFonts w:ascii="TH SarabunPSK" w:eastAsia="TH Sarabun PSK" w:hAnsi="TH SarabunPSK" w:cs="TH SarabunPSK" w:hint="cs"/>
+                <w:sz w:val="28"/>
+                <w:szCs w:val="28"/>
+              </w:rPr>
+            </w:pPr>
+            <w:r>
+              <w:rPr>
+                <w:rFonts w:ascii="TH SarabunPSK" w:eastAsia="TH Sarabun PSK" w:hAnsi="TH SarabunPSK" w:cs="TH SarabunPSK"/>
+                <w:sz w:val="28"/>
+                <w:szCs w:val="28"/>
+              </w:rPr>
+              <w:t>{{DAY_DESC_6}}</w:t>
+            </w:r>
+          </w:p>
+          <w:p>
+            <w:pPr>
+              <w:widowControl w:val="0"/>
+              <w:pBdr>
+                <w:top w:val="nil"/>
+                <w:left w:val="nil"/>
+                <w:bottom w:val="nil"/>
+                <w:right w:val="nil"/>
+                <w:between w:val="nil"/>
+              </w:pBdr>
+              <w:rPr>
+                <w:rFonts w:ascii="TH SarabunPSK" w:eastAsia="TH Sarabun PSK" w:hAnsi="TH SarabunPSK" w:cs="TH SarabunPSK"/>
+                <w:sz w:val="28"/>
+                <w:szCs w:val="28"/>
+              </w:rPr>
+            </w:pPr>
+          </w:p>
+        </w:tc>
+        <w:tc>
+          <w:tcPr>
+            <w:tcW w:w="985" w:type="dxa"/>
+            <w:tcBorders>
+              <w:top w:val="nil"/>
+              <w:left w:val="single" w:sz="4" w:space="0" w:color="000000"/>
+              <w:bottom w:val="nil"/>
+              <w:right w:val="single" w:sz="4" w:space="0" w:color="000000"/>
+            </w:tcBorders>
+          </w:tcPr>
+          <w:p>
+            <w:pPr>
+              <w:jc w:val="center"/>
+              <w:rPr>
+                <w:rFonts w:ascii="TH SarabunPSK" w:eastAsia="TH Sarabun PSK" w:hAnsi="TH SarabunPSK" w:cs="TH SarabunPSK"/>
+                <w:sz w:val="28"/>
+                <w:szCs w:val="28"/>
+              </w:rPr>
+            </w:pPr>
+            <w:r>
+              <w:rPr>
+                <w:rFonts w:ascii="TH SarabunPSK" w:eastAsia="TH Sarabun PSK" w:hAnsi="TH SarabunPSK" w:cs="TH SarabunPSK"/>
+                <w:sz w:val="28"/>
+                <w:szCs w:val="28"/>
+              </w:rPr>
+              <w:t>{{W_A6}}</w:t>
+            </w:r>
+          </w:p>
+        </w:tc>
+        <w:tc>
+          <w:tcPr>
+            <w:tcW w:w="942" w:type="dxa"/>
+            <w:tcBorders>
+              <w:top w:val="nil"/>
+              <w:left w:val="single" w:sz="4" w:space="0" w:color="000000"/>
+              <w:bottom w:val="nil"/>
+              <w:right w:val="single" w:sz="4" w:space="0" w:color="000000"/>
+            </w:tcBorders>
+          </w:tcPr>
+          <w:p>
+            <w:pPr>
+              <w:jc w:val="center"/>
+              <w:rPr>
+                <w:rFonts w:ascii="TH SarabunPSK" w:eastAsia="TH Sarabun PSK" w:hAnsi="TH SarabunPSK" w:cs="TH SarabunPSK"/>
+                <w:sz w:val="28"/>
+                <w:szCs w:val="28"/>
+              </w:rPr>
+            </w:pPr>
+            <w:r>
+              <w:rPr>
+                <w:rFonts w:ascii="TH SarabunPSK" w:eastAsia="TH Sarabun PSK" w:hAnsi="TH SarabunPSK" w:cs="TH SarabunPSK"/>
+                <w:sz w:val="28"/>
+                <w:szCs w:val="28"/>
+              </w:rPr>
+              <w:t>{{W_P6}}</w:t>
+            </w:r>
+          </w:p>
+        </w:tc>
+      </w:tr>
+      <w:tr>
+        <w:trPr>
+          <w:trHeight w:val="20"/>
+          <w:jc w:val="center"/>
+        </w:trPr>
+        <w:tc>
+          <w:tcPr>
+            <w:tcW w:w="2152" w:type="dxa"/>
+            <w:tcBorders>
+              <w:top w:val="nil"/>
+              <w:left w:val="single" w:sz="4" w:space="0" w:color="000000"/>
+              <w:bottom w:val="single" w:sz="4" w:space="0" w:color="000000"/>
+            </w:tcBorders>
+          </w:tcPr>
+          <w:p>
+            <w:pPr>
+              <w:widowControl w:val="0"/>
+              <w:pBdr>
+                <w:top w:val="nil"/>
+                <w:left w:val="nil"/>
+                <w:bottom w:val="nil"/>
+                <w:right w:val="nil"/>
+                <w:between w:val="nil"/>
+              </w:pBdr>
+              <w:jc w:val="center"/>
+              <w:rPr>
+                <w:rFonts w:ascii="TH SarabunPSK" w:eastAsia="TH Sarabun PSK" w:hAnsi="TH SarabunPSK" w:cs="TH SarabunPSK"/>
+                <w:b/>
+                <w:bCs/>
+                <w:sz w:val="28"/>
+                <w:szCs w:val="28"/>
+              </w:rPr>
+            </w:pPr>
+            <w:r>
+              <w:rPr>
+                <w:rFonts w:ascii="TH SarabunPSK" w:eastAsia="TH Sarabun PSK" w:hAnsi="TH SarabunPSK" w:cs="TH SarabunPSK"/>
+                <w:sz w:val="28"/>
+                <w:szCs w:val="28"/>
+              </w:rPr>
+              <w:t>{{D7}}</w:t>
+            </w:r>
+          </w:p>
+        </w:tc>
+        <w:tc>
+          <w:tcPr>
+            <w:tcW w:w="6604" w:type="dxa"/>
+            <w:tcBorders>
+              <w:top w:val="nil"/>
+              <w:bottom w:val="single" w:sz="4" w:space="0" w:color="000000"/>
+              <w:right w:val="single" w:sz="4" w:space="0" w:color="000000"/>
+            </w:tcBorders>
+          </w:tcPr>
+          <w:p>
+            <w:pPr>
+              <w:widowControl w:val="0"/>
+              <w:pBdr>
+                <w:top w:val="nil"/>
+                <w:left w:val="nil"/>
+                <w:bottom w:val="nil"/>
+                <w:right w:val="nil"/>
+                <w:between w:val="nil"/>
+              </w:pBdr>
+              <w:rPr>
+                <w:rFonts w:ascii="TH SarabunPSK" w:eastAsia="TH Sarabun PSK" w:hAnsi="TH SarabunPSK" w:cs="TH SarabunPSK" w:hint="cs"/>
+                <w:sz w:val="28"/>
+                <w:szCs w:val="28"/>
+              </w:rPr>
+            </w:pPr>
+            <w:r>
+              <w:rPr>
+                <w:rFonts w:ascii="TH SarabunPSK" w:eastAsia="TH Sarabun PSK" w:hAnsi="TH SarabunPSK" w:cs="TH SarabunPSK"/>
+                <w:sz w:val="28"/>
+                <w:szCs w:val="28"/>
+              </w:rPr>
+              <w:t>{{DAY_DESC_7}}</w:t>
+            </w:r>
+          </w:p>
+          <w:p>
+            <w:pPr>
+              <w:widowControl w:val="0"/>
+              <w:pBdr>
+                <w:top w:val="nil"/>
+                <w:left w:val="nil"/>
+                <w:bottom w:val="nil"/>
+                <w:right w:val="nil"/>
+                <w:between w:val="nil"/>
+              </w:pBdr>
+              <w:rPr>
+                <w:rFonts w:ascii="TH SarabunPSK" w:eastAsia="TH Sarabun PSK" w:hAnsi="TH SarabunPSK" w:cs="TH SarabunPSK"/>
+                <w:sz w:val="28"/>
+                <w:szCs w:val="28"/>
+              </w:rPr>
+            </w:pPr>
+          </w:p>
+        </w:tc>
+        <w:tc>
+          <w:tcPr>
+            <w:tcW w:w="985" w:type="dxa"/>
+            <w:tcBorders>
+              <w:top w:val="nil"/>
+              <w:left w:val="single" w:sz="4" w:space="0" w:color="000000"/>
+              <w:bottom w:val="single" w:sz="4" w:space="0" w:color="000000"/>
+              <w:right w:val="single" w:sz="4" w:space="0" w:color="000000"/>
+            </w:tcBorders>
+          </w:tcPr>
+          <w:p>
+            <w:pPr>
+              <w:jc w:val="center"/>
+              <w:rPr>
+                <w:rFonts w:ascii="TH SarabunPSK" w:eastAsia="TH Sarabun PSK" w:hAnsi="TH SarabunPSK" w:cs="TH SarabunPSK"/>
+                <w:sz w:val="28"/>
+                <w:szCs w:val="28"/>
+              </w:rPr>
+            </w:pPr>
+            <w:r>
+              <w:rPr>
+                <w:rFonts w:ascii="TH SarabunPSK" w:eastAsia="TH Sarabun PSK" w:hAnsi="TH SarabunPSK" w:cs="TH SarabunPSK"/>
+                <w:sz w:val="28"/>
+                <w:szCs w:val="28"/>
+              </w:rPr>
+              <w:t>{{W_A7}}</w:t>
+            </w:r>
+          </w:p>
+        </w:tc>
+        <w:tc>
+          <w:tcPr>
+            <w:tcW w:w="942" w:type="dxa"/>
+            <w:tcBorders>
+              <w:top w:val="nil"/>
+              <w:left w:val="single" w:sz="4" w:space="0" w:color="000000"/>
+              <w:bottom w:val="single" w:sz="4" w:space="0" w:color="000000"/>
+              <w:right w:val="single" w:sz="4" w:space="0" w:color="000000"/>
+            </w:tcBorders>
+          </w:tcPr>
+          <w:p>
+            <w:pPr>
+              <w:jc w:val="center"/>
+              <w:rPr>
+                <w:rFonts w:ascii="TH SarabunPSK" w:eastAsia="TH Sarabun PSK" w:hAnsi="TH SarabunPSK" w:cs="TH SarabunPSK"/>
+                <w:sz w:val="28"/>
+                <w:szCs w:val="28"/>
+              </w:rPr>
+            </w:pPr>
+            <w:r>
+              <w:rPr>
+                <w:rFonts w:ascii="TH SarabunPSK" w:eastAsia="TH Sarabun PSK" w:hAnsi="TH SarabunPSK" w:cs="TH SarabunPSK"/>
+                <w:sz w:val="28"/>
+                <w:szCs w:val="28"/>
+              </w:rPr>
+              <w:t>{{W_P7}}</w:t>
+            </w:r>
+          </w:p>
+        </w:tc>
+      </w:tr>
+    </w:tbl>
     <w:p>
       <w:pPr>
         <w:rPr>
@@ -6561,9 +6091,11 @@
         <w:tc>
           <w:tcPr>
             <w:tcW w:w="1668" w:type="dxa"/>
-          </w:tcPr>
-          <w:p>
-            <w:pPr>
+            <w:vAlign w:val="center"/>
+          </w:tcPr>
+          <w:p>
+            <w:pPr>
+              <w:keepNext/>
               <w:jc w:val="center"/>
               <w:rPr>
                 <w:rFonts w:ascii="TH SarabunPSK" w:eastAsia="TH Sarabun PSK" w:hAnsi="TH SarabunPSK" w:cs="TH SarabunPSK"/>
@@ -6589,9 +6121,11 @@
         <w:tc>
           <w:tcPr>
             <w:tcW w:w="1338" w:type="dxa"/>
-          </w:tcPr>
-          <w:p>
-            <w:pPr>
+            <w:vAlign w:val="center"/>
+          </w:tcPr>
+          <w:p>
+            <w:pPr>
+              <w:keepNext/>
               <w:jc w:val="center"/>
               <w:rPr>
                 <w:rFonts w:ascii="TH SarabunPSK" w:eastAsia="TH Sarabun PSK" w:hAnsi="TH SarabunPSK" w:cs="TH SarabunPSK"/>
@@ -6616,9 +6150,11 @@
         <w:tc>
           <w:tcPr>
             <w:tcW w:w="1213" w:type="dxa"/>
-          </w:tcPr>
-          <w:p>
-            <w:pPr>
+            <w:vAlign w:val="center"/>
+          </w:tcPr>
+          <w:p>
+            <w:pPr>
+              <w:keepNext/>
               <w:jc w:val="center"/>
               <w:rPr>
                 <w:rFonts w:ascii="TH SarabunPSK" w:hAnsi="TH SarabunPSK" w:cs="TH SarabunPSK"/>
@@ -6643,9 +6179,11 @@
         <w:tc>
           <w:tcPr>
             <w:tcW w:w="1212" w:type="dxa"/>
-          </w:tcPr>
-          <w:p>
-            <w:pPr>
+            <w:vAlign w:val="center"/>
+          </w:tcPr>
+          <w:p>
+            <w:pPr>
+              <w:keepNext/>
               <w:jc w:val="center"/>
               <w:rPr>
                 <w:rFonts w:ascii="TH SarabunPSK" w:hAnsi="TH SarabunPSK" w:cs="TH SarabunPSK"/>
@@ -6670,9 +6208,11 @@
         <w:tc>
           <w:tcPr>
             <w:tcW w:w="1313" w:type="dxa"/>
-          </w:tcPr>
-          <w:p>
-            <w:pPr>
+            <w:vAlign w:val="center"/>
+          </w:tcPr>
+          <w:p>
+            <w:pPr>
+              <w:keepNext/>
               <w:jc w:val="center"/>
               <w:rPr>
                 <w:rFonts w:ascii="TH SarabunPSK" w:hAnsi="TH SarabunPSK" w:cs="TH SarabunPSK"/>
@@ -6697,9 +6237,11 @@
         <w:tc>
           <w:tcPr>
             <w:tcW w:w="1313" w:type="dxa"/>
-          </w:tcPr>
-          <w:p>
-            <w:pPr>
+            <w:vAlign w:val="center"/>
+          </w:tcPr>
+          <w:p>
+            <w:pPr>
+              <w:keepNext/>
               <w:jc w:val="center"/>
               <w:rPr>
                 <w:rFonts w:ascii="TH SarabunPSK" w:hAnsi="TH SarabunPSK" w:cs="TH SarabunPSK"/>
@@ -6724,9 +6266,11 @@
         <w:tc>
           <w:tcPr>
             <w:tcW w:w="1313" w:type="dxa"/>
-          </w:tcPr>
-          <w:p>
-            <w:pPr>
+            <w:vAlign w:val="center"/>
+          </w:tcPr>
+          <w:p>
+            <w:pPr>
+              <w:keepNext/>
               <w:jc w:val="center"/>
               <w:rPr>
                 <w:rFonts w:ascii="TH SarabunPSK" w:hAnsi="TH SarabunPSK" w:cs="TH SarabunPSK"/>
@@ -6751,9 +6295,11 @@
         <w:tc>
           <w:tcPr>
             <w:tcW w:w="1313" w:type="dxa"/>
-          </w:tcPr>
-          <w:p>
-            <w:pPr>
+            <w:vAlign w:val="center"/>
+          </w:tcPr>
+          <w:p>
+            <w:pPr>
+              <w:keepNext/>
               <w:jc w:val="center"/>
               <w:rPr>
                 <w:rFonts w:ascii="TH SarabunPSK" w:hAnsi="TH SarabunPSK" w:cs="TH SarabunPSK"/>
@@ -6787,6 +6333,7 @@
           </w:tcPr>
           <w:p>
             <w:pPr>
+              <w:keepNext/>
               <w:rPr>
                 <w:rFonts w:ascii="TH SarabunPSK" w:eastAsia="TH Sarabun PSK" w:hAnsi="TH SarabunPSK" w:cs="TH SarabunPSK"/>
                 <w:sz w:val="28"/>
@@ -6822,9 +6369,11 @@
         <w:tc>
           <w:tcPr>
             <w:tcW w:w="1338" w:type="dxa"/>
-          </w:tcPr>
-          <w:p>
-            <w:pPr>
+            <w:vAlign w:val="center"/>
+          </w:tcPr>
+          <w:p>
+            <w:pPr>
+              <w:keepNext/>
               <w:jc w:val="center"/>
               <w:rPr>
                 <w:rFonts w:ascii="TH SarabunPSK" w:eastAsia="TH Sarabun PSK" w:hAnsi="TH SarabunPSK" w:cs="TH SarabunPSK"/>
@@ -6845,9 +6394,11 @@
         <w:tc>
           <w:tcPr>
             <w:tcW w:w="1213" w:type="dxa"/>
-          </w:tcPr>
-          <w:p>
-            <w:pPr>
+            <w:vAlign w:val="center"/>
+          </w:tcPr>
+          <w:p>
+            <w:pPr>
+              <w:keepNext/>
               <w:jc w:val="center"/>
               <w:rPr>
                 <w:rFonts w:ascii="TH SarabunPSK" w:eastAsia="TH Sarabun PSK" w:hAnsi="TH SarabunPSK" w:cs="TH SarabunPSK"/>
@@ -6868,9 +6419,11 @@
         <w:tc>
           <w:tcPr>
             <w:tcW w:w="1212" w:type="dxa"/>
-          </w:tcPr>
-          <w:p>
-            <w:pPr>
+            <w:vAlign w:val="center"/>
+          </w:tcPr>
+          <w:p>
+            <w:pPr>
+              <w:keepNext/>
               <w:jc w:val="center"/>
               <w:rPr>
                 <w:rFonts w:ascii="TH SarabunPSK" w:eastAsia="TH Sarabun PSK" w:hAnsi="TH SarabunPSK" w:cs="TH SarabunPSK"/>
@@ -6891,9 +6444,11 @@
         <w:tc>
           <w:tcPr>
             <w:tcW w:w="1313" w:type="dxa"/>
-          </w:tcPr>
-          <w:p>
-            <w:pPr>
+            <w:vAlign w:val="center"/>
+          </w:tcPr>
+          <w:p>
+            <w:pPr>
+              <w:keepNext/>
               <w:jc w:val="center"/>
               <w:rPr>
                 <w:rFonts w:ascii="TH SarabunPSK" w:eastAsia="TH Sarabun PSK" w:hAnsi="TH SarabunPSK" w:cs="TH SarabunPSK"/>
@@ -6914,9 +6469,11 @@
         <w:tc>
           <w:tcPr>
             <w:tcW w:w="1313" w:type="dxa"/>
-          </w:tcPr>
-          <w:p>
-            <w:pPr>
+            <w:vAlign w:val="center"/>
+          </w:tcPr>
+          <w:p>
+            <w:pPr>
+              <w:keepNext/>
               <w:jc w:val="center"/>
               <w:rPr>
                 <w:rFonts w:ascii="TH SarabunPSK" w:eastAsia="TH Sarabun PSK" w:hAnsi="TH SarabunPSK" w:cs="TH SarabunPSK"/>
@@ -6937,9 +6494,11 @@
         <w:tc>
           <w:tcPr>
             <w:tcW w:w="1313" w:type="dxa"/>
-          </w:tcPr>
-          <w:p>
-            <w:pPr>
+            <w:vAlign w:val="center"/>
+          </w:tcPr>
+          <w:p>
+            <w:pPr>
+              <w:keepNext/>
               <w:jc w:val="center"/>
               <w:rPr>
                 <w:rFonts w:ascii="TH SarabunPSK" w:eastAsia="TH Sarabun PSK" w:hAnsi="TH SarabunPSK" w:cs="TH SarabunPSK"/>
@@ -6960,9 +6519,11 @@
         <w:tc>
           <w:tcPr>
             <w:tcW w:w="1313" w:type="dxa"/>
-          </w:tcPr>
-          <w:p>
-            <w:pPr>
+            <w:vAlign w:val="center"/>
+          </w:tcPr>
+          <w:p>
+            <w:pPr>
+              <w:keepNext/>
               <w:jc w:val="center"/>
               <w:rPr>
                 <w:rFonts w:ascii="TH SarabunPSK" w:eastAsia="TH Sarabun PSK" w:hAnsi="TH SarabunPSK" w:cs="TH SarabunPSK"/>
@@ -7008,6 +6569,7 @@
           </w:tcPr>
           <w:p>
             <w:pPr>
+              <w:keepNext/>
               <w:jc w:val="center"/>
               <w:rPr>
                 <w:rFonts w:ascii="TH SarabunPSK" w:eastAsia="TH Sarabun PSK" w:hAnsi="TH SarabunPSK" w:cs="TH SarabunPSK"/>
@@ -7037,6 +6599,7 @@
           </w:tcPr>
           <w:p>
             <w:pPr>
+              <w:keepNext/>
               <w:jc w:val="center"/>
               <w:rPr>
                 <w:rFonts w:ascii="TH SarabunPSK" w:eastAsia="TH Sarabun PSK" w:hAnsi="TH SarabunPSK" w:cs="TH SarabunPSK"/>
@@ -7061,6 +6624,7 @@
           </w:tcPr>
           <w:p>
             <w:pPr>
+              <w:keepNext/>
               <w:jc w:val="center"/>
               <w:rPr>
                 <w:rFonts w:ascii="TH SarabunPSK" w:eastAsia="TH Sarabun PSK" w:hAnsi="TH SarabunPSK" w:cs="TH SarabunPSK"/>
@@ -7085,6 +6649,7 @@
           </w:tcPr>
           <w:p>
             <w:pPr>
+              <w:keepNext/>
               <w:jc w:val="center"/>
               <w:rPr>
                 <w:rFonts w:ascii="TH SarabunPSK" w:eastAsia="TH Sarabun PSK" w:hAnsi="TH SarabunPSK" w:cs="TH SarabunPSK"/>
@@ -7109,6 +6674,7 @@
           </w:tcPr>
           <w:p>
             <w:pPr>
+              <w:keepNext/>
               <w:jc w:val="center"/>
               <w:rPr>
                 <w:rFonts w:ascii="TH SarabunPSK" w:eastAsia="TH Sarabun PSK" w:hAnsi="TH SarabunPSK" w:cs="TH SarabunPSK"/>
@@ -7133,6 +6699,7 @@
           </w:tcPr>
           <w:p>
             <w:pPr>
+              <w:keepNext/>
               <w:jc w:val="center"/>
               <w:rPr>
                 <w:rFonts w:ascii="TH SarabunPSK" w:eastAsia="TH Sarabun PSK" w:hAnsi="TH SarabunPSK" w:cs="TH SarabunPSK"/>
@@ -7157,6 +6724,7 @@
           </w:tcPr>
           <w:p>
             <w:pPr>
+              <w:keepNext/>
               <w:jc w:val="center"/>
               <w:rPr>
                 <w:rFonts w:ascii="TH SarabunPSK" w:eastAsia="TH Sarabun PSK" w:hAnsi="TH SarabunPSK" w:cs="TH SarabunPSK"/>
@@ -7181,6 +6749,7 @@
           </w:tcPr>
           <w:p>
             <w:pPr>
+              <w:keepNext/>
               <w:jc w:val="center"/>
               <w:rPr>
                 <w:rFonts w:ascii="TH SarabunPSK" w:eastAsia="TH Sarabun PSK" w:hAnsi="TH SarabunPSK" w:cs="TH SarabunPSK"/>
@@ -7203,7 +6772,7 @@
     <w:p>
       <w:pPr>
         <w:rPr>
-          <w:rFonts w:ascii="TH SarabunPSK" w:eastAsia="TH Sarabun PSK" w:hAnsi="TH SarabunPSK" w:cs="TH SarabunPSK" w:hint="cs"/>
+          <w:rFonts w:ascii="TH SarabunPSK" w:eastAsia="TH Sarabun PSK" w:hAnsi="TH SarabunPSK" w:cs="TH SarabunPSK"/>
           <w:b/>
           <w:bCs/>
           <w:sz w:val="28"/>
@@ -7214,7 +6783,7 @@
     <w:p>
       <w:pPr>
         <w:rPr>
-          <w:rFonts w:ascii="TH SarabunPSK" w:eastAsia="TH Sarabun PSK" w:hAnsi="TH SarabunPSK" w:cs="TH SarabunPSK" w:hint="cs"/>
+          <w:rFonts w:ascii="TH SarabunPSK" w:eastAsia="TH Sarabun PSK" w:hAnsi="TH SarabunPSK" w:cs="TH SarabunPSK"/>
           <w:b/>
           <w:bCs/>
           <w:sz w:val="28"/>
@@ -7264,6 +6833,7 @@
           </w:tcPr>
           <w:p>
             <w:pPr>
+              <w:keepNext/>
               <w:tabs>
                 <w:tab w:val="center" w:pos="1853"/>
               </w:tabs>
@@ -7300,6 +6870,7 @@
           </w:tcPr>
           <w:p>
             <w:pPr>
+              <w:keepNext/>
               <w:tabs>
                 <w:tab w:val="center" w:pos="2304"/>
               </w:tabs>
@@ -7340,6 +6911,7 @@
           </w:tcPr>
           <w:p>
             <w:pPr>
+              <w:keepNext/>
               <w:tabs>
                 <w:tab w:val="center" w:pos="1791"/>
               </w:tabs>
@@ -7374,6 +6946,7 @@
           </w:tcPr>
           <w:p>
             <w:pPr>
+              <w:keepNext/>
               <w:tabs>
                 <w:tab w:val="center" w:pos="2342"/>
               </w:tabs>
@@ -7412,6 +6985,7 @@
           </w:tcPr>
           <w:p>
             <w:pPr>
+              <w:keepNext/>
               <w:tabs>
                 <w:tab w:val="center" w:pos="1791"/>
               </w:tabs>
@@ -7449,6 +7023,7 @@
           </w:tcPr>
           <w:p>
             <w:pPr>
+              <w:keepNext/>
               <w:tabs>
                 <w:tab w:val="center" w:pos="2342"/>
               </w:tabs>
@@ -7491,28 +7066,25 @@
           <w:szCs w:val="28"/>
           <w:cs/>
         </w:rPr>
+        <w:sectPr>
+          <w:pgSz w:w="11907" w:h="16839"/>
+          <w:pgMar w:top="720" w:right="720" w:bottom="720" w:left="720" w:header="709" w:footer="709" w:gutter="0"/>
+          <w:pgNumType w:start="1"/>
+          <w:cols w:space="720"/>
+        </w:sectPr>
       </w:pPr>
+      <w:bookmarkStart w:id="0" w:name="_GoBack"/>
+      <w:bookmarkEnd w:id="0"/>
     </w:p>
     <w:p>
       <w:pPr>
         <w:rPr>
-          <w:rFonts w:ascii="TH SarabunPSK" w:eastAsia="TH Sarabun PSK" w:hAnsi="TH SarabunPSK" w:cs="TH SarabunPSK"/>
+          <w:rFonts w:ascii="TH SarabunPSK" w:eastAsia="TH Sarabun PSK" w:hAnsi="TH SarabunPSK" w:cs="TH SarabunPSK" w:hint="cs"/>
           <w:b/>
           <w:bCs/>
           <w:sz w:val="28"/>
           <w:szCs w:val="28"/>
           <w:cs/>
-        </w:rPr>
-      </w:pPr>
-    </w:p>
-    <w:p>
-      <w:pPr>
-        <w:rPr>
-          <w:rFonts w:ascii="TH SarabunPSK" w:eastAsia="TH Sarabun PSK" w:hAnsi="TH SarabunPSK" w:cs="TH SarabunPSK"/>
-          <w:b/>
-          <w:bCs/>
-          <w:sz w:val="28"/>
-          <w:szCs w:val="28"/>
         </w:rPr>
       </w:pPr>
     </w:p>
@@ -7772,7 +7344,7 @@
   </w:latentStyles>
   <w:style w:type="paragraph" w:default="1" w:styleId="a">
     <w:name w:val="Normal"/>
-    <w:rsid w:val="006331CE"/>
+    <w:rsid w:val="00A90B31"/>
   </w:style>
   <w:style w:type="paragraph" w:styleId="1">
     <w:name w:val="heading 1"/>
@@ -8441,7 +8013,7 @@
   </w:latentStyles>
   <w:style w:type="paragraph" w:default="1" w:styleId="a">
     <w:name w:val="Normal"/>
-    <w:rsid w:val="006331CE"/>
+    <w:rsid w:val="00A90B31"/>
   </w:style>
   <w:style w:type="paragraph" w:styleId="1">
     <w:name w:val="heading 1"/>
@@ -9283,7 +8855,7 @@
 </file>
 
 <file path=customXml/itemProps1.xml><?xml version="1.0" encoding="utf-8"?>
-<ds:datastoreItem xmlns:ds="http://schemas.openxmlformats.org/officeDocument/2006/customXml" ds:itemID="{CC42C26F-43EB-481D-B01E-A18842E3AAB1}">
+<ds:datastoreItem xmlns:ds="http://schemas.openxmlformats.org/officeDocument/2006/customXml" ds:itemID="{92588AA2-A8B8-44F8-9D14-31B724170677}">
   <ds:schemaRefs>
     <ds:schemaRef ds:uri="http://schemas.openxmlformats.org/officeDocument/2006/bibliography"/>
   </ds:schemaRefs>

--- a/template1.docx
+++ b/template1.docx
@@ -31,6 +31,7 @@
           </w:tcPr>
           <w:p>
             <w:pPr>
+              <w:keepNext/>
               <w:rPr>
                 <w:rFonts w:ascii="TH SarabunPSK" w:eastAsia="TH Sarabun PSK" w:hAnsi="TH SarabunPSK" w:cs="TH SarabunPSK"/>
                 <w:sz w:val="28"/>
@@ -91,6 +92,7 @@
           </w:tcPr>
           <w:p>
             <w:pPr>
+              <w:keepNext/>
               <w:pBdr>
                 <w:top w:val="nil"/>
                 <w:left w:val="nil"/>
@@ -152,6 +154,7 @@
           </w:tcPr>
           <w:p>
             <w:pPr>
+              <w:keepNext/>
               <w:pBdr>
                 <w:top w:val="nil"/>
                 <w:left w:val="nil"/>
@@ -197,6 +200,7 @@
           </w:tcPr>
           <w:p>
             <w:pPr>
+              <w:keepNext/>
               <w:pBdr>
                 <w:top w:val="nil"/>
                 <w:left w:val="nil"/>
@@ -245,6 +249,7 @@
           </w:tcPr>
           <w:p>
             <w:pPr>
+              <w:keepNext/>
               <w:pBdr>
                 <w:top w:val="nil"/>
                 <w:left w:val="nil"/>
@@ -289,6 +294,7 @@
           </w:tcPr>
           <w:p>
             <w:pPr>
+              <w:keepNext/>
               <w:pBdr>
                 <w:top w:val="nil"/>
                 <w:left w:val="nil"/>
@@ -367,6 +373,7 @@
           </w:tcPr>
           <w:p>
             <w:pPr>
+              <w:keepNext/>
               <w:pBdr>
                 <w:top w:val="nil"/>
                 <w:left w:val="nil"/>
@@ -412,6 +419,7 @@
           </w:tcPr>
           <w:p>
             <w:pPr>
+              <w:keepNext/>
               <w:pBdr>
                 <w:top w:val="nil"/>
                 <w:left w:val="nil"/>
@@ -422,18 +430,14 @@
               <w:spacing w:before="120"/>
               <w:rPr>
                 <w:rFonts w:ascii="TH SarabunPSK" w:eastAsia="TH Sarabun PSK" w:hAnsi="TH SarabunPSK" w:cs="TH SarabunPSK"/>
-                <w:b/>
-                <w:bCs/>
-                <w:color w:val="000000"/>
-                <w:sz w:val="28"/>
-                <w:szCs w:val="28"/>
-              </w:rPr>
-            </w:pPr>
-            <w:r>
-              <w:rPr>
-                <w:rFonts w:ascii="TH SarabunPSK" w:eastAsia="TH Sarabun PSK" w:hAnsi="TH SarabunPSK" w:cs="TH SarabunPSK"/>
-                <w:b/>
-                <w:bCs/>
+                <w:color w:val="000000"/>
+                <w:sz w:val="28"/>
+                <w:szCs w:val="28"/>
+              </w:rPr>
+            </w:pPr>
+            <w:r>
+              <w:rPr>
+                <w:rFonts w:ascii="TH SarabunPSK" w:eastAsia="TH Sarabun PSK" w:hAnsi="TH SarabunPSK" w:cs="TH SarabunPSK"/>
                 <w:color w:val="000000"/>
                 <w:sz w:val="28"/>
                 <w:szCs w:val="28"/>
@@ -459,6 +463,7 @@
           </w:tcPr>
           <w:p>
             <w:pPr>
+              <w:keepNext/>
               <w:pBdr>
                 <w:top w:val="nil"/>
                 <w:left w:val="nil"/>
@@ -500,6 +505,7 @@
           </w:tcPr>
           <w:p>
             <w:pPr>
+              <w:keepNext/>
               <w:pBdr>
                 <w:top w:val="nil"/>
                 <w:left w:val="nil"/>
@@ -609,9 +615,17 @@
           <w:tcPr>
             <w:tcW w:w="1252" w:type="dxa"/>
             <w:gridSpan w:val="2"/>
-          </w:tcPr>
-          <w:p>
-            <w:pPr>
+            <w:tcBorders>
+              <w:top w:val="nil"/>
+              <w:left w:val="nil"/>
+              <w:bottom w:val="nil"/>
+              <w:right w:val="nil"/>
+            </w:tcBorders>
+            <w:vAlign w:val="center"/>
+          </w:tcPr>
+          <w:p>
+            <w:pPr>
+              <w:keepNext/>
               <w:pBdr>
                 <w:top w:val="nil"/>
                 <w:left w:val="nil"/>
@@ -649,9 +663,17 @@
           <w:tcPr>
             <w:tcW w:w="8668" w:type="dxa"/>
             <w:gridSpan w:val="4"/>
-          </w:tcPr>
-          <w:p>
-            <w:pPr>
+            <w:tcBorders>
+              <w:top w:val="nil"/>
+              <w:left w:val="nil"/>
+              <w:bottom w:val="nil"/>
+              <w:right w:val="nil"/>
+            </w:tcBorders>
+            <w:vAlign w:val="center"/>
+          </w:tcPr>
+          <w:p>
+            <w:pPr>
+              <w:keepNext/>
               <w:pBdr>
                 <w:top w:val="nil"/>
                 <w:left w:val="nil"/>
@@ -727,9 +749,14 @@
           <w:tcPr>
             <w:tcW w:w="1252" w:type="dxa"/>
             <w:gridSpan w:val="2"/>
-          </w:tcPr>
-          <w:p>
-            <w:pPr>
+            <w:tcBorders>
+              <w:top w:val="nil"/>
+              <w:bottom w:val="nil"/>
+            </w:tcBorders>
+          </w:tcPr>
+          <w:p>
+            <w:pPr>
+              <w:keepNext/>
               <w:pBdr>
                 <w:top w:val="nil"/>
                 <w:left w:val="nil"/>
@@ -740,7 +767,6 @@
               <w:tabs>
                 <w:tab w:val="left" w:pos="709"/>
               </w:tabs>
-              <w:jc w:val="both"/>
               <w:rPr>
                 <w:rFonts w:ascii="TH SarabunPSK" w:eastAsia="TH Sarabun PSK" w:hAnsi="TH SarabunPSK" w:cs="TH SarabunPSK"/>
                 <w:b/>
@@ -768,9 +794,14 @@
           <w:tcPr>
             <w:tcW w:w="8668" w:type="dxa"/>
             <w:gridSpan w:val="4"/>
-          </w:tcPr>
-          <w:p>
-            <w:pPr>
+            <w:tcBorders>
+              <w:top w:val="nil"/>
+              <w:bottom w:val="nil"/>
+            </w:tcBorders>
+          </w:tcPr>
+          <w:p>
+            <w:pPr>
+              <w:keepNext/>
               <w:pBdr>
                 <w:top w:val="nil"/>
                 <w:left w:val="nil"/>
@@ -781,9 +812,8 @@
               <w:tabs>
                 <w:tab w:val="left" w:pos="709"/>
               </w:tabs>
-              <w:jc w:val="both"/>
-              <w:rPr>
-                <w:rFonts w:ascii="TH SarabunPSK" w:eastAsia="TH Sarabun PSK" w:hAnsi="TH SarabunPSK" w:cs="TH SarabunPSK" w:hint="cs"/>
+              <w:rPr>
+                <w:rFonts w:ascii="TH SarabunPSK" w:eastAsia="TH Sarabun PSK" w:hAnsi="TH SarabunPSK" w:cs="TH SarabunPSK"/>
                 <w:b/>
                 <w:bCs/>
                 <w:color w:val="000000"/>
@@ -809,9 +839,17 @@
           <w:tcPr>
             <w:tcW w:w="1423" w:type="dxa"/>
             <w:gridSpan w:val="3"/>
-          </w:tcPr>
-          <w:p>
-            <w:pPr>
+            <w:tcBorders>
+              <w:top w:val="nil"/>
+              <w:left w:val="nil"/>
+              <w:bottom w:val="nil"/>
+              <w:right w:val="nil"/>
+            </w:tcBorders>
+            <w:vAlign w:val="center"/>
+          </w:tcPr>
+          <w:p>
+            <w:pPr>
+              <w:keepNext/>
               <w:pBdr>
                 <w:top w:val="nil"/>
                 <w:left w:val="nil"/>
@@ -822,7 +860,6 @@
               <w:tabs>
                 <w:tab w:val="left" w:pos="709"/>
               </w:tabs>
-              <w:jc w:val="both"/>
               <w:rPr>
                 <w:rFonts w:ascii="TH SarabunPSK" w:eastAsia="TH Sarabun PSK" w:hAnsi="TH SarabunPSK" w:cs="TH SarabunPSK"/>
                 <w:b/>
@@ -850,9 +887,17 @@
           <w:tcPr>
             <w:tcW w:w="8497" w:type="dxa"/>
             <w:gridSpan w:val="3"/>
-          </w:tcPr>
-          <w:p>
-            <w:pPr>
+            <w:tcBorders>
+              <w:top w:val="nil"/>
+              <w:left w:val="nil"/>
+              <w:bottom w:val="nil"/>
+              <w:right w:val="nil"/>
+            </w:tcBorders>
+            <w:vAlign w:val="center"/>
+          </w:tcPr>
+          <w:p>
+            <w:pPr>
+              <w:keepNext/>
               <w:pBdr>
                 <w:top w:val="nil"/>
                 <w:left w:val="nil"/>
@@ -863,7 +908,6 @@
               <w:tabs>
                 <w:tab w:val="left" w:pos="709"/>
               </w:tabs>
-              <w:jc w:val="both"/>
               <w:rPr>
                 <w:rFonts w:ascii="TH SarabunPSK" w:eastAsia="TH Sarabun PSK" w:hAnsi="TH SarabunPSK" w:cs="TH SarabunPSK"/>
                 <w:b/>
@@ -890,9 +934,17 @@
           <w:tcPr>
             <w:tcW w:w="1252" w:type="dxa"/>
             <w:gridSpan w:val="2"/>
-          </w:tcPr>
-          <w:p>
-            <w:pPr>
+            <w:tcBorders>
+              <w:top w:val="nil"/>
+              <w:left w:val="nil"/>
+              <w:bottom w:val="nil"/>
+              <w:right w:val="nil"/>
+            </w:tcBorders>
+            <w:vAlign w:val="center"/>
+          </w:tcPr>
+          <w:p>
+            <w:pPr>
+              <w:keepNext/>
               <w:pBdr>
                 <w:top w:val="nil"/>
                 <w:left w:val="nil"/>
@@ -903,7 +955,6 @@
               <w:tabs>
                 <w:tab w:val="left" w:pos="709"/>
               </w:tabs>
-              <w:jc w:val="both"/>
               <w:rPr>
                 <w:rFonts w:ascii="TH SarabunPSK" w:eastAsia="TH Sarabun PSK" w:hAnsi="TH SarabunPSK" w:cs="TH SarabunPSK"/>
                 <w:b/>
@@ -931,9 +982,17 @@
           <w:tcPr>
             <w:tcW w:w="8668" w:type="dxa"/>
             <w:gridSpan w:val="4"/>
-          </w:tcPr>
-          <w:p>
-            <w:pPr>
+            <w:tcBorders>
+              <w:top w:val="nil"/>
+              <w:left w:val="nil"/>
+              <w:bottom w:val="nil"/>
+              <w:right w:val="nil"/>
+            </w:tcBorders>
+            <w:vAlign w:val="center"/>
+          </w:tcPr>
+          <w:p>
+            <w:pPr>
+              <w:keepNext/>
               <w:pBdr>
                 <w:top w:val="nil"/>
                 <w:left w:val="nil"/>
@@ -977,9 +1036,17 @@
           <w:tcPr>
             <w:tcW w:w="1490" w:type="dxa"/>
             <w:gridSpan w:val="4"/>
-          </w:tcPr>
-          <w:p>
-            <w:pPr>
+            <w:tcBorders>
+              <w:top w:val="nil"/>
+              <w:left w:val="nil"/>
+              <w:bottom w:val="nil"/>
+              <w:right w:val="nil"/>
+            </w:tcBorders>
+            <w:vAlign w:val="center"/>
+          </w:tcPr>
+          <w:p>
+            <w:pPr>
+              <w:keepNext/>
               <w:pBdr>
                 <w:top w:val="nil"/>
                 <w:left w:val="nil"/>
@@ -990,7 +1057,6 @@
               <w:tabs>
                 <w:tab w:val="left" w:pos="709"/>
               </w:tabs>
-              <w:jc w:val="both"/>
               <w:rPr>
                 <w:rFonts w:ascii="TH SarabunPSK" w:eastAsia="TH Sarabun PSK" w:hAnsi="TH SarabunPSK" w:cs="TH SarabunPSK"/>
                 <w:b/>
@@ -1018,9 +1084,17 @@
           <w:tcPr>
             <w:tcW w:w="8430" w:type="dxa"/>
             <w:gridSpan w:val="2"/>
-          </w:tcPr>
-          <w:p>
-            <w:pPr>
+            <w:tcBorders>
+              <w:top w:val="nil"/>
+              <w:left w:val="nil"/>
+              <w:bottom w:val="nil"/>
+              <w:right w:val="nil"/>
+            </w:tcBorders>
+            <w:vAlign w:val="center"/>
+          </w:tcPr>
+          <w:p>
+            <w:pPr>
+              <w:keepNext/>
               <w:pBdr>
                 <w:top w:val="nil"/>
                 <w:left w:val="nil"/>
@@ -1223,9 +1297,17 @@
           <w:tcPr>
             <w:tcW w:w="1849" w:type="dxa"/>
             <w:gridSpan w:val="5"/>
-          </w:tcPr>
-          <w:p>
-            <w:pPr>
+            <w:tcBorders>
+              <w:top w:val="nil"/>
+              <w:left w:val="nil"/>
+              <w:bottom w:val="nil"/>
+              <w:right w:val="nil"/>
+            </w:tcBorders>
+            <w:vAlign w:val="center"/>
+          </w:tcPr>
+          <w:p>
+            <w:pPr>
+              <w:keepNext/>
               <w:pBdr>
                 <w:top w:val="nil"/>
                 <w:left w:val="nil"/>
@@ -1262,9 +1344,17 @@
         <w:tc>
           <w:tcPr>
             <w:tcW w:w="8071" w:type="dxa"/>
-          </w:tcPr>
-          <w:p>
-            <w:pPr>
+            <w:tcBorders>
+              <w:top w:val="nil"/>
+              <w:left w:val="nil"/>
+              <w:bottom w:val="nil"/>
+              <w:right w:val="nil"/>
+            </w:tcBorders>
+            <w:vAlign w:val="center"/>
+          </w:tcPr>
+          <w:p>
+            <w:pPr>
+              <w:keepNext/>
               <w:pBdr>
                 <w:top w:val="nil"/>
                 <w:left w:val="nil"/>
@@ -1280,7 +1370,6 @@
                 <w:tab w:val="left" w:pos="4372"/>
                 <w:tab w:val="left" w:pos="5065"/>
               </w:tabs>
-              <w:jc w:val="both"/>
               <w:rPr>
                 <w:rFonts w:ascii="TH SarabunPSK" w:eastAsia="TH Sarabun PSK" w:hAnsi="TH SarabunPSK" w:cs="TH SarabunPSK"/>
                 <w:b/>
@@ -1496,11 +1585,14 @@
           <w:tcPr>
             <w:tcW w:w="1139" w:type="dxa"/>
             <w:tcBorders>
+              <w:top w:val="nil"/>
               <w:bottom w:val="nil"/>
             </w:tcBorders>
-          </w:tcPr>
-          <w:p>
-            <w:pPr>
+            <w:vAlign w:val="center"/>
+          </w:tcPr>
+          <w:p>
+            <w:pPr>
+              <w:keepNext/>
               <w:pBdr>
                 <w:top w:val="nil"/>
                 <w:left w:val="nil"/>
@@ -1509,7 +1601,6 @@
                 <w:between w:val="nil"/>
               </w:pBdr>
               <w:ind w:right="147"/>
-              <w:jc w:val="both"/>
               <w:rPr>
                 <w:rFonts w:ascii="TH SarabunPSK" w:eastAsia="TH Sarabun PSK" w:hAnsi="TH SarabunPSK" w:cs="TH SarabunPSK"/>
                 <w:b/>
@@ -1538,11 +1629,14 @@
             <w:tcW w:w="8781" w:type="dxa"/>
             <w:gridSpan w:val="5"/>
             <w:tcBorders>
+              <w:top w:val="nil"/>
               <w:bottom w:val="nil"/>
             </w:tcBorders>
-          </w:tcPr>
-          <w:p>
-            <w:pPr>
+            <w:vAlign w:val="center"/>
+          </w:tcPr>
+          <w:p>
+            <w:pPr>
+              <w:keepNext/>
               <w:pBdr>
                 <w:top w:val="nil"/>
                 <w:left w:val="nil"/>
@@ -1555,7 +1649,6 @@
                 <w:tab w:val="left" w:pos="3748"/>
               </w:tabs>
               <w:ind w:left="34"/>
-              <w:jc w:val="both"/>
               <w:rPr>
                 <w:rFonts w:ascii="TH SarabunPSK" w:eastAsia="TH Sarabun PSK" w:hAnsi="TH SarabunPSK" w:cs="TH SarabunPSK"/>
                 <w:b/>
@@ -1635,9 +1728,11 @@
               <w:bottom w:val="nil"/>
               <w:right w:val="nil"/>
             </w:tcBorders>
-          </w:tcPr>
-          <w:p>
-            <w:pPr>
+            <w:vAlign w:val="center"/>
+          </w:tcPr>
+          <w:p>
+            <w:pPr>
+              <w:keepNext/>
               <w:pBdr>
                 <w:top w:val="nil"/>
                 <w:left w:val="nil"/>
@@ -1646,7 +1741,6 @@
                 <w:between w:val="nil"/>
               </w:pBdr>
               <w:ind w:right="146"/>
-              <w:jc w:val="both"/>
               <w:rPr>
                 <w:rFonts w:ascii="TH SarabunPSK" w:eastAsia="TH Sarabun PSK" w:hAnsi="TH SarabunPSK" w:cs="TH SarabunPSK"/>
                 <w:b/>
@@ -1680,9 +1774,11 @@
               <w:bottom w:val="nil"/>
               <w:right w:val="nil"/>
             </w:tcBorders>
-          </w:tcPr>
-          <w:p>
-            <w:pPr>
+            <w:vAlign w:val="center"/>
+          </w:tcPr>
+          <w:p>
+            <w:pPr>
+              <w:keepNext/>
               <w:pBdr>
                 <w:top w:val="nil"/>
                 <w:left w:val="nil"/>
@@ -1710,1146 +1806,6 @@
               </w:rPr>
               <w:t>กองช่างองค์การบริหารส่วนตำบลใหม่พัฒนา</w:t>
             </w:r>
-          </w:p>
-        </w:tc>
-      </w:tr>
-    </w:tbl>
-    <w:tbl>
-      <w:tblPr>
-        <w:tblStyle w:val="a7"/>
-        <w:tblW w:w="9406" w:type="dxa"/>
-        <w:jc w:val="center"/>
-        <w:tblInd w:w="0" w:type="dxa"/>
-        <w:tblBorders>
-          <w:top w:val="single" w:sz="4" w:space="0" w:color="000000"/>
-          <w:left w:val="single" w:sz="4" w:space="0" w:color="000000"/>
-          <w:bottom w:val="single" w:sz="4" w:space="0" w:color="000000"/>
-          <w:right w:val="single" w:sz="4" w:space="0" w:color="000000"/>
-          <w:insideH w:val="single" w:sz="4" w:space="0" w:color="000000"/>
-          <w:insideV w:val="single" w:sz="4" w:space="0" w:color="000000"/>
-        </w:tblBorders>
-        <w:tblLayout w:type="fixed"/>
-        <w:tblLook w:val="0400" w:firstRow="0" w:lastRow="0" w:firstColumn="0" w:lastColumn="0" w:noHBand="0" w:noVBand="1"/>
-      </w:tblPr>
-      <w:tblGrid>
-        <w:gridCol w:w="1046"/>
-        <w:gridCol w:w="1047"/>
-        <w:gridCol w:w="1476"/>
-        <w:gridCol w:w="835"/>
-        <w:gridCol w:w="1189"/>
-        <w:gridCol w:w="1251"/>
-        <w:gridCol w:w="1400"/>
-        <w:gridCol w:w="1162"/>
-      </w:tblGrid>
-      <w:tr>
-        <w:trPr>
-          <w:trHeight w:val="20"/>
-          <w:jc w:val="center"/>
-        </w:trPr>
-        <w:tc>
-          <w:tcPr>
-            <w:tcW w:w="3569" w:type="dxa"/>
-            <w:gridSpan w:val="3"/>
-            <w:vAlign w:val="center"/>
-          </w:tcPr>
-          <w:p>
-            <w:pPr>
-              <w:pBdr>
-                <w:top w:val="nil"/>
-                <w:left w:val="nil"/>
-                <w:bottom w:val="nil"/>
-                <w:right w:val="nil"/>
-                <w:between w:val="nil"/>
-              </w:pBdr>
-              <w:jc w:val="center"/>
-              <w:rPr>
-                <w:rFonts w:ascii="TH SarabunPSK" w:eastAsia="TH Sarabun PSK" w:hAnsi="TH SarabunPSK" w:cs="TH SarabunPSK"/>
-                <w:b/>
-                <w:bCs/>
-                <w:color w:val="000000"/>
-                <w:sz w:val="28"/>
-                <w:szCs w:val="28"/>
-              </w:rPr>
-            </w:pPr>
-            <w:r>
-              <w:rPr>
-                <w:rFonts w:ascii="TH SarabunPSK" w:eastAsia="TH Sarabun PSK" w:hAnsi="TH SarabunPSK" w:cs="TH SarabunPSK"/>
-                <w:b/>
-                <w:bCs/>
-                <w:color w:val="000000"/>
-                <w:sz w:val="28"/>
-                <w:szCs w:val="28"/>
-                <w:cs/>
-              </w:rPr>
-              <w:t>การปฏิบัติงาน</w:t>
-            </w:r>
-          </w:p>
-        </w:tc>
-        <w:tc>
-          <w:tcPr>
-            <w:tcW w:w="5837" w:type="dxa"/>
-            <w:gridSpan w:val="5"/>
-            <w:vAlign w:val="center"/>
-          </w:tcPr>
-          <w:p>
-            <w:pPr>
-              <w:pBdr>
-                <w:top w:val="nil"/>
-                <w:left w:val="nil"/>
-                <w:bottom w:val="nil"/>
-                <w:right w:val="nil"/>
-                <w:between w:val="nil"/>
-              </w:pBdr>
-              <w:jc w:val="center"/>
-              <w:rPr>
-                <w:rFonts w:ascii="TH SarabunPSK" w:eastAsia="TH Sarabun PSK" w:hAnsi="TH SarabunPSK" w:cs="TH SarabunPSK"/>
-                <w:b/>
-                <w:bCs/>
-                <w:color w:val="000000"/>
-                <w:sz w:val="28"/>
-                <w:szCs w:val="28"/>
-              </w:rPr>
-            </w:pPr>
-            <w:r>
-              <w:rPr>
-                <w:rFonts w:ascii="TH SarabunPSK" w:eastAsia="TH Sarabun PSK" w:hAnsi="TH SarabunPSK" w:cs="TH SarabunPSK"/>
-                <w:b/>
-                <w:bCs/>
-                <w:color w:val="000000"/>
-                <w:sz w:val="28"/>
-                <w:szCs w:val="28"/>
-                <w:cs/>
-              </w:rPr>
-              <w:t>เงินงบประมาณ และ การเบิกจ่าย</w:t>
-            </w:r>
-          </w:p>
-        </w:tc>
-      </w:tr>
-      <w:tr>
-        <w:trPr>
-          <w:trHeight w:val="20"/>
-          <w:jc w:val="center"/>
-        </w:trPr>
-        <w:tc>
-          <w:tcPr>
-            <w:tcW w:w="2093" w:type="dxa"/>
-            <w:gridSpan w:val="2"/>
-          </w:tcPr>
-          <w:p>
-            <w:pPr>
-              <w:pBdr>
-                <w:top w:val="nil"/>
-                <w:left w:val="nil"/>
-                <w:bottom w:val="nil"/>
-                <w:right w:val="nil"/>
-                <w:between w:val="nil"/>
-              </w:pBdr>
-              <w:jc w:val="center"/>
-              <w:rPr>
-                <w:rFonts w:ascii="TH SarabunPSK" w:eastAsia="TH Sarabun PSK" w:hAnsi="TH SarabunPSK" w:cs="TH SarabunPSK"/>
-                <w:b/>
-                <w:bCs/>
-                <w:color w:val="000000"/>
-                <w:sz w:val="28"/>
-                <w:szCs w:val="28"/>
-              </w:rPr>
-            </w:pPr>
-            <w:r>
-              <w:rPr>
-                <w:rFonts w:ascii="TH SarabunPSK" w:eastAsia="TH Sarabun PSK" w:hAnsi="TH SarabunPSK" w:cs="TH SarabunPSK"/>
-                <w:b/>
-                <w:bCs/>
-                <w:color w:val="000000"/>
-                <w:sz w:val="28"/>
-                <w:szCs w:val="28"/>
-              </w:rPr>
-              <w:t>%</w:t>
-            </w:r>
-            <w:r>
-              <w:rPr>
-                <w:rFonts w:ascii="TH SarabunPSK" w:eastAsia="TH Sarabun PSK" w:hAnsi="TH SarabunPSK" w:cs="TH SarabunPSK"/>
-                <w:b/>
-                <w:bCs/>
-                <w:color w:val="000000"/>
-                <w:sz w:val="28"/>
-                <w:szCs w:val="28"/>
-                <w:cs/>
-              </w:rPr>
-              <w:t>ผลงาน</w:t>
-            </w:r>
-          </w:p>
-        </w:tc>
-        <w:tc>
-          <w:tcPr>
-            <w:tcW w:w="1476" w:type="dxa"/>
-            <w:vMerge w:val="restart"/>
-          </w:tcPr>
-          <w:p>
-            <w:pPr>
-              <w:pBdr>
-                <w:top w:val="nil"/>
-                <w:left w:val="nil"/>
-                <w:bottom w:val="nil"/>
-                <w:right w:val="nil"/>
-                <w:between w:val="nil"/>
-              </w:pBdr>
-              <w:jc w:val="center"/>
-              <w:rPr>
-                <w:rFonts w:ascii="TH SarabunPSK" w:eastAsia="TH Sarabun PSK" w:hAnsi="TH SarabunPSK" w:cs="TH SarabunPSK"/>
-                <w:b/>
-                <w:bCs/>
-                <w:color w:val="000000"/>
-                <w:sz w:val="28"/>
-                <w:szCs w:val="28"/>
-              </w:rPr>
-            </w:pPr>
-            <w:r>
-              <w:rPr>
-                <w:rFonts w:ascii="TH SarabunPSK" w:eastAsia="TH Sarabun PSK" w:hAnsi="TH SarabunPSK" w:cs="TH SarabunPSK"/>
-                <w:b/>
-                <w:bCs/>
-                <w:color w:val="000000"/>
-                <w:sz w:val="28"/>
-                <w:szCs w:val="28"/>
-                <w:cs/>
-              </w:rPr>
-              <w:t>ระยะเวลาก่อสร้างคงเหลือ</w:t>
-            </w:r>
-          </w:p>
-        </w:tc>
-        <w:tc>
-          <w:tcPr>
-            <w:tcW w:w="2024" w:type="dxa"/>
-            <w:gridSpan w:val="2"/>
-          </w:tcPr>
-          <w:p>
-            <w:pPr>
-              <w:pBdr>
-                <w:top w:val="nil"/>
-                <w:left w:val="nil"/>
-                <w:bottom w:val="nil"/>
-                <w:right w:val="nil"/>
-                <w:between w:val="nil"/>
-              </w:pBdr>
-              <w:jc w:val="center"/>
-              <w:rPr>
-                <w:rFonts w:ascii="TH SarabunPSK" w:eastAsia="TH Sarabun PSK" w:hAnsi="TH SarabunPSK" w:cs="TH SarabunPSK"/>
-                <w:b/>
-                <w:bCs/>
-                <w:color w:val="000000"/>
-                <w:sz w:val="28"/>
-                <w:szCs w:val="28"/>
-              </w:rPr>
-            </w:pPr>
-            <w:r>
-              <w:rPr>
-                <w:rFonts w:ascii="TH SarabunPSK" w:eastAsia="TH Sarabun PSK" w:hAnsi="TH SarabunPSK" w:cs="TH SarabunPSK"/>
-                <w:b/>
-                <w:bCs/>
-                <w:color w:val="000000"/>
-                <w:sz w:val="28"/>
-                <w:szCs w:val="28"/>
-                <w:cs/>
-              </w:rPr>
-              <w:t>จำนวนงวดงาน</w:t>
-            </w:r>
-          </w:p>
-        </w:tc>
-        <w:tc>
-          <w:tcPr>
-            <w:tcW w:w="1251" w:type="dxa"/>
-            <w:vMerge w:val="restart"/>
-            <w:vAlign w:val="center"/>
-          </w:tcPr>
-          <w:p>
-            <w:pPr>
-              <w:pBdr>
-                <w:top w:val="nil"/>
-                <w:left w:val="nil"/>
-                <w:bottom w:val="nil"/>
-                <w:right w:val="nil"/>
-                <w:between w:val="nil"/>
-              </w:pBdr>
-              <w:jc w:val="center"/>
-              <w:rPr>
-                <w:rFonts w:ascii="TH SarabunPSK" w:eastAsia="TH Sarabun PSK" w:hAnsi="TH SarabunPSK" w:cs="TH SarabunPSK"/>
-                <w:b/>
-                <w:bCs/>
-                <w:color w:val="000000"/>
-                <w:sz w:val="28"/>
-                <w:szCs w:val="28"/>
-              </w:rPr>
-            </w:pPr>
-            <w:r>
-              <w:rPr>
-                <w:rFonts w:ascii="TH SarabunPSK" w:eastAsia="TH Sarabun PSK" w:hAnsi="TH SarabunPSK" w:cs="TH SarabunPSK"/>
-                <w:b/>
-                <w:bCs/>
-                <w:color w:val="000000"/>
-                <w:sz w:val="28"/>
-                <w:szCs w:val="28"/>
-                <w:cs/>
-              </w:rPr>
-              <w:t>ปีงบประมาณ</w:t>
-            </w:r>
-          </w:p>
-        </w:tc>
-        <w:tc>
-          <w:tcPr>
-            <w:tcW w:w="1400" w:type="dxa"/>
-            <w:vMerge w:val="restart"/>
-            <w:vAlign w:val="center"/>
-          </w:tcPr>
-          <w:p>
-            <w:pPr>
-              <w:pBdr>
-                <w:top w:val="nil"/>
-                <w:left w:val="nil"/>
-                <w:bottom w:val="nil"/>
-                <w:right w:val="nil"/>
-                <w:between w:val="nil"/>
-              </w:pBdr>
-              <w:jc w:val="center"/>
-              <w:rPr>
-                <w:rFonts w:ascii="TH SarabunPSK" w:eastAsia="TH Sarabun PSK" w:hAnsi="TH SarabunPSK" w:cs="TH SarabunPSK"/>
-                <w:b/>
-                <w:bCs/>
-                <w:color w:val="000000"/>
-                <w:sz w:val="28"/>
-                <w:szCs w:val="28"/>
-              </w:rPr>
-            </w:pPr>
-            <w:r>
-              <w:rPr>
-                <w:rFonts w:ascii="TH SarabunPSK" w:eastAsia="TH Sarabun PSK" w:hAnsi="TH SarabunPSK" w:cs="TH SarabunPSK"/>
-                <w:b/>
-                <w:bCs/>
-                <w:color w:val="000000"/>
-                <w:sz w:val="28"/>
-                <w:szCs w:val="28"/>
-                <w:cs/>
-              </w:rPr>
-              <w:t>จำนวน</w:t>
-            </w:r>
-          </w:p>
-        </w:tc>
-        <w:tc>
-          <w:tcPr>
-            <w:tcW w:w="1162" w:type="dxa"/>
-            <w:vMerge w:val="restart"/>
-            <w:vAlign w:val="center"/>
-          </w:tcPr>
-          <w:p>
-            <w:pPr>
-              <w:pBdr>
-                <w:top w:val="nil"/>
-                <w:left w:val="nil"/>
-                <w:bottom w:val="nil"/>
-                <w:right w:val="nil"/>
-                <w:between w:val="nil"/>
-              </w:pBdr>
-              <w:jc w:val="center"/>
-              <w:rPr>
-                <w:rFonts w:ascii="TH SarabunPSK" w:eastAsia="TH Sarabun PSK" w:hAnsi="TH SarabunPSK" w:cs="TH SarabunPSK"/>
-                <w:b/>
-                <w:bCs/>
-                <w:color w:val="000000"/>
-                <w:sz w:val="28"/>
-                <w:szCs w:val="28"/>
-              </w:rPr>
-            </w:pPr>
-            <w:r>
-              <w:rPr>
-                <w:rFonts w:ascii="TH SarabunPSK" w:eastAsia="TH Sarabun PSK" w:hAnsi="TH SarabunPSK" w:cs="TH SarabunPSK"/>
-                <w:b/>
-                <w:bCs/>
-                <w:color w:val="000000"/>
-                <w:sz w:val="28"/>
-                <w:szCs w:val="28"/>
-                <w:cs/>
-              </w:rPr>
-              <w:t>เบิกจ่ายแล้ว</w:t>
-            </w:r>
-          </w:p>
-        </w:tc>
-      </w:tr>
-      <w:tr>
-        <w:trPr>
-          <w:trHeight w:val="20"/>
-          <w:jc w:val="center"/>
-        </w:trPr>
-        <w:tc>
-          <w:tcPr>
-            <w:tcW w:w="1046" w:type="dxa"/>
-          </w:tcPr>
-          <w:p>
-            <w:pPr>
-              <w:pBdr>
-                <w:top w:val="nil"/>
-                <w:left w:val="nil"/>
-                <w:bottom w:val="nil"/>
-                <w:right w:val="nil"/>
-                <w:between w:val="nil"/>
-              </w:pBdr>
-              <w:jc w:val="center"/>
-              <w:rPr>
-                <w:rFonts w:ascii="TH SarabunPSK" w:eastAsia="TH Sarabun PSK" w:hAnsi="TH SarabunPSK" w:cs="TH SarabunPSK"/>
-                <w:b/>
-                <w:bCs/>
-                <w:color w:val="000000"/>
-                <w:sz w:val="28"/>
-                <w:szCs w:val="28"/>
-              </w:rPr>
-            </w:pPr>
-            <w:r>
-              <w:rPr>
-                <w:rFonts w:ascii="TH SarabunPSK" w:eastAsia="TH Sarabun PSK" w:hAnsi="TH SarabunPSK" w:cs="TH SarabunPSK"/>
-                <w:b/>
-                <w:bCs/>
-                <w:color w:val="000000"/>
-                <w:sz w:val="28"/>
-                <w:szCs w:val="28"/>
-                <w:cs/>
-              </w:rPr>
-              <w:t>ปัจจุบัน</w:t>
-            </w:r>
-          </w:p>
-        </w:tc>
-        <w:tc>
-          <w:tcPr>
-            <w:tcW w:w="1047" w:type="dxa"/>
-          </w:tcPr>
-          <w:p>
-            <w:pPr>
-              <w:pBdr>
-                <w:top w:val="nil"/>
-                <w:left w:val="nil"/>
-                <w:bottom w:val="nil"/>
-                <w:right w:val="nil"/>
-                <w:between w:val="nil"/>
-              </w:pBdr>
-              <w:jc w:val="center"/>
-              <w:rPr>
-                <w:rFonts w:ascii="TH SarabunPSK" w:eastAsia="TH Sarabun PSK" w:hAnsi="TH SarabunPSK" w:cs="TH SarabunPSK"/>
-                <w:b/>
-                <w:bCs/>
-                <w:color w:val="000000"/>
-                <w:sz w:val="28"/>
-                <w:szCs w:val="28"/>
-              </w:rPr>
-            </w:pPr>
-            <w:r>
-              <w:rPr>
-                <w:rFonts w:ascii="TH SarabunPSK" w:eastAsia="TH Sarabun PSK" w:hAnsi="TH SarabunPSK" w:cs="TH SarabunPSK"/>
-                <w:b/>
-                <w:bCs/>
-                <w:color w:val="000000"/>
-                <w:sz w:val="28"/>
-                <w:szCs w:val="28"/>
-                <w:cs/>
-              </w:rPr>
-              <w:t>เร็ว</w:t>
-            </w:r>
-            <w:r>
-              <w:rPr>
-                <w:rFonts w:ascii="TH SarabunPSK" w:eastAsia="TH Sarabun PSK" w:hAnsi="TH SarabunPSK" w:cs="TH SarabunPSK"/>
-                <w:b/>
-                <w:bCs/>
-                <w:color w:val="000000"/>
-                <w:sz w:val="28"/>
-                <w:szCs w:val="28"/>
-              </w:rPr>
-              <w:t>/</w:t>
-            </w:r>
-            <w:r>
-              <w:rPr>
-                <w:rFonts w:ascii="TH SarabunPSK" w:eastAsia="TH Sarabun PSK" w:hAnsi="TH SarabunPSK" w:cs="TH SarabunPSK"/>
-                <w:b/>
-                <w:bCs/>
-                <w:color w:val="000000"/>
-                <w:sz w:val="28"/>
-                <w:szCs w:val="28"/>
-                <w:cs/>
-              </w:rPr>
-              <w:t>ช้า</w:t>
-            </w:r>
-          </w:p>
-        </w:tc>
-        <w:tc>
-          <w:tcPr>
-            <w:tcW w:w="1476" w:type="dxa"/>
-            <w:vMerge/>
-          </w:tcPr>
-          <w:p>
-            <w:pPr>
-              <w:widowControl w:val="0"/>
-              <w:pBdr>
-                <w:top w:val="nil"/>
-                <w:left w:val="nil"/>
-                <w:bottom w:val="nil"/>
-                <w:right w:val="nil"/>
-                <w:between w:val="nil"/>
-              </w:pBdr>
-              <w:spacing w:line="276" w:lineRule="auto"/>
-              <w:jc w:val="center"/>
-              <w:rPr>
-                <w:rFonts w:ascii="TH SarabunPSK" w:eastAsia="TH Sarabun PSK" w:hAnsi="TH SarabunPSK" w:cs="TH SarabunPSK"/>
-                <w:b/>
-                <w:bCs/>
-                <w:color w:val="000000"/>
-                <w:sz w:val="28"/>
-                <w:szCs w:val="28"/>
-              </w:rPr>
-            </w:pPr>
-          </w:p>
-        </w:tc>
-        <w:tc>
-          <w:tcPr>
-            <w:tcW w:w="835" w:type="dxa"/>
-          </w:tcPr>
-          <w:p>
-            <w:pPr>
-              <w:pBdr>
-                <w:top w:val="nil"/>
-                <w:left w:val="nil"/>
-                <w:bottom w:val="nil"/>
-                <w:right w:val="nil"/>
-                <w:between w:val="nil"/>
-              </w:pBdr>
-              <w:jc w:val="center"/>
-              <w:rPr>
-                <w:rFonts w:ascii="TH SarabunPSK" w:eastAsia="TH Sarabun PSK" w:hAnsi="TH SarabunPSK" w:cs="TH SarabunPSK"/>
-                <w:b/>
-                <w:bCs/>
-                <w:color w:val="000000"/>
-                <w:sz w:val="28"/>
-                <w:szCs w:val="28"/>
-              </w:rPr>
-            </w:pPr>
-            <w:r>
-              <w:rPr>
-                <w:rFonts w:ascii="TH SarabunPSK" w:eastAsia="TH Sarabun PSK" w:hAnsi="TH SarabunPSK" w:cs="TH SarabunPSK"/>
-                <w:b/>
-                <w:bCs/>
-                <w:color w:val="000000"/>
-                <w:sz w:val="28"/>
-                <w:szCs w:val="28"/>
-                <w:cs/>
-              </w:rPr>
-              <w:t>ทั้งหมด</w:t>
-            </w:r>
-          </w:p>
-        </w:tc>
-        <w:tc>
-          <w:tcPr>
-            <w:tcW w:w="1189" w:type="dxa"/>
-          </w:tcPr>
-          <w:p>
-            <w:pPr>
-              <w:pBdr>
-                <w:top w:val="nil"/>
-                <w:left w:val="nil"/>
-                <w:bottom w:val="nil"/>
-                <w:right w:val="nil"/>
-                <w:between w:val="nil"/>
-              </w:pBdr>
-              <w:jc w:val="center"/>
-              <w:rPr>
-                <w:rFonts w:ascii="TH SarabunPSK" w:eastAsia="TH Sarabun PSK" w:hAnsi="TH SarabunPSK" w:cs="TH SarabunPSK"/>
-                <w:b/>
-                <w:bCs/>
-                <w:color w:val="000000"/>
-                <w:sz w:val="28"/>
-                <w:szCs w:val="28"/>
-              </w:rPr>
-            </w:pPr>
-            <w:r>
-              <w:rPr>
-                <w:rFonts w:ascii="TH SarabunPSK" w:eastAsia="TH Sarabun PSK" w:hAnsi="TH SarabunPSK" w:cs="TH SarabunPSK"/>
-                <w:b/>
-                <w:bCs/>
-                <w:color w:val="000000"/>
-                <w:sz w:val="28"/>
-                <w:szCs w:val="28"/>
-                <w:cs/>
-              </w:rPr>
-              <w:t>ตรวจรับแล้ว</w:t>
-            </w:r>
-          </w:p>
-        </w:tc>
-        <w:tc>
-          <w:tcPr>
-            <w:tcW w:w="1251" w:type="dxa"/>
-            <w:vMerge/>
-            <w:vAlign w:val="center"/>
-          </w:tcPr>
-          <w:p>
-            <w:pPr>
-              <w:widowControl w:val="0"/>
-              <w:pBdr>
-                <w:top w:val="nil"/>
-                <w:left w:val="nil"/>
-                <w:bottom w:val="nil"/>
-                <w:right w:val="nil"/>
-                <w:between w:val="nil"/>
-              </w:pBdr>
-              <w:spacing w:line="276" w:lineRule="auto"/>
-              <w:rPr>
-                <w:rFonts w:ascii="TH SarabunPSK" w:eastAsia="TH Sarabun PSK" w:hAnsi="TH SarabunPSK" w:cs="TH SarabunPSK"/>
-                <w:color w:val="000000"/>
-                <w:sz w:val="28"/>
-                <w:szCs w:val="28"/>
-              </w:rPr>
-            </w:pPr>
-          </w:p>
-        </w:tc>
-        <w:tc>
-          <w:tcPr>
-            <w:tcW w:w="1400" w:type="dxa"/>
-            <w:vMerge/>
-            <w:vAlign w:val="center"/>
-          </w:tcPr>
-          <w:p>
-            <w:pPr>
-              <w:widowControl w:val="0"/>
-              <w:pBdr>
-                <w:top w:val="nil"/>
-                <w:left w:val="nil"/>
-                <w:bottom w:val="nil"/>
-                <w:right w:val="nil"/>
-                <w:between w:val="nil"/>
-              </w:pBdr>
-              <w:spacing w:line="276" w:lineRule="auto"/>
-              <w:rPr>
-                <w:rFonts w:ascii="TH SarabunPSK" w:eastAsia="TH Sarabun PSK" w:hAnsi="TH SarabunPSK" w:cs="TH SarabunPSK"/>
-                <w:color w:val="000000"/>
-                <w:sz w:val="28"/>
-                <w:szCs w:val="28"/>
-              </w:rPr>
-            </w:pPr>
-          </w:p>
-        </w:tc>
-        <w:tc>
-          <w:tcPr>
-            <w:tcW w:w="1162" w:type="dxa"/>
-            <w:vMerge/>
-            <w:vAlign w:val="center"/>
-          </w:tcPr>
-          <w:p>
-            <w:pPr>
-              <w:widowControl w:val="0"/>
-              <w:pBdr>
-                <w:top w:val="nil"/>
-                <w:left w:val="nil"/>
-                <w:bottom w:val="nil"/>
-                <w:right w:val="nil"/>
-                <w:between w:val="nil"/>
-              </w:pBdr>
-              <w:spacing w:line="276" w:lineRule="auto"/>
-              <w:rPr>
-                <w:rFonts w:ascii="TH SarabunPSK" w:eastAsia="TH Sarabun PSK" w:hAnsi="TH SarabunPSK" w:cs="TH SarabunPSK"/>
-                <w:color w:val="000000"/>
-                <w:sz w:val="28"/>
-                <w:szCs w:val="28"/>
-              </w:rPr>
-            </w:pPr>
-          </w:p>
-        </w:tc>
-      </w:tr>
-      <w:tr>
-        <w:trPr>
-          <w:trHeight w:val="20"/>
-          <w:jc w:val="center"/>
-        </w:trPr>
-        <w:tc>
-          <w:tcPr>
-            <w:tcW w:w="1046" w:type="dxa"/>
-            <w:vMerge w:val="restart"/>
-            <w:vAlign w:val="center"/>
-          </w:tcPr>
-          <w:p>
-            <w:pPr>
-              <w:pBdr>
-                <w:top w:val="nil"/>
-                <w:left w:val="nil"/>
-                <w:bottom w:val="nil"/>
-                <w:right w:val="nil"/>
-                <w:between w:val="nil"/>
-              </w:pBdr>
-              <w:jc w:val="center"/>
-              <w:rPr>
-                <w:rFonts w:ascii="TH SarabunPSK" w:eastAsia="TH Sarabun PSK" w:hAnsi="TH SarabunPSK" w:cs="TH SarabunPSK"/>
-                <w:color w:val="000000"/>
-                <w:sz w:val="28"/>
-                <w:szCs w:val="28"/>
-              </w:rPr>
-            </w:pPr>
-            <w:r>
-              <w:rPr>
-                <w:rFonts w:ascii="TH SarabunPSK" w:eastAsia="TH Sarabun PSK" w:hAnsi="TH SarabunPSK" w:cs="TH SarabunPSK"/>
-                <w:color w:val="000000"/>
-                <w:sz w:val="28"/>
-                <w:szCs w:val="28"/>
-              </w:rPr>
-              <w:t>{{CP}}</w:t>
-            </w:r>
-          </w:p>
-        </w:tc>
-        <w:tc>
-          <w:tcPr>
-            <w:tcW w:w="1047" w:type="dxa"/>
-            <w:vMerge w:val="restart"/>
-            <w:vAlign w:val="center"/>
-          </w:tcPr>
-          <w:p>
-            <w:pPr>
-              <w:pBdr>
-                <w:top w:val="nil"/>
-                <w:left w:val="nil"/>
-                <w:bottom w:val="nil"/>
-                <w:right w:val="nil"/>
-                <w:between w:val="nil"/>
-              </w:pBdr>
-              <w:jc w:val="center"/>
-              <w:rPr>
-                <w:rFonts w:ascii="TH SarabunPSK" w:eastAsia="TH Sarabun PSK" w:hAnsi="TH SarabunPSK" w:cs="TH SarabunPSK"/>
-                <w:color w:val="000000"/>
-                <w:sz w:val="28"/>
-                <w:szCs w:val="28"/>
-              </w:rPr>
-            </w:pPr>
-          </w:p>
-        </w:tc>
-        <w:tc>
-          <w:tcPr>
-            <w:tcW w:w="1476" w:type="dxa"/>
-            <w:vMerge w:val="restart"/>
-            <w:vAlign w:val="center"/>
-          </w:tcPr>
-          <w:p>
-            <w:pPr>
-              <w:pBdr>
-                <w:top w:val="nil"/>
-                <w:left w:val="nil"/>
-                <w:bottom w:val="nil"/>
-                <w:right w:val="nil"/>
-                <w:between w:val="nil"/>
-              </w:pBdr>
-              <w:jc w:val="center"/>
-              <w:rPr>
-                <w:rFonts w:ascii="TH SarabunPSK" w:eastAsia="TH Sarabun PSK" w:hAnsi="TH SarabunPSK" w:cs="TH SarabunPSK"/>
-                <w:color w:val="000000"/>
-                <w:sz w:val="28"/>
-                <w:szCs w:val="28"/>
-              </w:rPr>
-            </w:pPr>
-            <w:r>
-              <w:rPr>
-                <w:rFonts w:ascii="TH SarabunPSK" w:eastAsia="TH Sarabun PSK" w:hAnsi="TH SarabunPSK" w:cs="TH SarabunPSK"/>
-                <w:color w:val="000000"/>
-                <w:sz w:val="28"/>
-                <w:szCs w:val="28"/>
-              </w:rPr>
-              <w:t>{{REMAIN}}</w:t>
-            </w:r>
-          </w:p>
-        </w:tc>
-        <w:tc>
-          <w:tcPr>
-            <w:tcW w:w="835" w:type="dxa"/>
-            <w:vMerge w:val="restart"/>
-            <w:vAlign w:val="center"/>
-          </w:tcPr>
-          <w:p>
-            <w:pPr>
-              <w:pBdr>
-                <w:top w:val="nil"/>
-                <w:left w:val="nil"/>
-                <w:bottom w:val="nil"/>
-                <w:right w:val="nil"/>
-                <w:between w:val="nil"/>
-              </w:pBdr>
-              <w:jc w:val="center"/>
-              <w:rPr>
-                <w:rFonts w:ascii="TH SarabunPSK" w:eastAsia="TH Sarabun PSK" w:hAnsi="TH SarabunPSK" w:cs="TH SarabunPSK"/>
-                <w:color w:val="000000"/>
-                <w:sz w:val="28"/>
-                <w:szCs w:val="28"/>
-              </w:rPr>
-            </w:pPr>
-            <w:r>
-              <w:rPr>
-                <w:rFonts w:ascii="TH SarabunPSK" w:eastAsia="TH Sarabun PSK" w:hAnsi="TH SarabunPSK" w:cs="TH SarabunPSK"/>
-                <w:color w:val="000000"/>
-                <w:sz w:val="28"/>
-                <w:szCs w:val="28"/>
-                <w:cs/>
-              </w:rPr>
-              <w:t>๑</w:t>
-            </w:r>
-          </w:p>
-        </w:tc>
-        <w:tc>
-          <w:tcPr>
-            <w:tcW w:w="1189" w:type="dxa"/>
-            <w:vMerge w:val="restart"/>
-            <w:vAlign w:val="center"/>
-          </w:tcPr>
-          <w:p>
-            <w:pPr>
-              <w:pBdr>
-                <w:top w:val="nil"/>
-                <w:left w:val="nil"/>
-                <w:bottom w:val="nil"/>
-                <w:right w:val="nil"/>
-                <w:between w:val="nil"/>
-              </w:pBdr>
-              <w:jc w:val="center"/>
-              <w:rPr>
-                <w:rFonts w:ascii="TH SarabunPSK" w:eastAsia="TH Sarabun PSK" w:hAnsi="TH SarabunPSK" w:cs="TH SarabunPSK"/>
-                <w:b/>
-                <w:bCs/>
-                <w:color w:val="000000"/>
-                <w:sz w:val="28"/>
-                <w:szCs w:val="28"/>
-              </w:rPr>
-            </w:pPr>
-            <w:r>
-              <w:rPr>
-                <w:rFonts w:ascii="TH SarabunPSK" w:eastAsia="TH Sarabun PSK" w:hAnsi="TH SarabunPSK" w:cs="TH SarabunPSK"/>
-                <w:b/>
-                <w:bCs/>
-                <w:color w:val="000000"/>
-                <w:sz w:val="28"/>
-                <w:szCs w:val="28"/>
-              </w:rPr>
-              <w:t>-</w:t>
-            </w:r>
-          </w:p>
-        </w:tc>
-        <w:tc>
-          <w:tcPr>
-            <w:tcW w:w="1251" w:type="dxa"/>
-            <w:vAlign w:val="center"/>
-          </w:tcPr>
-          <w:p>
-            <w:pPr>
-              <w:pBdr>
-                <w:top w:val="nil"/>
-                <w:left w:val="nil"/>
-                <w:bottom w:val="nil"/>
-                <w:right w:val="nil"/>
-                <w:between w:val="nil"/>
-              </w:pBdr>
-              <w:jc w:val="center"/>
-              <w:rPr>
-                <w:rFonts w:ascii="TH SarabunPSK" w:eastAsia="TH Sarabun PSK" w:hAnsi="TH SarabunPSK" w:cs="TH SarabunPSK"/>
-                <w:color w:val="000000"/>
-                <w:sz w:val="28"/>
-                <w:szCs w:val="28"/>
-              </w:rPr>
-            </w:pPr>
-            <w:r>
-              <w:rPr>
-                <w:rFonts w:ascii="TH SarabunPSK" w:eastAsia="TH Sarabun PSK" w:hAnsi="TH SarabunPSK" w:cs="TH SarabunPSK"/>
-                <w:color w:val="000000"/>
-                <w:sz w:val="28"/>
-                <w:szCs w:val="28"/>
-                <w:cs/>
-              </w:rPr>
-              <w:t>๒๕๖๙</w:t>
-            </w:r>
-          </w:p>
-        </w:tc>
-        <w:tc>
-          <w:tcPr>
-            <w:tcW w:w="1400" w:type="dxa"/>
-            <w:vAlign w:val="center"/>
-          </w:tcPr>
-          <w:p>
-            <w:pPr>
-              <w:pBdr>
-                <w:top w:val="nil"/>
-                <w:left w:val="nil"/>
-                <w:bottom w:val="nil"/>
-                <w:right w:val="nil"/>
-                <w:between w:val="nil"/>
-              </w:pBdr>
-              <w:jc w:val="center"/>
-              <w:rPr>
-                <w:rFonts w:ascii="TH SarabunPSK" w:eastAsia="TH Sarabun PSK" w:hAnsi="TH SarabunPSK" w:cs="TH SarabunPSK"/>
-                <w:color w:val="000000"/>
-                <w:sz w:val="28"/>
-                <w:szCs w:val="28"/>
-              </w:rPr>
-            </w:pPr>
-            <w:r>
-              <w:rPr>
-                <w:rFonts w:ascii="TH SarabunPSK" w:eastAsia="TH Sarabun PSK" w:hAnsi="TH SarabunPSK" w:cs="TH SarabunPSK"/>
-                <w:color w:val="000000"/>
-                <w:sz w:val="28"/>
-                <w:szCs w:val="28"/>
-              </w:rPr>
-              <w:t>{{BUDGET}}</w:t>
-            </w:r>
-          </w:p>
-        </w:tc>
-        <w:tc>
-          <w:tcPr>
-            <w:tcW w:w="1162" w:type="dxa"/>
-            <w:vAlign w:val="center"/>
-          </w:tcPr>
-          <w:p>
-            <w:pPr>
-              <w:pBdr>
-                <w:top w:val="nil"/>
-                <w:left w:val="nil"/>
-                <w:bottom w:val="nil"/>
-                <w:right w:val="nil"/>
-                <w:between w:val="nil"/>
-              </w:pBdr>
-              <w:jc w:val="center"/>
-              <w:rPr>
-                <w:rFonts w:ascii="TH SarabunPSK" w:eastAsia="TH Sarabun PSK" w:hAnsi="TH SarabunPSK" w:cs="TH SarabunPSK"/>
-                <w:color w:val="000000"/>
-                <w:sz w:val="28"/>
-                <w:szCs w:val="28"/>
-              </w:rPr>
-            </w:pPr>
-          </w:p>
-        </w:tc>
-      </w:tr>
-      <w:tr>
-        <w:trPr>
-          <w:trHeight w:val="20"/>
-          <w:jc w:val="center"/>
-        </w:trPr>
-        <w:tc>
-          <w:tcPr>
-            <w:tcW w:w="1046" w:type="dxa"/>
-            <w:vMerge/>
-            <w:vAlign w:val="center"/>
-          </w:tcPr>
-          <w:p>
-            <w:pPr>
-              <w:widowControl w:val="0"/>
-              <w:pBdr>
-                <w:top w:val="nil"/>
-                <w:left w:val="nil"/>
-                <w:bottom w:val="nil"/>
-                <w:right w:val="nil"/>
-                <w:between w:val="nil"/>
-              </w:pBdr>
-              <w:spacing w:line="276" w:lineRule="auto"/>
-              <w:jc w:val="center"/>
-              <w:rPr>
-                <w:rFonts w:ascii="TH SarabunPSK" w:eastAsia="TH Sarabun PSK" w:hAnsi="TH SarabunPSK" w:cs="TH SarabunPSK"/>
-                <w:color w:val="000000"/>
-                <w:sz w:val="28"/>
-                <w:szCs w:val="28"/>
-              </w:rPr>
-            </w:pPr>
-          </w:p>
-        </w:tc>
-        <w:tc>
-          <w:tcPr>
-            <w:tcW w:w="1047" w:type="dxa"/>
-            <w:vMerge/>
-            <w:vAlign w:val="center"/>
-          </w:tcPr>
-          <w:p>
-            <w:pPr>
-              <w:widowControl w:val="0"/>
-              <w:pBdr>
-                <w:top w:val="nil"/>
-                <w:left w:val="nil"/>
-                <w:bottom w:val="nil"/>
-                <w:right w:val="nil"/>
-                <w:between w:val="nil"/>
-              </w:pBdr>
-              <w:spacing w:line="276" w:lineRule="auto"/>
-              <w:jc w:val="center"/>
-              <w:rPr>
-                <w:rFonts w:ascii="TH SarabunPSK" w:eastAsia="TH Sarabun PSK" w:hAnsi="TH SarabunPSK" w:cs="TH SarabunPSK"/>
-                <w:color w:val="000000"/>
-                <w:sz w:val="28"/>
-                <w:szCs w:val="28"/>
-              </w:rPr>
-            </w:pPr>
-          </w:p>
-        </w:tc>
-        <w:tc>
-          <w:tcPr>
-            <w:tcW w:w="1476" w:type="dxa"/>
-            <w:vMerge/>
-            <w:vAlign w:val="center"/>
-          </w:tcPr>
-          <w:p>
-            <w:pPr>
-              <w:widowControl w:val="0"/>
-              <w:pBdr>
-                <w:top w:val="nil"/>
-                <w:left w:val="nil"/>
-                <w:bottom w:val="nil"/>
-                <w:right w:val="nil"/>
-                <w:between w:val="nil"/>
-              </w:pBdr>
-              <w:spacing w:line="276" w:lineRule="auto"/>
-              <w:jc w:val="center"/>
-              <w:rPr>
-                <w:rFonts w:ascii="TH SarabunPSK" w:eastAsia="TH Sarabun PSK" w:hAnsi="TH SarabunPSK" w:cs="TH SarabunPSK"/>
-                <w:color w:val="000000"/>
-                <w:sz w:val="28"/>
-                <w:szCs w:val="28"/>
-              </w:rPr>
-            </w:pPr>
-          </w:p>
-        </w:tc>
-        <w:tc>
-          <w:tcPr>
-            <w:tcW w:w="835" w:type="dxa"/>
-            <w:vMerge/>
-            <w:vAlign w:val="center"/>
-          </w:tcPr>
-          <w:p>
-            <w:pPr>
-              <w:widowControl w:val="0"/>
-              <w:pBdr>
-                <w:top w:val="nil"/>
-                <w:left w:val="nil"/>
-                <w:bottom w:val="nil"/>
-                <w:right w:val="nil"/>
-                <w:between w:val="nil"/>
-              </w:pBdr>
-              <w:spacing w:line="276" w:lineRule="auto"/>
-              <w:jc w:val="center"/>
-              <w:rPr>
-                <w:rFonts w:ascii="TH SarabunPSK" w:eastAsia="TH Sarabun PSK" w:hAnsi="TH SarabunPSK" w:cs="TH SarabunPSK"/>
-                <w:color w:val="000000"/>
-                <w:sz w:val="28"/>
-                <w:szCs w:val="28"/>
-              </w:rPr>
-            </w:pPr>
-          </w:p>
-        </w:tc>
-        <w:tc>
-          <w:tcPr>
-            <w:tcW w:w="1189" w:type="dxa"/>
-            <w:vMerge/>
-            <w:vAlign w:val="center"/>
-          </w:tcPr>
-          <w:p>
-            <w:pPr>
-              <w:widowControl w:val="0"/>
-              <w:pBdr>
-                <w:top w:val="nil"/>
-                <w:left w:val="nil"/>
-                <w:bottom w:val="nil"/>
-                <w:right w:val="nil"/>
-                <w:between w:val="nil"/>
-              </w:pBdr>
-              <w:spacing w:line="276" w:lineRule="auto"/>
-              <w:jc w:val="center"/>
-              <w:rPr>
-                <w:rFonts w:ascii="TH SarabunPSK" w:eastAsia="TH Sarabun PSK" w:hAnsi="TH SarabunPSK" w:cs="TH SarabunPSK"/>
-                <w:color w:val="000000"/>
-                <w:sz w:val="28"/>
-                <w:szCs w:val="28"/>
-              </w:rPr>
-            </w:pPr>
-          </w:p>
-        </w:tc>
-        <w:tc>
-          <w:tcPr>
-            <w:tcW w:w="1251" w:type="dxa"/>
-            <w:vAlign w:val="center"/>
-          </w:tcPr>
-          <w:p>
-            <w:pPr>
-              <w:pBdr>
-                <w:top w:val="nil"/>
-                <w:left w:val="nil"/>
-                <w:bottom w:val="nil"/>
-                <w:right w:val="nil"/>
-                <w:between w:val="nil"/>
-              </w:pBdr>
-              <w:jc w:val="center"/>
-              <w:rPr>
-                <w:rFonts w:ascii="TH SarabunPSK" w:eastAsia="TH Sarabun PSK" w:hAnsi="TH SarabunPSK" w:cs="TH SarabunPSK"/>
-                <w:color w:val="000000"/>
-                <w:sz w:val="28"/>
-                <w:szCs w:val="28"/>
-              </w:rPr>
-            </w:pPr>
-            <w:r>
-              <w:rPr>
-                <w:rFonts w:ascii="TH SarabunPSK" w:eastAsia="TH Sarabun PSK" w:hAnsi="TH SarabunPSK" w:cs="TH SarabunPSK"/>
-                <w:b/>
-                <w:bCs/>
-                <w:color w:val="000000"/>
-                <w:sz w:val="28"/>
-                <w:szCs w:val="28"/>
-                <w:cs/>
-              </w:rPr>
-              <w:t>รวม</w:t>
-            </w:r>
-          </w:p>
-        </w:tc>
-        <w:tc>
-          <w:tcPr>
-            <w:tcW w:w="1400" w:type="dxa"/>
-            <w:vAlign w:val="center"/>
-          </w:tcPr>
-          <w:p>
-            <w:pPr>
-              <w:pBdr>
-                <w:top w:val="nil"/>
-                <w:left w:val="nil"/>
-                <w:bottom w:val="nil"/>
-                <w:right w:val="nil"/>
-                <w:between w:val="nil"/>
-              </w:pBdr>
-              <w:jc w:val="center"/>
-              <w:rPr>
-                <w:rFonts w:ascii="TH SarabunPSK" w:eastAsia="TH Sarabun PSK" w:hAnsi="TH SarabunPSK" w:cs="TH SarabunPSK"/>
-                <w:color w:val="000000"/>
-                <w:sz w:val="28"/>
-                <w:szCs w:val="28"/>
-              </w:rPr>
-            </w:pPr>
-            <w:r>
-              <w:rPr>
-                <w:rFonts w:ascii="TH SarabunPSK" w:eastAsia="TH Sarabun PSK" w:hAnsi="TH SarabunPSK" w:cs="TH SarabunPSK"/>
-                <w:color w:val="000000"/>
-                <w:sz w:val="28"/>
-                <w:szCs w:val="28"/>
-              </w:rPr>
-              <w:t>{{BUDGET}}</w:t>
-            </w:r>
-          </w:p>
-        </w:tc>
-        <w:tc>
-          <w:tcPr>
-            <w:tcW w:w="1162" w:type="dxa"/>
-            <w:vAlign w:val="center"/>
-          </w:tcPr>
-          <w:p>
-            <w:pPr>
-              <w:pBdr>
-                <w:top w:val="nil"/>
-                <w:left w:val="nil"/>
-                <w:bottom w:val="nil"/>
-                <w:right w:val="nil"/>
-                <w:between w:val="nil"/>
-              </w:pBdr>
-              <w:jc w:val="center"/>
-              <w:rPr>
-                <w:rFonts w:ascii="TH SarabunPSK" w:eastAsia="TH Sarabun PSK" w:hAnsi="TH SarabunPSK" w:cs="TH SarabunPSK"/>
-                <w:color w:val="000000"/>
-                <w:sz w:val="28"/>
-                <w:szCs w:val="28"/>
-              </w:rPr>
-            </w:pPr>
           </w:p>
         </w:tc>
       </w:tr>
@@ -2865,6 +1821,944 @@
         </w:pBdr>
         <w:tabs>
           <w:tab w:val="left" w:pos="426"/>
+        </w:tabs>
+        <w:jc w:val="both"/>
+        <w:rPr>
+          <w:rFonts w:ascii="TH SarabunPSK" w:eastAsia="TH Sarabun PSK" w:hAnsi="TH SarabunPSK" w:cs="TH SarabunPSK"/>
+          <w:b/>
+          <w:bCs/>
+          <w:color w:val="000000"/>
+          <w:sz w:val="4"/>
+          <w:szCs w:val="4"/>
+        </w:rPr>
+      </w:pPr>
+    </w:p>
+    <w:tbl>
+      <w:tblPr>
+        <w:tblStyle w:val="afe"/>
+        <w:tblW w:w="0" w:type="auto"/>
+        <w:jc w:val="center"/>
+        <w:tblLook w:val="04A0" w:firstRow="1" w:lastRow="0" w:firstColumn="1" w:lastColumn="0" w:noHBand="0" w:noVBand="1"/>
+      </w:tblPr>
+      <w:tblGrid>
+        <w:gridCol w:w="1076"/>
+        <w:gridCol w:w="1076"/>
+        <w:gridCol w:w="1493"/>
+        <w:gridCol w:w="1083"/>
+        <w:gridCol w:w="1273"/>
+        <w:gridCol w:w="1239"/>
+        <w:gridCol w:w="1442"/>
+        <w:gridCol w:w="1643"/>
+      </w:tblGrid>
+      <w:tr>
+        <w:trPr>
+          <w:jc w:val="center"/>
+        </w:trPr>
+        <w:tc>
+          <w:tcPr>
+            <w:tcW w:w="3645" w:type="dxa"/>
+            <w:gridSpan w:val="3"/>
+            <w:vAlign w:val="center"/>
+          </w:tcPr>
+          <w:p>
+            <w:pPr>
+              <w:jc w:val="center"/>
+              <w:rPr>
+                <w:rFonts w:ascii="TH SarabunPSK" w:eastAsia="TH Sarabun PSK" w:hAnsi="TH SarabunPSK" w:cs="TH SarabunPSK"/>
+                <w:b/>
+                <w:bCs/>
+                <w:sz w:val="28"/>
+                <w:szCs w:val="28"/>
+              </w:rPr>
+            </w:pPr>
+            <w:r>
+              <w:rPr>
+                <w:rFonts w:ascii="TH SarabunPSK" w:eastAsia="TH Sarabun PSK" w:hAnsi="TH SarabunPSK" w:cs="TH SarabunPSK"/>
+                <w:b/>
+                <w:bCs/>
+                <w:color w:val="000000"/>
+                <w:sz w:val="28"/>
+                <w:szCs w:val="28"/>
+                <w:cs/>
+              </w:rPr>
+              <w:t>การปฏิบัติงาน</w:t>
+            </w:r>
+          </w:p>
+        </w:tc>
+        <w:tc>
+          <w:tcPr>
+            <w:tcW w:w="6680" w:type="dxa"/>
+            <w:gridSpan w:val="5"/>
+            <w:vAlign w:val="center"/>
+          </w:tcPr>
+          <w:p>
+            <w:pPr>
+              <w:jc w:val="center"/>
+              <w:rPr>
+                <w:rFonts w:ascii="TH SarabunPSK" w:eastAsia="TH Sarabun PSK" w:hAnsi="TH SarabunPSK" w:cs="TH SarabunPSK"/>
+                <w:b/>
+                <w:bCs/>
+                <w:sz w:val="28"/>
+                <w:szCs w:val="28"/>
+              </w:rPr>
+            </w:pPr>
+            <w:r>
+              <w:rPr>
+                <w:rFonts w:ascii="TH SarabunPSK" w:eastAsia="TH Sarabun PSK" w:hAnsi="TH SarabunPSK" w:cs="TH SarabunPSK"/>
+                <w:b/>
+                <w:bCs/>
+                <w:color w:val="000000"/>
+                <w:sz w:val="28"/>
+                <w:szCs w:val="28"/>
+                <w:cs/>
+              </w:rPr>
+              <w:t>เงินงบประมาณ และ การเบิกจ่าย</w:t>
+            </w:r>
+          </w:p>
+        </w:tc>
+      </w:tr>
+      <w:tr>
+        <w:trPr>
+          <w:trHeight w:val="458"/>
+          <w:jc w:val="center"/>
+        </w:trPr>
+        <w:tc>
+          <w:tcPr>
+            <w:tcW w:w="2152" w:type="dxa"/>
+            <w:gridSpan w:val="2"/>
+            <w:vAlign w:val="center"/>
+          </w:tcPr>
+          <w:p>
+            <w:pPr>
+              <w:keepNext/>
+              <w:jc w:val="center"/>
+              <w:rPr>
+                <w:rFonts w:ascii="TH SarabunPSK" w:eastAsia="TH Sarabun PSK" w:hAnsi="TH SarabunPSK" w:cs="TH SarabunPSK"/>
+                <w:b/>
+                <w:bCs/>
+                <w:sz w:val="28"/>
+                <w:szCs w:val="28"/>
+              </w:rPr>
+            </w:pPr>
+            <w:r>
+              <w:rPr>
+                <w:rFonts w:ascii="TH SarabunPSK" w:eastAsia="TH Sarabun PSK" w:hAnsi="TH SarabunPSK" w:cs="TH SarabunPSK"/>
+                <w:b/>
+                <w:bCs/>
+                <w:sz w:val="28"/>
+                <w:szCs w:val="28"/>
+              </w:rPr>
+              <w:t>%</w:t>
+            </w:r>
+            <w:r>
+              <w:rPr>
+                <w:rFonts w:ascii="TH SarabunPSK" w:eastAsia="TH Sarabun PSK" w:hAnsi="TH SarabunPSK" w:cs="TH SarabunPSK"/>
+                <w:b/>
+                <w:bCs/>
+                <w:sz w:val="28"/>
+                <w:szCs w:val="28"/>
+                <w:cs/>
+              </w:rPr>
+              <w:t>ผลงาน</w:t>
+            </w:r>
+          </w:p>
+        </w:tc>
+        <w:tc>
+          <w:tcPr>
+            <w:tcW w:w="1493" w:type="dxa"/>
+            <w:vMerge w:val="restart"/>
+            <w:vAlign w:val="center"/>
+          </w:tcPr>
+          <w:p>
+            <w:pPr>
+              <w:keepNext/>
+              <w:jc w:val="center"/>
+              <w:rPr>
+                <w:rFonts w:ascii="TH SarabunPSK" w:eastAsia="TH Sarabun PSK" w:hAnsi="TH SarabunPSK" w:cs="TH SarabunPSK"/>
+                <w:b/>
+                <w:bCs/>
+                <w:sz w:val="28"/>
+                <w:szCs w:val="28"/>
+              </w:rPr>
+            </w:pPr>
+            <w:r>
+              <w:rPr>
+                <w:rFonts w:ascii="TH SarabunPSK" w:eastAsia="TH Sarabun PSK" w:hAnsi="TH SarabunPSK" w:cs="TH SarabunPSK"/>
+                <w:b/>
+                <w:bCs/>
+                <w:color w:val="000000"/>
+                <w:sz w:val="28"/>
+                <w:szCs w:val="28"/>
+                <w:cs/>
+              </w:rPr>
+              <w:t>ระยะเวลาก่อสร้างคงเหลือ</w:t>
+            </w:r>
+          </w:p>
+        </w:tc>
+        <w:tc>
+          <w:tcPr>
+            <w:tcW w:w="2356" w:type="dxa"/>
+            <w:gridSpan w:val="2"/>
+            <w:vAlign w:val="center"/>
+          </w:tcPr>
+          <w:p>
+            <w:pPr>
+              <w:keepNext/>
+              <w:jc w:val="center"/>
+              <w:rPr>
+                <w:rFonts w:ascii="TH SarabunPSK" w:eastAsia="TH Sarabun PSK" w:hAnsi="TH SarabunPSK" w:cs="TH SarabunPSK"/>
+                <w:b/>
+                <w:bCs/>
+                <w:sz w:val="28"/>
+                <w:szCs w:val="28"/>
+              </w:rPr>
+            </w:pPr>
+            <w:r>
+              <w:rPr>
+                <w:rFonts w:ascii="TH SarabunPSK" w:eastAsia="TH Sarabun PSK" w:hAnsi="TH SarabunPSK" w:cs="TH SarabunPSK"/>
+                <w:b/>
+                <w:bCs/>
+                <w:sz w:val="28"/>
+                <w:szCs w:val="28"/>
+                <w:cs/>
+              </w:rPr>
+              <w:t>จำนวนงวดงาน</w:t>
+            </w:r>
+          </w:p>
+        </w:tc>
+        <w:tc>
+          <w:tcPr>
+            <w:tcW w:w="1239" w:type="dxa"/>
+            <w:vMerge w:val="restart"/>
+            <w:vAlign w:val="center"/>
+          </w:tcPr>
+          <w:p>
+            <w:pPr>
+              <w:keepNext/>
+              <w:jc w:val="center"/>
+              <w:rPr>
+                <w:rFonts w:ascii="TH SarabunPSK" w:eastAsia="TH Sarabun PSK" w:hAnsi="TH SarabunPSK" w:cs="TH SarabunPSK"/>
+                <w:b/>
+                <w:bCs/>
+                <w:sz w:val="28"/>
+                <w:szCs w:val="28"/>
+              </w:rPr>
+            </w:pPr>
+            <w:r>
+              <w:rPr>
+                <w:rFonts w:ascii="TH SarabunPSK" w:eastAsia="TH Sarabun PSK" w:hAnsi="TH SarabunPSK" w:cs="TH SarabunPSK"/>
+                <w:b/>
+                <w:bCs/>
+                <w:sz w:val="28"/>
+                <w:szCs w:val="28"/>
+                <w:cs/>
+              </w:rPr>
+              <w:t>ปีงบประมาณ</w:t>
+            </w:r>
+          </w:p>
+        </w:tc>
+        <w:tc>
+          <w:tcPr>
+            <w:tcW w:w="1442" w:type="dxa"/>
+            <w:vMerge w:val="restart"/>
+            <w:vAlign w:val="center"/>
+          </w:tcPr>
+          <w:p>
+            <w:pPr>
+              <w:keepNext/>
+              <w:jc w:val="center"/>
+              <w:rPr>
+                <w:rFonts w:ascii="TH SarabunPSK" w:eastAsia="TH Sarabun PSK" w:hAnsi="TH SarabunPSK" w:cs="TH SarabunPSK"/>
+                <w:b/>
+                <w:bCs/>
+                <w:sz w:val="28"/>
+                <w:szCs w:val="28"/>
+              </w:rPr>
+            </w:pPr>
+            <w:r>
+              <w:rPr>
+                <w:rFonts w:ascii="TH SarabunPSK" w:eastAsia="TH Sarabun PSK" w:hAnsi="TH SarabunPSK" w:cs="TH SarabunPSK"/>
+                <w:b/>
+                <w:bCs/>
+                <w:color w:val="000000"/>
+                <w:sz w:val="28"/>
+                <w:szCs w:val="28"/>
+                <w:cs/>
+              </w:rPr>
+              <w:t>จำนวน</w:t>
+            </w:r>
+          </w:p>
+        </w:tc>
+        <w:tc>
+          <w:tcPr>
+            <w:tcW w:w="1643" w:type="dxa"/>
+            <w:vMerge w:val="restart"/>
+            <w:vAlign w:val="center"/>
+          </w:tcPr>
+          <w:p>
+            <w:pPr>
+              <w:keepNext/>
+              <w:jc w:val="center"/>
+              <w:rPr>
+                <w:rFonts w:ascii="TH SarabunPSK" w:eastAsia="TH Sarabun PSK" w:hAnsi="TH SarabunPSK" w:cs="TH SarabunPSK"/>
+                <w:b/>
+                <w:bCs/>
+                <w:sz w:val="28"/>
+                <w:szCs w:val="28"/>
+              </w:rPr>
+            </w:pPr>
+            <w:r>
+              <w:rPr>
+                <w:rFonts w:ascii="TH SarabunPSK" w:eastAsia="TH Sarabun PSK" w:hAnsi="TH SarabunPSK" w:cs="TH SarabunPSK"/>
+                <w:b/>
+                <w:bCs/>
+                <w:color w:val="000000"/>
+                <w:sz w:val="28"/>
+                <w:szCs w:val="28"/>
+                <w:cs/>
+              </w:rPr>
+              <w:t>เบิกจ่ายแล้ว</w:t>
+            </w:r>
+          </w:p>
+        </w:tc>
+      </w:tr>
+      <w:tr>
+        <w:trPr>
+          <w:trHeight w:val="458"/>
+          <w:jc w:val="center"/>
+        </w:trPr>
+        <w:tc>
+          <w:tcPr>
+            <w:tcW w:w="1076" w:type="dxa"/>
+            <w:vAlign w:val="center"/>
+          </w:tcPr>
+          <w:p>
+            <w:pPr>
+              <w:keepNext/>
+              <w:jc w:val="center"/>
+              <w:rPr>
+                <w:rFonts w:ascii="TH SarabunPSK" w:eastAsia="TH Sarabun PSK" w:hAnsi="TH SarabunPSK" w:cs="TH SarabunPSK"/>
+                <w:b/>
+                <w:bCs/>
+                <w:sz w:val="28"/>
+                <w:szCs w:val="28"/>
+              </w:rPr>
+            </w:pPr>
+            <w:r>
+              <w:rPr>
+                <w:rFonts w:ascii="TH SarabunPSK" w:eastAsia="TH Sarabun PSK" w:hAnsi="TH SarabunPSK" w:cs="TH SarabunPSK"/>
+                <w:b/>
+                <w:bCs/>
+                <w:sz w:val="28"/>
+                <w:szCs w:val="28"/>
+                <w:cs/>
+              </w:rPr>
+              <w:t>ปัจจุบัน</w:t>
+            </w:r>
+          </w:p>
+        </w:tc>
+        <w:tc>
+          <w:tcPr>
+            <w:tcW w:w="1076" w:type="dxa"/>
+            <w:vAlign w:val="center"/>
+          </w:tcPr>
+          <w:p>
+            <w:pPr>
+              <w:keepNext/>
+              <w:jc w:val="center"/>
+              <w:rPr>
+                <w:rFonts w:ascii="TH SarabunPSK" w:eastAsia="TH Sarabun PSK" w:hAnsi="TH SarabunPSK" w:cs="TH SarabunPSK"/>
+                <w:b/>
+                <w:bCs/>
+                <w:sz w:val="28"/>
+                <w:szCs w:val="28"/>
+              </w:rPr>
+            </w:pPr>
+            <w:r>
+              <w:rPr>
+                <w:rFonts w:ascii="TH SarabunPSK" w:eastAsia="TH Sarabun PSK" w:hAnsi="TH SarabunPSK" w:cs="TH SarabunPSK"/>
+                <w:b/>
+                <w:bCs/>
+                <w:sz w:val="28"/>
+                <w:szCs w:val="28"/>
+                <w:cs/>
+              </w:rPr>
+              <w:t>เร็ว/ช้า</w:t>
+            </w:r>
+          </w:p>
+        </w:tc>
+        <w:tc>
+          <w:tcPr>
+            <w:tcW w:w="1493" w:type="dxa"/>
+            <w:vMerge/>
+          </w:tcPr>
+          <w:p>
+            <w:pPr>
+              <w:keepNext/>
+              <w:jc w:val="center"/>
+              <w:rPr>
+                <w:rFonts w:ascii="TH SarabunPSK" w:eastAsia="TH Sarabun PSK" w:hAnsi="TH SarabunPSK" w:cs="TH SarabunPSK"/>
+                <w:b/>
+                <w:bCs/>
+                <w:color w:val="000000"/>
+                <w:sz w:val="28"/>
+                <w:szCs w:val="28"/>
+                <w:cs/>
+              </w:rPr>
+            </w:pPr>
+          </w:p>
+        </w:tc>
+        <w:tc>
+          <w:tcPr>
+            <w:tcW w:w="1083" w:type="dxa"/>
+            <w:vAlign w:val="center"/>
+          </w:tcPr>
+          <w:p>
+            <w:pPr>
+              <w:keepNext/>
+              <w:jc w:val="center"/>
+              <w:rPr>
+                <w:rFonts w:ascii="TH SarabunPSK" w:eastAsia="TH Sarabun PSK" w:hAnsi="TH SarabunPSK" w:cs="TH SarabunPSK"/>
+                <w:b/>
+                <w:bCs/>
+                <w:color w:val="000000"/>
+                <w:sz w:val="28"/>
+                <w:szCs w:val="28"/>
+                <w:cs/>
+              </w:rPr>
+            </w:pPr>
+            <w:r>
+              <w:rPr>
+                <w:rFonts w:ascii="TH SarabunPSK" w:eastAsia="TH Sarabun PSK" w:hAnsi="TH SarabunPSK" w:cs="TH SarabunPSK"/>
+                <w:b/>
+                <w:bCs/>
+                <w:sz w:val="28"/>
+                <w:szCs w:val="28"/>
+                <w:cs/>
+              </w:rPr>
+              <w:t>ทั้งหมด</w:t>
+            </w:r>
+          </w:p>
+        </w:tc>
+        <w:tc>
+          <w:tcPr>
+            <w:tcW w:w="1273" w:type="dxa"/>
+            <w:vAlign w:val="center"/>
+          </w:tcPr>
+          <w:p>
+            <w:pPr>
+              <w:keepNext/>
+              <w:jc w:val="center"/>
+              <w:rPr>
+                <w:rFonts w:ascii="TH SarabunPSK" w:eastAsia="TH Sarabun PSK" w:hAnsi="TH SarabunPSK" w:cs="TH SarabunPSK"/>
+                <w:b/>
+                <w:bCs/>
+                <w:color w:val="000000"/>
+                <w:sz w:val="28"/>
+                <w:szCs w:val="28"/>
+                <w:cs/>
+              </w:rPr>
+            </w:pPr>
+            <w:r>
+              <w:rPr>
+                <w:rFonts w:ascii="TH SarabunPSK" w:eastAsia="TH Sarabun PSK" w:hAnsi="TH SarabunPSK" w:cs="TH SarabunPSK"/>
+                <w:b/>
+                <w:bCs/>
+                <w:sz w:val="28"/>
+                <w:szCs w:val="28"/>
+                <w:cs/>
+              </w:rPr>
+              <w:t>ตรวจรับแล้ว</w:t>
+            </w:r>
+          </w:p>
+        </w:tc>
+        <w:tc>
+          <w:tcPr>
+            <w:tcW w:w="1239" w:type="dxa"/>
+            <w:vMerge/>
+          </w:tcPr>
+          <w:p>
+            <w:pPr>
+              <w:keepNext/>
+              <w:jc w:val="center"/>
+              <w:rPr>
+                <w:rFonts w:ascii="TH SarabunPSK" w:eastAsia="TH Sarabun PSK" w:hAnsi="TH SarabunPSK" w:cs="TH SarabunPSK"/>
+                <w:b/>
+                <w:bCs/>
+                <w:color w:val="000000"/>
+                <w:sz w:val="28"/>
+                <w:szCs w:val="28"/>
+                <w:cs/>
+              </w:rPr>
+            </w:pPr>
+          </w:p>
+        </w:tc>
+        <w:tc>
+          <w:tcPr>
+            <w:tcW w:w="1442" w:type="dxa"/>
+            <w:vMerge/>
+          </w:tcPr>
+          <w:p>
+            <w:pPr>
+              <w:keepNext/>
+              <w:jc w:val="center"/>
+              <w:rPr>
+                <w:rFonts w:ascii="TH SarabunPSK" w:eastAsia="TH Sarabun PSK" w:hAnsi="TH SarabunPSK" w:cs="TH SarabunPSK"/>
+                <w:b/>
+                <w:bCs/>
+                <w:color w:val="000000"/>
+                <w:sz w:val="28"/>
+                <w:szCs w:val="28"/>
+                <w:cs/>
+              </w:rPr>
+            </w:pPr>
+          </w:p>
+        </w:tc>
+        <w:tc>
+          <w:tcPr>
+            <w:tcW w:w="1643" w:type="dxa"/>
+            <w:vMerge/>
+          </w:tcPr>
+          <w:p>
+            <w:pPr>
+              <w:keepNext/>
+              <w:jc w:val="center"/>
+              <w:rPr>
+                <w:rFonts w:ascii="TH SarabunPSK" w:eastAsia="TH Sarabun PSK" w:hAnsi="TH SarabunPSK" w:cs="TH SarabunPSK"/>
+                <w:b/>
+                <w:bCs/>
+                <w:color w:val="000000"/>
+                <w:sz w:val="28"/>
+                <w:szCs w:val="28"/>
+                <w:cs/>
+              </w:rPr>
+            </w:pPr>
+          </w:p>
+        </w:tc>
+      </w:tr>
+      <w:tr>
+        <w:trPr>
+          <w:trHeight w:val="375"/>
+          <w:jc w:val="center"/>
+        </w:trPr>
+        <w:tc>
+          <w:tcPr>
+            <w:tcW w:w="1076" w:type="dxa"/>
+            <w:vMerge w:val="restart"/>
+            <w:vAlign w:val="center"/>
+          </w:tcPr>
+          <w:p>
+            <w:pPr>
+              <w:keepNext/>
+              <w:jc w:val="center"/>
+              <w:rPr>
+                <w:rFonts w:ascii="TH SarabunPSK" w:eastAsia="TH Sarabun PSK" w:hAnsi="TH SarabunPSK" w:cs="TH SarabunPSK" w:hint="cs"/>
+                <w:color w:val="000000"/>
+                <w:sz w:val="28"/>
+                <w:szCs w:val="28"/>
+                <w:cs/>
+              </w:rPr>
+            </w:pPr>
+            <w:r>
+              <w:rPr>
+                <w:rFonts w:ascii="TH SarabunPSK" w:eastAsia="TH Sarabun PSK" w:hAnsi="TH SarabunPSK" w:cs="TH SarabunPSK"/>
+                <w:color w:val="000000"/>
+                <w:sz w:val="28"/>
+                <w:szCs w:val="28"/>
+              </w:rPr>
+              <w:t>{{CP}}</w:t>
+            </w:r>
+          </w:p>
+        </w:tc>
+        <w:tc>
+          <w:tcPr>
+            <w:tcW w:w="1076" w:type="dxa"/>
+            <w:vMerge w:val="restart"/>
+            <w:vAlign w:val="center"/>
+          </w:tcPr>
+          <w:p>
+            <w:pPr>
+              <w:keepNext/>
+              <w:jc w:val="center"/>
+              <w:rPr>
+                <w:rFonts w:ascii="TH SarabunPSK" w:eastAsia="TH Sarabun PSK" w:hAnsi="TH SarabunPSK" w:cs="TH SarabunPSK"/>
+                <w:color w:val="000000"/>
+                <w:sz w:val="28"/>
+                <w:szCs w:val="28"/>
+              </w:rPr>
+            </w:pPr>
+          </w:p>
+        </w:tc>
+        <w:tc>
+          <w:tcPr>
+            <w:tcW w:w="1493" w:type="dxa"/>
+            <w:vMerge w:val="restart"/>
+            <w:vAlign w:val="center"/>
+          </w:tcPr>
+          <w:p>
+            <w:pPr>
+              <w:keepNext/>
+              <w:jc w:val="center"/>
+              <w:rPr>
+                <w:rFonts w:ascii="TH SarabunPSK" w:eastAsia="TH Sarabun PSK" w:hAnsi="TH SarabunPSK" w:cs="TH SarabunPSK"/>
+                <w:color w:val="000000"/>
+                <w:sz w:val="28"/>
+                <w:szCs w:val="28"/>
+                <w:cs/>
+              </w:rPr>
+            </w:pPr>
+            <w:r>
+              <w:rPr>
+                <w:rFonts w:ascii="TH SarabunPSK" w:eastAsia="TH Sarabun PSK" w:hAnsi="TH SarabunPSK" w:cs="TH SarabunPSK"/>
+                <w:color w:val="000000"/>
+                <w:sz w:val="28"/>
+                <w:szCs w:val="28"/>
+              </w:rPr>
+              <w:t>{{REMAIN}}</w:t>
+            </w:r>
+          </w:p>
+        </w:tc>
+        <w:tc>
+          <w:tcPr>
+            <w:tcW w:w="1083" w:type="dxa"/>
+            <w:vMerge w:val="restart"/>
+            <w:vAlign w:val="center"/>
+          </w:tcPr>
+          <w:p>
+            <w:pPr>
+              <w:keepNext/>
+              <w:jc w:val="center"/>
+              <w:rPr>
+                <w:rFonts w:ascii="TH SarabunPSK" w:eastAsia="TH Sarabun PSK" w:hAnsi="TH SarabunPSK" w:cs="TH SarabunPSK" w:hint="cs"/>
+                <w:color w:val="000000"/>
+                <w:sz w:val="28"/>
+                <w:szCs w:val="28"/>
+                <w:cs/>
+              </w:rPr>
+            </w:pPr>
+            <w:r>
+              <w:rPr>
+                <w:rFonts w:ascii="TH SarabunPSK" w:eastAsia="TH Sarabun PSK" w:hAnsi="TH SarabunPSK" w:cs="TH SarabunPSK" w:hint="cs"/>
+                <w:color w:val="000000"/>
+                <w:sz w:val="28"/>
+                <w:szCs w:val="28"/>
+                <w:cs/>
+              </w:rPr>
+              <w:t>๑</w:t>
+            </w:r>
+          </w:p>
+        </w:tc>
+        <w:tc>
+          <w:tcPr>
+            <w:tcW w:w="1273" w:type="dxa"/>
+            <w:vMerge w:val="restart"/>
+            <w:vAlign w:val="center"/>
+          </w:tcPr>
+          <w:p>
+            <w:pPr>
+              <w:keepNext/>
+              <w:jc w:val="center"/>
+              <w:rPr>
+                <w:rFonts w:ascii="TH SarabunPSK" w:eastAsia="TH Sarabun PSK" w:hAnsi="TH SarabunPSK" w:cs="TH SarabunPSK"/>
+                <w:color w:val="000000"/>
+                <w:sz w:val="28"/>
+                <w:szCs w:val="28"/>
+                <w:cs/>
+              </w:rPr>
+            </w:pPr>
+          </w:p>
+        </w:tc>
+        <w:tc>
+          <w:tcPr>
+            <w:tcW w:w="1239" w:type="dxa"/>
+            <w:vAlign w:val="center"/>
+          </w:tcPr>
+          <w:p>
+            <w:pPr>
+              <w:keepNext/>
+              <w:jc w:val="center"/>
+              <w:rPr>
+                <w:rFonts w:ascii="TH SarabunPSK" w:eastAsia="TH Sarabun PSK" w:hAnsi="TH SarabunPSK" w:cs="TH SarabunPSK"/>
+                <w:color w:val="000000"/>
+                <w:sz w:val="28"/>
+                <w:szCs w:val="28"/>
+                <w:cs/>
+              </w:rPr>
+            </w:pPr>
+            <w:r>
+              <w:rPr>
+                <w:rFonts w:ascii="TH SarabunPSK" w:eastAsia="TH Sarabun PSK" w:hAnsi="TH SarabunPSK" w:cs="TH SarabunPSK" w:hint="cs"/>
+                <w:color w:val="000000"/>
+                <w:sz w:val="28"/>
+                <w:szCs w:val="28"/>
+                <w:cs/>
+              </w:rPr>
+              <w:t>๒๕๖๙</w:t>
+            </w:r>
+          </w:p>
+        </w:tc>
+        <w:tc>
+          <w:tcPr>
+            <w:tcW w:w="1442" w:type="dxa"/>
+            <w:vAlign w:val="center"/>
+          </w:tcPr>
+          <w:p>
+            <w:pPr>
+              <w:keepNext/>
+              <w:tabs>
+                <w:tab w:val="left" w:pos="154"/>
+              </w:tabs>
+              <w:rPr>
+                <w:rFonts w:ascii="TH SarabunPSK" w:eastAsia="TH Sarabun PSK" w:hAnsi="TH SarabunPSK" w:cs="TH SarabunPSK"/>
+                <w:color w:val="000000"/>
+                <w:sz w:val="28"/>
+                <w:szCs w:val="28"/>
+                <w:cs/>
+              </w:rPr>
+            </w:pPr>
+            <w:r>
+              <w:rPr>
+                <w:rFonts w:ascii="TH SarabunPSK" w:hAnsi="TH SarabunPSK" w:cs="TH SarabunPSK"/>
+                <w:sz w:val="28"/>
+                <w:szCs w:val="28"/>
+                <w:cs/>
+              </w:rPr>
+              <w:tab/>
+            </w:r>
+            <w:r>
+              <w:rPr>
+                <w:rFonts w:ascii="TH SarabunPSK" w:eastAsia="TH Sarabun PSK" w:hAnsi="TH SarabunPSK" w:cs="TH SarabunPSK"/>
+                <w:color w:val="000000"/>
+                <w:sz w:val="28"/>
+                <w:szCs w:val="28"/>
+              </w:rPr>
+              <w:t>{{BUDGET}}</w:t>
+            </w:r>
+          </w:p>
+        </w:tc>
+        <w:tc>
+          <w:tcPr>
+            <w:tcW w:w="1643" w:type="dxa"/>
+            <w:vAlign w:val="center"/>
+          </w:tcPr>
+          <w:p>
+            <w:pPr>
+              <w:keepNext/>
+              <w:jc w:val="center"/>
+              <w:rPr>
+                <w:rFonts w:ascii="TH SarabunPSK" w:eastAsia="TH Sarabun PSK" w:hAnsi="TH SarabunPSK" w:cs="TH SarabunPSK"/>
+                <w:color w:val="000000"/>
+                <w:sz w:val="28"/>
+                <w:szCs w:val="28"/>
+                <w:cs/>
+              </w:rPr>
+            </w:pPr>
+          </w:p>
+        </w:tc>
+      </w:tr>
+      <w:tr>
+        <w:trPr>
+          <w:trHeight w:val="375"/>
+          <w:jc w:val="center"/>
+        </w:trPr>
+        <w:tc>
+          <w:tcPr>
+            <w:tcW w:w="1076" w:type="dxa"/>
+            <w:vMerge/>
+            <w:vAlign w:val="center"/>
+          </w:tcPr>
+          <w:p>
+            <w:pPr>
+              <w:keepNext/>
+              <w:jc w:val="center"/>
+              <w:rPr>
+                <w:rFonts w:ascii="TH SarabunPSK" w:eastAsia="TH Sarabun PSK" w:hAnsi="TH SarabunPSK" w:cs="TH SarabunPSK"/>
+                <w:color w:val="000000"/>
+                <w:sz w:val="28"/>
+                <w:szCs w:val="28"/>
+              </w:rPr>
+            </w:pPr>
+          </w:p>
+        </w:tc>
+        <w:tc>
+          <w:tcPr>
+            <w:tcW w:w="1076" w:type="dxa"/>
+            <w:vMerge/>
+            <w:vAlign w:val="center"/>
+          </w:tcPr>
+          <w:p>
+            <w:pPr>
+              <w:keepNext/>
+              <w:jc w:val="center"/>
+              <w:rPr>
+                <w:rFonts w:ascii="TH SarabunPSK" w:eastAsia="TH Sarabun PSK" w:hAnsi="TH SarabunPSK" w:cs="TH SarabunPSK"/>
+                <w:color w:val="000000"/>
+                <w:sz w:val="28"/>
+                <w:szCs w:val="28"/>
+              </w:rPr>
+            </w:pPr>
+          </w:p>
+        </w:tc>
+        <w:tc>
+          <w:tcPr>
+            <w:tcW w:w="1493" w:type="dxa"/>
+            <w:vMerge/>
+            <w:vAlign w:val="center"/>
+          </w:tcPr>
+          <w:p>
+            <w:pPr>
+              <w:keepNext/>
+              <w:jc w:val="center"/>
+              <w:rPr>
+                <w:rFonts w:ascii="TH SarabunPSK" w:eastAsia="TH Sarabun PSK" w:hAnsi="TH SarabunPSK" w:cs="TH SarabunPSK"/>
+                <w:color w:val="000000"/>
+                <w:sz w:val="28"/>
+                <w:szCs w:val="28"/>
+                <w:cs/>
+              </w:rPr>
+            </w:pPr>
+          </w:p>
+        </w:tc>
+        <w:tc>
+          <w:tcPr>
+            <w:tcW w:w="1083" w:type="dxa"/>
+            <w:vMerge/>
+            <w:vAlign w:val="center"/>
+          </w:tcPr>
+          <w:p>
+            <w:pPr>
+              <w:keepNext/>
+              <w:jc w:val="center"/>
+              <w:rPr>
+                <w:rFonts w:ascii="TH SarabunPSK" w:eastAsia="TH Sarabun PSK" w:hAnsi="TH SarabunPSK" w:cs="TH SarabunPSK"/>
+                <w:color w:val="000000"/>
+                <w:sz w:val="28"/>
+                <w:szCs w:val="28"/>
+                <w:cs/>
+              </w:rPr>
+            </w:pPr>
+          </w:p>
+        </w:tc>
+        <w:tc>
+          <w:tcPr>
+            <w:tcW w:w="1273" w:type="dxa"/>
+            <w:vMerge/>
+            <w:vAlign w:val="center"/>
+          </w:tcPr>
+          <w:p>
+            <w:pPr>
+              <w:keepNext/>
+              <w:jc w:val="center"/>
+              <w:rPr>
+                <w:rFonts w:ascii="TH SarabunPSK" w:eastAsia="TH Sarabun PSK" w:hAnsi="TH SarabunPSK" w:cs="TH SarabunPSK"/>
+                <w:color w:val="000000"/>
+                <w:sz w:val="28"/>
+                <w:szCs w:val="28"/>
+                <w:cs/>
+              </w:rPr>
+            </w:pPr>
+          </w:p>
+        </w:tc>
+        <w:tc>
+          <w:tcPr>
+            <w:tcW w:w="1239" w:type="dxa"/>
+            <w:vAlign w:val="center"/>
+          </w:tcPr>
+          <w:p>
+            <w:pPr>
+              <w:keepNext/>
+              <w:jc w:val="center"/>
+              <w:rPr>
+                <w:rFonts w:ascii="TH SarabunPSK" w:eastAsia="TH Sarabun PSK" w:hAnsi="TH SarabunPSK" w:cs="TH SarabunPSK"/>
+                <w:color w:val="000000"/>
+                <w:sz w:val="28"/>
+                <w:szCs w:val="28"/>
+                <w:cs/>
+              </w:rPr>
+            </w:pPr>
+            <w:r>
+              <w:rPr>
+                <w:rFonts w:ascii="TH SarabunPSK" w:eastAsia="TH Sarabun PSK" w:hAnsi="TH SarabunPSK" w:cs="TH SarabunPSK" w:hint="cs"/>
+                <w:color w:val="000000"/>
+                <w:sz w:val="28"/>
+                <w:szCs w:val="28"/>
+                <w:cs/>
+              </w:rPr>
+              <w:t>รวม</w:t>
+            </w:r>
+          </w:p>
+        </w:tc>
+        <w:tc>
+          <w:tcPr>
+            <w:tcW w:w="1442" w:type="dxa"/>
+            <w:vAlign w:val="center"/>
+          </w:tcPr>
+          <w:p>
+            <w:pPr>
+              <w:keepNext/>
+              <w:tabs>
+                <w:tab w:val="left" w:pos="154"/>
+              </w:tabs>
+              <w:rPr>
+                <w:rFonts w:ascii="TH SarabunPSK" w:eastAsia="TH Sarabun PSK" w:hAnsi="TH SarabunPSK" w:cs="TH SarabunPSK"/>
+                <w:color w:val="000000"/>
+                <w:sz w:val="28"/>
+                <w:szCs w:val="28"/>
+                <w:cs/>
+              </w:rPr>
+            </w:pPr>
+            <w:r>
+              <w:rPr>
+                <w:rFonts w:ascii="TH SarabunPSK" w:hAnsi="TH SarabunPSK" w:cs="TH SarabunPSK"/>
+                <w:sz w:val="28"/>
+                <w:szCs w:val="28"/>
+                <w:cs/>
+              </w:rPr>
+              <w:tab/>
+            </w:r>
+            <w:r>
+              <w:rPr>
+                <w:rFonts w:ascii="TH SarabunPSK" w:eastAsia="TH Sarabun PSK" w:hAnsi="TH SarabunPSK" w:cs="TH SarabunPSK"/>
+                <w:color w:val="000000"/>
+                <w:sz w:val="28"/>
+                <w:szCs w:val="28"/>
+              </w:rPr>
+              <w:t>{{BUDGET}}</w:t>
+            </w:r>
+          </w:p>
+        </w:tc>
+        <w:tc>
+          <w:tcPr>
+            <w:tcW w:w="1643" w:type="dxa"/>
+            <w:vAlign w:val="center"/>
+          </w:tcPr>
+          <w:p>
+            <w:pPr>
+              <w:keepNext/>
+              <w:jc w:val="center"/>
+              <w:rPr>
+                <w:rFonts w:ascii="TH SarabunPSK" w:eastAsia="TH Sarabun PSK" w:hAnsi="TH SarabunPSK" w:cs="TH SarabunPSK"/>
+                <w:color w:val="000000"/>
+                <w:sz w:val="28"/>
+                <w:szCs w:val="28"/>
+                <w:cs/>
+              </w:rPr>
+            </w:pPr>
+          </w:p>
+        </w:tc>
+      </w:tr>
+    </w:tbl>
+    <w:p>
+      <w:pPr>
+        <w:pBdr>
+          <w:top w:val="nil"/>
+          <w:left w:val="nil"/>
+          <w:bottom w:val="nil"/>
+          <w:right w:val="nil"/>
+          <w:between w:val="nil"/>
+        </w:pBdr>
+        <w:tabs>
+          <w:tab w:val="left" w:pos="284"/>
         </w:tabs>
         <w:jc w:val="both"/>
         <w:rPr>
@@ -3586,12 +3480,8 @@
     </w:tbl>
     <w:p>
       <w:pPr>
-        <w:tabs>
-          <w:tab w:val="center" w:pos="1974"/>
-          <w:tab w:val="center" w:pos="7097"/>
-        </w:tabs>
         <w:rPr>
-          <w:rFonts w:ascii="TH SarabunPSK" w:eastAsia="TH Sarabun PSK" w:hAnsi="TH SarabunPSK" w:cs="TH SarabunPSK"/>
+          <w:rFonts w:ascii="TH SarabunPSK" w:eastAsia="TH Sarabun PSK" w:hAnsi="TH SarabunPSK" w:cs="TH SarabunPSK" w:hint="cs"/>
           <w:sz w:val="28"/>
           <w:szCs w:val="28"/>
         </w:rPr>
@@ -4540,7 +4430,7 @@
     <w:p>
       <w:pPr>
         <w:rPr>
-          <w:rFonts w:ascii="TH SarabunPSK" w:eastAsia="TH Sarabun PSK" w:hAnsi="TH SarabunPSK" w:cs="TH SarabunPSK"/>
+          <w:rFonts w:ascii="TH SarabunPSK" w:eastAsia="TH Sarabun PSK" w:hAnsi="TH SarabunPSK" w:cs="TH SarabunPSK" w:hint="cs"/>
           <w:sz w:val="28"/>
           <w:szCs w:val="28"/>
         </w:rPr>
@@ -4557,15 +4447,198 @@
     <w:p>
       <w:pPr>
         <w:rPr>
-          <w:rFonts w:ascii="TH SarabunPSK" w:eastAsia="TH Sarabun PSK" w:hAnsi="TH SarabunPSK" w:cs="TH SarabunPSK"/>
+          <w:rFonts w:ascii="TH SarabunPSK" w:eastAsia="TH Sarabun PSK" w:hAnsi="TH SarabunPSK" w:cs="TH SarabunPSK" w:hint="cs"/>
+          <w:sz w:val="28"/>
+          <w:szCs w:val="28"/>
+        </w:rPr>
+      </w:pPr>
+    </w:p>
+    <w:p>
+      <w:pPr>
+        <w:rPr>
+          <w:rFonts w:ascii="TH SarabunPSK" w:eastAsia="TH Sarabun PSK" w:hAnsi="TH SarabunPSK" w:cs="TH SarabunPSK" w:hint="cs"/>
+          <w:sz w:val="28"/>
+          <w:szCs w:val="28"/>
+        </w:rPr>
+      </w:pPr>
+    </w:p>
+    <w:p>
+      <w:pPr>
+        <w:rPr>
+          <w:rFonts w:ascii="TH SarabunPSK" w:eastAsia="TH Sarabun PSK" w:hAnsi="TH SarabunPSK" w:cs="TH SarabunPSK" w:hint="cs"/>
+          <w:sz w:val="28"/>
+          <w:szCs w:val="28"/>
+        </w:rPr>
+      </w:pPr>
+    </w:p>
+    <w:p>
+      <w:pPr>
+        <w:rPr>
+          <w:rFonts w:ascii="TH SarabunPSK" w:eastAsia="TH Sarabun PSK" w:hAnsi="TH SarabunPSK" w:cs="TH SarabunPSK" w:hint="cs"/>
+          <w:sz w:val="28"/>
+          <w:szCs w:val="28"/>
+        </w:rPr>
+      </w:pPr>
+    </w:p>
+    <w:p>
+      <w:pPr>
+        <w:rPr>
+          <w:rFonts w:ascii="TH SarabunPSK" w:eastAsia="TH Sarabun PSK" w:hAnsi="TH SarabunPSK" w:cs="TH SarabunPSK" w:hint="cs"/>
+          <w:sz w:val="28"/>
+          <w:szCs w:val="28"/>
+        </w:rPr>
+      </w:pPr>
+    </w:p>
+    <w:p>
+      <w:pPr>
+        <w:rPr>
+          <w:rFonts w:ascii="TH SarabunPSK" w:eastAsia="TH Sarabun PSK" w:hAnsi="TH SarabunPSK" w:cs="TH SarabunPSK" w:hint="cs"/>
+          <w:sz w:val="28"/>
+          <w:szCs w:val="28"/>
+        </w:rPr>
+      </w:pPr>
+    </w:p>
+    <w:p>
+      <w:pPr>
+        <w:rPr>
+          <w:rFonts w:ascii="TH SarabunPSK" w:eastAsia="TH Sarabun PSK" w:hAnsi="TH SarabunPSK" w:cs="TH SarabunPSK" w:hint="cs"/>
+          <w:sz w:val="28"/>
+          <w:szCs w:val="28"/>
+        </w:rPr>
+      </w:pPr>
+    </w:p>
+    <w:p>
+      <w:pPr>
+        <w:rPr>
+          <w:rFonts w:ascii="TH SarabunPSK" w:eastAsia="TH Sarabun PSK" w:hAnsi="TH SarabunPSK" w:cs="TH SarabunPSK" w:hint="cs"/>
+          <w:sz w:val="28"/>
+          <w:szCs w:val="28"/>
+        </w:rPr>
+      </w:pPr>
+    </w:p>
+    <w:p>
+      <w:pPr>
+        <w:rPr>
+          <w:rFonts w:ascii="TH SarabunPSK" w:eastAsia="TH Sarabun PSK" w:hAnsi="TH SarabunPSK" w:cs="TH SarabunPSK" w:hint="cs"/>
+          <w:sz w:val="28"/>
+          <w:szCs w:val="28"/>
+        </w:rPr>
+      </w:pPr>
+    </w:p>
+    <w:p>
+      <w:pPr>
+        <w:rPr>
+          <w:rFonts w:ascii="TH SarabunPSK" w:eastAsia="TH Sarabun PSK" w:hAnsi="TH SarabunPSK" w:cs="TH SarabunPSK" w:hint="cs"/>
+          <w:sz w:val="28"/>
+          <w:szCs w:val="28"/>
+        </w:rPr>
+      </w:pPr>
+    </w:p>
+    <w:p>
+      <w:pPr>
+        <w:rPr>
+          <w:rFonts w:ascii="TH SarabunPSK" w:eastAsia="TH Sarabun PSK" w:hAnsi="TH SarabunPSK" w:cs="TH SarabunPSK" w:hint="cs"/>
+          <w:sz w:val="28"/>
+          <w:szCs w:val="28"/>
+        </w:rPr>
+      </w:pPr>
+    </w:p>
+    <w:p>
+      <w:pPr>
+        <w:rPr>
+          <w:rFonts w:ascii="TH SarabunPSK" w:eastAsia="TH Sarabun PSK" w:hAnsi="TH SarabunPSK" w:cs="TH SarabunPSK" w:hint="cs"/>
+          <w:sz w:val="28"/>
+          <w:szCs w:val="28"/>
+        </w:rPr>
+      </w:pPr>
+    </w:p>
+    <w:p>
+      <w:pPr>
+        <w:rPr>
+          <w:rFonts w:ascii="TH SarabunPSK" w:eastAsia="TH Sarabun PSK" w:hAnsi="TH SarabunPSK" w:cs="TH SarabunPSK" w:hint="cs"/>
+          <w:sz w:val="28"/>
+          <w:szCs w:val="28"/>
+        </w:rPr>
+      </w:pPr>
+    </w:p>
+    <w:p>
+      <w:pPr>
+        <w:rPr>
+          <w:rFonts w:ascii="TH SarabunPSK" w:eastAsia="TH Sarabun PSK" w:hAnsi="TH SarabunPSK" w:cs="TH SarabunPSK" w:hint="cs"/>
+          <w:sz w:val="28"/>
+          <w:szCs w:val="28"/>
+        </w:rPr>
+      </w:pPr>
+    </w:p>
+    <w:p>
+      <w:pPr>
+        <w:rPr>
+          <w:rFonts w:ascii="TH SarabunPSK" w:eastAsia="TH Sarabun PSK" w:hAnsi="TH SarabunPSK" w:cs="TH SarabunPSK" w:hint="cs"/>
+          <w:sz w:val="28"/>
+          <w:szCs w:val="28"/>
+        </w:rPr>
+      </w:pPr>
+    </w:p>
+    <w:p>
+      <w:pPr>
+        <w:rPr>
+          <w:rFonts w:ascii="TH SarabunPSK" w:eastAsia="TH Sarabun PSK" w:hAnsi="TH SarabunPSK" w:cs="TH SarabunPSK" w:hint="cs"/>
+          <w:sz w:val="28"/>
+          <w:szCs w:val="28"/>
+        </w:rPr>
+      </w:pPr>
+    </w:p>
+    <w:p>
+      <w:pPr>
+        <w:rPr>
+          <w:rFonts w:ascii="TH SarabunPSK" w:eastAsia="TH Sarabun PSK" w:hAnsi="TH SarabunPSK" w:cs="TH SarabunPSK" w:hint="cs"/>
+          <w:sz w:val="28"/>
+          <w:szCs w:val="28"/>
+        </w:rPr>
+      </w:pPr>
+    </w:p>
+    <w:p>
+      <w:pPr>
+        <w:rPr>
+          <w:rFonts w:ascii="TH SarabunPSK" w:eastAsia="TH Sarabun PSK" w:hAnsi="TH SarabunPSK" w:cs="TH SarabunPSK" w:hint="cs"/>
+          <w:sz w:val="28"/>
+          <w:szCs w:val="28"/>
+        </w:rPr>
+      </w:pPr>
+    </w:p>
+    <w:p>
+      <w:pPr>
+        <w:rPr>
+          <w:rFonts w:ascii="TH SarabunPSK" w:eastAsia="TH Sarabun PSK" w:hAnsi="TH SarabunPSK" w:cs="TH SarabunPSK" w:hint="cs"/>
+          <w:sz w:val="28"/>
+          <w:szCs w:val="28"/>
+        </w:rPr>
+      </w:pPr>
+    </w:p>
+    <w:p>
+      <w:pPr>
+        <w:rPr>
+          <w:rFonts w:ascii="TH SarabunPSK" w:eastAsia="TH Sarabun PSK" w:hAnsi="TH SarabunPSK" w:cs="TH SarabunPSK" w:hint="cs"/>
           <w:b/>
           <w:bCs/>
           <w:sz w:val="28"/>
           <w:szCs w:val="28"/>
-          <w:cs/>
         </w:rPr>
       </w:pPr>
-      <w:r>
+    </w:p>
+    <w:p>
+      <w:pPr>
+        <w:rPr>
+          <w:rFonts w:ascii="TH SarabunPSK" w:eastAsia="TH Sarabun PSK" w:hAnsi="TH SarabunPSK" w:cs="TH SarabunPSK" w:hint="cs"/>
+          <w:b/>
+          <w:bCs/>
+          <w:sz w:val="28"/>
+          <w:szCs w:val="28"/>
+        </w:rPr>
+      </w:pPr>
+    </w:p>
+    <w:p>
+      <w:pPr>
         <w:rPr>
           <w:rFonts w:ascii="TH SarabunPSK" w:eastAsia="TH Sarabun PSK" w:hAnsi="TH SarabunPSK" w:cs="TH SarabunPSK"/>
           <w:b/>
@@ -4574,8 +4647,13 @@
           <w:szCs w:val="28"/>
           <w:cs/>
         </w:rPr>
-        <w:br w:type="page"/>
-      </w:r>
+        <w:sectPr>
+          <w:pgSz w:w="11907" w:h="16839"/>
+          <w:pgMar w:top="720" w:right="720" w:bottom="720" w:left="720" w:header="709" w:footer="709" w:gutter="0"/>
+          <w:pgNumType w:start="1"/>
+          <w:cols w:space="720"/>
+        </w:sectPr>
+      </w:pPr>
     </w:p>
     <w:p>
       <w:pPr>
@@ -4989,7 +5067,7 @@
                 <w:between w:val="nil"/>
               </w:pBdr>
               <w:rPr>
-                <w:rFonts w:ascii="TH SarabunPSK" w:eastAsia="TH Sarabun PSK" w:hAnsi="TH SarabunPSK" w:cs="TH SarabunPSK" w:hint="cs"/>
+                <w:rFonts w:ascii="TH SarabunPSK" w:eastAsia="TH Sarabun PSK" w:hAnsi="TH SarabunPSK" w:cs="TH SarabunPSK"/>
                 <w:sz w:val="28"/>
                 <w:szCs w:val="28"/>
               </w:rPr>
@@ -5141,7 +5219,7 @@
                 <w:between w:val="nil"/>
               </w:pBdr>
               <w:rPr>
-                <w:rFonts w:ascii="TH SarabunPSK" w:eastAsia="TH Sarabun PSK" w:hAnsi="TH SarabunPSK" w:cs="TH SarabunPSK" w:hint="cs"/>
+                <w:rFonts w:ascii="TH SarabunPSK" w:eastAsia="TH Sarabun PSK" w:hAnsi="TH SarabunPSK" w:cs="TH SarabunPSK"/>
                 <w:sz w:val="28"/>
                 <w:szCs w:val="28"/>
               </w:rPr>
@@ -5295,7 +5373,7 @@
                 <w:between w:val="nil"/>
               </w:pBdr>
               <w:rPr>
-                <w:rFonts w:ascii="TH SarabunPSK" w:eastAsia="TH Sarabun PSK" w:hAnsi="TH SarabunPSK" w:cs="TH SarabunPSK" w:hint="cs"/>
+                <w:rFonts w:ascii="TH SarabunPSK" w:eastAsia="TH Sarabun PSK" w:hAnsi="TH SarabunPSK" w:cs="TH SarabunPSK"/>
                 <w:sz w:val="28"/>
                 <w:szCs w:val="28"/>
               </w:rPr>
@@ -5449,7 +5527,7 @@
                 <w:between w:val="nil"/>
               </w:pBdr>
               <w:rPr>
-                <w:rFonts w:ascii="TH SarabunPSK" w:eastAsia="TH Sarabun PSK" w:hAnsi="TH SarabunPSK" w:cs="TH SarabunPSK" w:hint="cs"/>
+                <w:rFonts w:ascii="TH SarabunPSK" w:eastAsia="TH Sarabun PSK" w:hAnsi="TH SarabunPSK" w:cs="TH SarabunPSK"/>
                 <w:sz w:val="28"/>
                 <w:szCs w:val="28"/>
               </w:rPr>
@@ -5603,7 +5681,7 @@
                 <w:between w:val="nil"/>
               </w:pBdr>
               <w:rPr>
-                <w:rFonts w:ascii="TH SarabunPSK" w:eastAsia="TH Sarabun PSK" w:hAnsi="TH SarabunPSK" w:cs="TH SarabunPSK" w:hint="cs"/>
+                <w:rFonts w:ascii="TH SarabunPSK" w:eastAsia="TH Sarabun PSK" w:hAnsi="TH SarabunPSK" w:cs="TH SarabunPSK"/>
                 <w:sz w:val="28"/>
                 <w:szCs w:val="28"/>
               </w:rPr>
@@ -5757,7 +5835,7 @@
                 <w:between w:val="nil"/>
               </w:pBdr>
               <w:rPr>
-                <w:rFonts w:ascii="TH SarabunPSK" w:eastAsia="TH Sarabun PSK" w:hAnsi="TH SarabunPSK" w:cs="TH SarabunPSK" w:hint="cs"/>
+                <w:rFonts w:ascii="TH SarabunPSK" w:eastAsia="TH Sarabun PSK" w:hAnsi="TH SarabunPSK" w:cs="TH SarabunPSK"/>
                 <w:sz w:val="28"/>
                 <w:szCs w:val="28"/>
               </w:rPr>
@@ -5911,7 +5989,7 @@
                 <w:between w:val="nil"/>
               </w:pBdr>
               <w:rPr>
-                <w:rFonts w:ascii="TH SarabunPSK" w:eastAsia="TH Sarabun PSK" w:hAnsi="TH SarabunPSK" w:cs="TH SarabunPSK" w:hint="cs"/>
+                <w:rFonts w:ascii="TH SarabunPSK" w:eastAsia="TH Sarabun PSK" w:hAnsi="TH SarabunPSK" w:cs="TH SarabunPSK"/>
                 <w:sz w:val="28"/>
                 <w:szCs w:val="28"/>
               </w:rPr>
@@ -6334,6 +6412,7 @@
           <w:p>
             <w:pPr>
               <w:keepNext/>
+              <w:jc w:val="center"/>
               <w:rPr>
                 <w:rFonts w:ascii="TH SarabunPSK" w:eastAsia="TH Sarabun PSK" w:hAnsi="TH SarabunPSK" w:cs="TH SarabunPSK"/>
                 <w:sz w:val="28"/>
@@ -7066,27 +7145,9 @@
           <w:szCs w:val="28"/>
           <w:cs/>
         </w:rPr>
-        <w:sectPr>
-          <w:pgSz w:w="11907" w:h="16839"/>
-          <w:pgMar w:top="720" w:right="720" w:bottom="720" w:left="720" w:header="709" w:footer="709" w:gutter="0"/>
-          <w:pgNumType w:start="1"/>
-          <w:cols w:space="720"/>
-        </w:sectPr>
       </w:pPr>
       <w:bookmarkStart w:id="0" w:name="_GoBack"/>
       <w:bookmarkEnd w:id="0"/>
-    </w:p>
-    <w:p>
-      <w:pPr>
-        <w:rPr>
-          <w:rFonts w:ascii="TH SarabunPSK" w:eastAsia="TH Sarabun PSK" w:hAnsi="TH SarabunPSK" w:cs="TH SarabunPSK" w:hint="cs"/>
-          <w:b/>
-          <w:bCs/>
-          <w:sz w:val="28"/>
-          <w:szCs w:val="28"/>
-          <w:cs/>
-        </w:rPr>
-      </w:pPr>
     </w:p>
     <w:sectPr>
       <w:pgSz w:w="11907" w:h="16839"/>
@@ -8855,7 +8916,7 @@
 </file>
 
 <file path=customXml/itemProps1.xml><?xml version="1.0" encoding="utf-8"?>
-<ds:datastoreItem xmlns:ds="http://schemas.openxmlformats.org/officeDocument/2006/customXml" ds:itemID="{92588AA2-A8B8-44F8-9D14-31B724170677}">
+<ds:datastoreItem xmlns:ds="http://schemas.openxmlformats.org/officeDocument/2006/customXml" ds:itemID="{CF4DB2D8-DAFF-4585-9BE0-9E0E971406BF}">
   <ds:schemaRefs>
     <ds:schemaRef ds:uri="http://schemas.openxmlformats.org/officeDocument/2006/bibliography"/>
   </ds:schemaRefs>
